--- a/Documentatie_tehnica.docx
+++ b/Documentatie_tehnica.docx
@@ -3557,7 +3557,6 @@
                                     <w:text/>
                                   </w:sdtPr>
                                   <w:sdtContent>
-                                    <w:proofErr w:type="spellStart"/>
                                     <w:r>
                                       <w:rPr>
                                         <w:rFonts w:ascii="Times New Roman" w:hAnsi="Times New Roman" w:cs="Times New Roman"/>
@@ -3565,17 +3564,7 @@
                                         <w:sz w:val="32"/>
                                         <w:szCs w:val="32"/>
                                       </w:rPr>
-                                      <w:t>Sd</w:t>
-                                    </w:r>
-                                    <w:proofErr w:type="spellEnd"/>
-                                    <w:r>
-                                      <w:rPr>
-                                        <w:rFonts w:ascii="Times New Roman" w:hAnsi="Times New Roman" w:cs="Times New Roman"/>
-                                        <w:color w:val="000000" w:themeColor="text1"/>
-                                        <w:sz w:val="32"/>
-                                        <w:szCs w:val="32"/>
-                                      </w:rPr>
-                                      <w:t>. Cap. Drăgan Alessia-Ioana</w:t>
+                                      <w:t>Sd. Cap. Drăgan Alessia-Ioana</w:t>
                                     </w:r>
                                   </w:sdtContent>
                                 </w:sdt>
@@ -3962,6 +3951,15 @@
     <w:p/>
     <w:sdt>
       <w:sdtPr>
+        <w:rPr>
+          <w:rFonts w:asciiTheme="minorHAnsi" w:eastAsiaTheme="minorHAnsi" w:hAnsiTheme="minorHAnsi" w:cstheme="minorBidi"/>
+          <w:color w:val="auto"/>
+          <w:kern w:val="2"/>
+          <w:sz w:val="24"/>
+          <w:szCs w:val="24"/>
+          <w:lang w:eastAsia="en-US"/>
+          <w14:ligatures w14:val="standardContextual"/>
+        </w:rPr>
         <w:id w:val="-997342702"/>
         <w:docPartObj>
           <w:docPartGallery w:val="Table of Contents"/>
@@ -3970,15 +3968,8 @@
       </w:sdtPr>
       <w:sdtEndPr>
         <w:rPr>
-          <w:rFonts w:asciiTheme="minorHAnsi" w:eastAsiaTheme="minorHAnsi" w:hAnsiTheme="minorHAnsi" w:cstheme="minorBidi"/>
           <w:b/>
           <w:bCs/>
-          <w:color w:val="auto"/>
-          <w:kern w:val="2"/>
-          <w:sz w:val="24"/>
-          <w:szCs w:val="24"/>
-          <w:lang w:eastAsia="en-US"/>
-          <w14:ligatures w14:val="standardContextual"/>
         </w:rPr>
       </w:sdtEndPr>
       <w:sdtContent>
@@ -7243,7 +7234,7 @@
         <w:t>Ruta Index (/):</w:t>
       </w:r>
       <w:r>
-        <w:t xml:space="preserve"> Reprezintă punctul de acces principal ([http://127.0.0.1:5000/](http://127.0.0.1:5000/)). Când este apelată, serverul returnează instantaneu structura unui formular gol, pregătit pentru completare.</w:t>
+        <w:t xml:space="preserve"> Reprezintă punctul de acces principal (http://127.0.0.1:5000/). Când este apelată, serverul returnează instantaneu structura unui formular gol, pregătit pentru completare.</w:t>
       </w:r>
     </w:p>
     <w:p>
@@ -8684,7 +8675,7 @@
         <w:rPr>
           <w:rFonts w:ascii="Times New Roman" w:hAnsi="Times New Roman" w:cs="Times New Roman"/>
         </w:rPr>
-        <w:t xml:space="preserve"> web și accesează adresa locală: [http://127.0.0.1:5000/](http://127.0.0.1:5000/)</w:t>
+        <w:t xml:space="preserve"> web și accesează adresa locală: http://127.0.0.1:5000/</w:t>
       </w:r>
     </w:p>
     <w:p>
@@ -9007,6 +8998,15 @@
         </w:rPr>
         <w:t xml:space="preserve"> cu valorile salvate anterior, permițând actualizarea lor rapidă.</w:t>
       </w:r>
+    </w:p>
+    <w:p>
+      <w:pPr>
+        <w:ind w:left="1440"/>
+        <w:jc w:val="both"/>
+        <w:rPr>
+          <w:rFonts w:ascii="Times New Roman" w:hAnsi="Times New Roman" w:cs="Times New Roman"/>
+        </w:rPr>
+      </w:pPr>
     </w:p>
     <w:p>
       <w:pPr>

--- a/Documentatie_tehnica.docx
+++ b/Documentatie_tehnica.docx
@@ -4,25 +4,25 @@
   <w:body>
     <w:sdt>
       <w:sdtPr>
-        <w:rPr>
-          <w:rFonts w:eastAsiaTheme="minorHAnsi"/>
-          <w:kern w:val="2"/>
-          <w:sz w:val="24"/>
-          <w:szCs w:val="24"/>
-          <w:lang w:eastAsia="en-US"/>
-          <w14:ligatures w14:val="standardContextual"/>
-        </w:rPr>
-        <w:id w:val="-1216041260"/>
+        <w:id w:val="1908417816"/>
         <w:docPartObj>
           <w:docPartGallery w:val="Cover Pages"/>
           <w:docPartUnique/>
         </w:docPartObj>
       </w:sdtPr>
+      <w:sdtEndPr>
+        <w:rPr>
+          <w:rFonts w:ascii="Times New Roman" w:eastAsiaTheme="majorEastAsia" w:hAnsi="Times New Roman" w:cs="Times New Roman"/>
+          <w:color w:val="262626" w:themeColor="text1" w:themeTint="D9"/>
+          <w:kern w:val="0"/>
+          <w:sz w:val="72"/>
+          <w:szCs w:val="72"/>
+          <w:lang w:eastAsia="ro-RO"/>
+          <w14:ligatures w14:val="none"/>
+        </w:rPr>
+      </w:sdtEndPr>
       <w:sdtContent>
         <w:p>
-          <w:pPr>
-            <w:pStyle w:val="Frspaiere"/>
-          </w:pPr>
           <w:r>
             <w:rPr>
               <w:noProof/>
@@ -30,27 +30,27 @@
             <mc:AlternateContent>
               <mc:Choice Requires="wpg">
                 <w:drawing>
-                  <wp:anchor distT="0" distB="0" distL="114300" distR="114300" simplePos="0" relativeHeight="251659264" behindDoc="1" locked="0" layoutInCell="1" allowOverlap="1" wp14:anchorId="6CE1B446" wp14:editId="667EC92C">
+                  <wp:anchor distT="0" distB="0" distL="114300" distR="114300" simplePos="0" relativeHeight="251662336" behindDoc="0" locked="0" layoutInCell="1" allowOverlap="1" wp14:anchorId="7E1189A8" wp14:editId="4D54FBD5">
                     <wp:simplePos x="0" y="0"/>
+                    <wp:positionH relativeFrom="page">
+                      <wp:align>center</wp:align>
+                    </wp:positionH>
                     <mc:AlternateContent>
                       <mc:Choice Requires="wp14">
-                        <wp:positionH relativeFrom="page">
-                          <wp14:pctPosHOffset>4000</wp14:pctPosHOffset>
-                        </wp:positionH>
+                        <wp:positionV relativeFrom="page">
+                          <wp14:pctPosVOffset>2300</wp14:pctPosVOffset>
+                        </wp:positionV>
                       </mc:Choice>
                       <mc:Fallback>
-                        <wp:positionH relativeFrom="page">
-                          <wp:posOffset>302260</wp:posOffset>
-                        </wp:positionH>
+                        <wp:positionV relativeFrom="page">
+                          <wp:posOffset>245745</wp:posOffset>
+                        </wp:positionV>
                       </mc:Fallback>
                     </mc:AlternateContent>
-                    <wp:positionV relativeFrom="page">
-                      <wp:align>center</wp:align>
-                    </wp:positionV>
-                    <wp:extent cx="2133600" cy="9125712"/>
-                    <wp:effectExtent l="0" t="0" r="19050" b="15240"/>
+                    <wp:extent cx="7315200" cy="1215391"/>
+                    <wp:effectExtent l="0" t="0" r="0" b="1905"/>
                     <wp:wrapNone/>
-                    <wp:docPr id="2" name="Grup 2"/>
+                    <wp:docPr id="149" name="Grup 149"/>
                     <wp:cNvGraphicFramePr/>
                     <a:graphic xmlns:a="http://schemas.openxmlformats.org/drawingml/2006/main">
                       <a:graphicData uri="http://schemas.microsoft.com/office/word/2010/wordprocessingGroup">
@@ -59,25 +59,139 @@
                           <wpg:grpSpPr>
                             <a:xfrm>
                               <a:off x="0" y="0"/>
-                              <a:ext cx="2133600" cy="9125712"/>
-                              <a:chOff x="0" y="0"/>
-                              <a:chExt cx="2133600" cy="9125712"/>
+                              <a:ext cx="7315200" cy="1215391"/>
+                              <a:chOff x="0" y="-1"/>
+                              <a:chExt cx="7315200" cy="1216153"/>
                             </a:xfrm>
                           </wpg:grpSpPr>
                           <wps:wsp>
-                            <wps:cNvPr id="3" name="Dreptunghi 3"/>
+                            <wps:cNvPr id="150" name="Dreptunghi 51"/>
                             <wps:cNvSpPr/>
                             <wps:spPr>
                               <a:xfrm>
-                                <a:off x="0" y="0"/>
-                                <a:ext cx="194535" cy="9125712"/>
+                                <a:off x="0" y="-1"/>
+                                <a:ext cx="7315200" cy="1130373"/>
                               </a:xfrm>
-                              <a:prstGeom prst="rect">
+                              <a:custGeom>
                                 <a:avLst/>
-                              </a:prstGeom>
-                              <a:solidFill>
-                                <a:schemeClr val="tx2"/>
-                              </a:solidFill>
+                                <a:gdLst>
+                                  <a:gd name="connsiteX0" fmla="*/ 0 w 7312660"/>
+                                  <a:gd name="connsiteY0" fmla="*/ 0 h 1215390"/>
+                                  <a:gd name="connsiteX1" fmla="*/ 7312660 w 7312660"/>
+                                  <a:gd name="connsiteY1" fmla="*/ 0 h 1215390"/>
+                                  <a:gd name="connsiteX2" fmla="*/ 7312660 w 7312660"/>
+                                  <a:gd name="connsiteY2" fmla="*/ 1215390 h 1215390"/>
+                                  <a:gd name="connsiteX3" fmla="*/ 0 w 7312660"/>
+                                  <a:gd name="connsiteY3" fmla="*/ 1215390 h 1215390"/>
+                                  <a:gd name="connsiteX4" fmla="*/ 0 w 7312660"/>
+                                  <a:gd name="connsiteY4" fmla="*/ 0 h 1215390"/>
+                                  <a:gd name="connsiteX0" fmla="*/ 0 w 7312660"/>
+                                  <a:gd name="connsiteY0" fmla="*/ 0 h 1215390"/>
+                                  <a:gd name="connsiteX1" fmla="*/ 7312660 w 7312660"/>
+                                  <a:gd name="connsiteY1" fmla="*/ 0 h 1215390"/>
+                                  <a:gd name="connsiteX2" fmla="*/ 7312660 w 7312660"/>
+                                  <a:gd name="connsiteY2" fmla="*/ 1215390 h 1215390"/>
+                                  <a:gd name="connsiteX3" fmla="*/ 3667125 w 7312660"/>
+                                  <a:gd name="connsiteY3" fmla="*/ 1209675 h 1215390"/>
+                                  <a:gd name="connsiteX4" fmla="*/ 0 w 7312660"/>
+                                  <a:gd name="connsiteY4" fmla="*/ 1215390 h 1215390"/>
+                                  <a:gd name="connsiteX5" fmla="*/ 0 w 7312660"/>
+                                  <a:gd name="connsiteY5" fmla="*/ 0 h 1215390"/>
+                                  <a:gd name="connsiteX0" fmla="*/ 0 w 7312660"/>
+                                  <a:gd name="connsiteY0" fmla="*/ 0 h 1215390"/>
+                                  <a:gd name="connsiteX1" fmla="*/ 7312660 w 7312660"/>
+                                  <a:gd name="connsiteY1" fmla="*/ 0 h 1215390"/>
+                                  <a:gd name="connsiteX2" fmla="*/ 7312660 w 7312660"/>
+                                  <a:gd name="connsiteY2" fmla="*/ 1215390 h 1215390"/>
+                                  <a:gd name="connsiteX3" fmla="*/ 3619500 w 7312660"/>
+                                  <a:gd name="connsiteY3" fmla="*/ 733425 h 1215390"/>
+                                  <a:gd name="connsiteX4" fmla="*/ 0 w 7312660"/>
+                                  <a:gd name="connsiteY4" fmla="*/ 1215390 h 1215390"/>
+                                  <a:gd name="connsiteX5" fmla="*/ 0 w 7312660"/>
+                                  <a:gd name="connsiteY5" fmla="*/ 0 h 1215390"/>
+                                  <a:gd name="connsiteX0" fmla="*/ 0 w 7312660"/>
+                                  <a:gd name="connsiteY0" fmla="*/ 0 h 1215390"/>
+                                  <a:gd name="connsiteX1" fmla="*/ 7312660 w 7312660"/>
+                                  <a:gd name="connsiteY1" fmla="*/ 0 h 1215390"/>
+                                  <a:gd name="connsiteX2" fmla="*/ 7312660 w 7312660"/>
+                                  <a:gd name="connsiteY2" fmla="*/ 1129665 h 1215390"/>
+                                  <a:gd name="connsiteX3" fmla="*/ 3619500 w 7312660"/>
+                                  <a:gd name="connsiteY3" fmla="*/ 733425 h 1215390"/>
+                                  <a:gd name="connsiteX4" fmla="*/ 0 w 7312660"/>
+                                  <a:gd name="connsiteY4" fmla="*/ 1215390 h 1215390"/>
+                                  <a:gd name="connsiteX5" fmla="*/ 0 w 7312660"/>
+                                  <a:gd name="connsiteY5" fmla="*/ 0 h 1215390"/>
+                                  <a:gd name="connsiteX0" fmla="*/ 9525 w 7322185"/>
+                                  <a:gd name="connsiteY0" fmla="*/ 0 h 1129665"/>
+                                  <a:gd name="connsiteX1" fmla="*/ 7322185 w 7322185"/>
+                                  <a:gd name="connsiteY1" fmla="*/ 0 h 1129665"/>
+                                  <a:gd name="connsiteX2" fmla="*/ 7322185 w 7322185"/>
+                                  <a:gd name="connsiteY2" fmla="*/ 1129665 h 1129665"/>
+                                  <a:gd name="connsiteX3" fmla="*/ 3629025 w 7322185"/>
+                                  <a:gd name="connsiteY3" fmla="*/ 733425 h 1129665"/>
+                                  <a:gd name="connsiteX4" fmla="*/ 0 w 7322185"/>
+                                  <a:gd name="connsiteY4" fmla="*/ 1091565 h 1129665"/>
+                                  <a:gd name="connsiteX5" fmla="*/ 9525 w 7322185"/>
+                                  <a:gd name="connsiteY5" fmla="*/ 0 h 1129665"/>
+                                  <a:gd name="connsiteX0" fmla="*/ 0 w 7312660"/>
+                                  <a:gd name="connsiteY0" fmla="*/ 0 h 1129665"/>
+                                  <a:gd name="connsiteX1" fmla="*/ 7312660 w 7312660"/>
+                                  <a:gd name="connsiteY1" fmla="*/ 0 h 1129665"/>
+                                  <a:gd name="connsiteX2" fmla="*/ 7312660 w 7312660"/>
+                                  <a:gd name="connsiteY2" fmla="*/ 1129665 h 1129665"/>
+                                  <a:gd name="connsiteX3" fmla="*/ 3619500 w 7312660"/>
+                                  <a:gd name="connsiteY3" fmla="*/ 733425 h 1129665"/>
+                                  <a:gd name="connsiteX4" fmla="*/ 0 w 7312660"/>
+                                  <a:gd name="connsiteY4" fmla="*/ 1091565 h 1129665"/>
+                                  <a:gd name="connsiteX5" fmla="*/ 0 w 7312660"/>
+                                  <a:gd name="connsiteY5" fmla="*/ 0 h 1129665"/>
+                                </a:gdLst>
+                                <a:ahLst/>
+                                <a:cxnLst>
+                                  <a:cxn ang="0">
+                                    <a:pos x="connsiteX0" y="connsiteY0"/>
+                                  </a:cxn>
+                                  <a:cxn ang="0">
+                                    <a:pos x="connsiteX1" y="connsiteY1"/>
+                                  </a:cxn>
+                                  <a:cxn ang="0">
+                                    <a:pos x="connsiteX2" y="connsiteY2"/>
+                                  </a:cxn>
+                                  <a:cxn ang="0">
+                                    <a:pos x="connsiteX3" y="connsiteY3"/>
+                                  </a:cxn>
+                                  <a:cxn ang="0">
+                                    <a:pos x="connsiteX4" y="connsiteY4"/>
+                                  </a:cxn>
+                                  <a:cxn ang="0">
+                                    <a:pos x="connsiteX5" y="connsiteY5"/>
+                                  </a:cxn>
+                                </a:cxnLst>
+                                <a:rect l="l" t="t" r="r" b="b"/>
+                                <a:pathLst>
+                                  <a:path w="7312660" h="1129665">
+                                    <a:moveTo>
+                                      <a:pt x="0" y="0"/>
+                                    </a:moveTo>
+                                    <a:lnTo>
+                                      <a:pt x="7312660" y="0"/>
+                                    </a:lnTo>
+                                    <a:lnTo>
+                                      <a:pt x="7312660" y="1129665"/>
+                                    </a:lnTo>
+                                    <a:lnTo>
+                                      <a:pt x="3619500" y="733425"/>
+                                    </a:lnTo>
+                                    <a:lnTo>
+                                      <a:pt x="0" y="1091565"/>
+                                    </a:lnTo>
+                                    <a:lnTo>
+                                      <a:pt x="0" y="0"/>
+                                    </a:lnTo>
+                                    <a:close/>
+                                  </a:path>
+                                </a:pathLst>
+                              </a:custGeom>
                               <a:ln>
                                 <a:noFill/>
                               </a:ln>
@@ -98,3367 +212,220 @@
                                 <a:schemeClr val="lt1"/>
                               </a:fontRef>
                             </wps:style>
-                            <wps:bodyPr rot="0" spcFirstLastPara="0" vert="horz" wrap="square" lIns="91440" tIns="45720" rIns="91440" bIns="45720" numCol="1" spcCol="0" rtlCol="0" fromWordArt="0" anchor="ctr" anchorCtr="0" forceAA="0" compatLnSpc="1">
+                            <wps:bodyPr rot="0" spcFirstLastPara="0" vertOverflow="overflow" horzOverflow="overflow" vert="horz" wrap="square" lIns="91440" tIns="45720" rIns="91440" bIns="45720" numCol="1" spcCol="0" rtlCol="0" fromWordArt="0" anchor="ctr" anchorCtr="0" forceAA="0" compatLnSpc="1">
                               <a:prstTxWarp prst="textNoShape">
                                 <a:avLst/>
                               </a:prstTxWarp>
                               <a:noAutofit/>
                             </wps:bodyPr>
                           </wps:wsp>
-                          <wpg:grpSp>
-                            <wpg:cNvPr id="5" name="Grup 5"/>
-                            <wpg:cNvGrpSpPr/>
-                            <wpg:grpSpPr>
+                          <wps:wsp>
+                            <wps:cNvPr id="151" name="Dreptunghi 151"/>
+                            <wps:cNvSpPr/>
+                            <wps:spPr>
                               <a:xfrm>
-                                <a:off x="76200" y="4210050"/>
-                                <a:ext cx="2057400" cy="4910328"/>
-                                <a:chOff x="80645" y="4211812"/>
-                                <a:chExt cx="1306273" cy="3121026"/>
+                                <a:off x="0" y="0"/>
+                                <a:ext cx="7315200" cy="1216152"/>
                               </a:xfrm>
-                            </wpg:grpSpPr>
-                            <wpg:grpSp>
-                              <wpg:cNvPr id="6" name="Grup 6"/>
-                              <wpg:cNvGrpSpPr>
-                                <a:grpSpLocks noChangeAspect="1"/>
-                              </wpg:cNvGrpSpPr>
-                              <wpg:grpSpPr>
-                                <a:xfrm>
-                                  <a:off x="141062" y="4211812"/>
-                                  <a:ext cx="1047750" cy="3121026"/>
-                                  <a:chOff x="141062" y="4211812"/>
-                                  <a:chExt cx="1047750" cy="3121026"/>
-                                </a:xfrm>
-                              </wpg:grpSpPr>
-                              <wps:wsp>
-                                <wps:cNvPr id="20" name="Formă liberă 20"/>
-                                <wps:cNvSpPr>
-                                  <a:spLocks/>
-                                </wps:cNvSpPr>
-                                <wps:spPr bwMode="auto">
-                                  <a:xfrm>
-                                    <a:off x="369662" y="6216825"/>
-                                    <a:ext cx="193675" cy="698500"/>
-                                  </a:xfrm>
-                                  <a:custGeom>
-                                    <a:avLst/>
-                                    <a:gdLst>
-                                      <a:gd name="T0" fmla="*/ 0 w 122"/>
-                                      <a:gd name="T1" fmla="*/ 0 h 440"/>
-                                      <a:gd name="T2" fmla="*/ 39 w 122"/>
-                                      <a:gd name="T3" fmla="*/ 152 h 440"/>
-                                      <a:gd name="T4" fmla="*/ 84 w 122"/>
-                                      <a:gd name="T5" fmla="*/ 304 h 440"/>
-                                      <a:gd name="T6" fmla="*/ 122 w 122"/>
-                                      <a:gd name="T7" fmla="*/ 417 h 440"/>
-                                      <a:gd name="T8" fmla="*/ 122 w 122"/>
-                                      <a:gd name="T9" fmla="*/ 440 h 440"/>
-                                      <a:gd name="T10" fmla="*/ 76 w 122"/>
-                                      <a:gd name="T11" fmla="*/ 306 h 440"/>
-                                      <a:gd name="T12" fmla="*/ 39 w 122"/>
-                                      <a:gd name="T13" fmla="*/ 180 h 440"/>
-                                      <a:gd name="T14" fmla="*/ 6 w 122"/>
-                                      <a:gd name="T15" fmla="*/ 53 h 440"/>
-                                      <a:gd name="T16" fmla="*/ 0 w 122"/>
-                                      <a:gd name="T17" fmla="*/ 0 h 440"/>
-                                    </a:gdLst>
-                                    <a:ahLst/>
-                                    <a:cxnLst>
-                                      <a:cxn ang="0">
-                                        <a:pos x="T0" y="T1"/>
-                                      </a:cxn>
-                                      <a:cxn ang="0">
-                                        <a:pos x="T2" y="T3"/>
-                                      </a:cxn>
-                                      <a:cxn ang="0">
-                                        <a:pos x="T4" y="T5"/>
-                                      </a:cxn>
-                                      <a:cxn ang="0">
-                                        <a:pos x="T6" y="T7"/>
-                                      </a:cxn>
-                                      <a:cxn ang="0">
-                                        <a:pos x="T8" y="T9"/>
-                                      </a:cxn>
-                                      <a:cxn ang="0">
-                                        <a:pos x="T10" y="T11"/>
-                                      </a:cxn>
-                                      <a:cxn ang="0">
-                                        <a:pos x="T12" y="T13"/>
-                                      </a:cxn>
-                                      <a:cxn ang="0">
-                                        <a:pos x="T14" y="T15"/>
-                                      </a:cxn>
-                                      <a:cxn ang="0">
-                                        <a:pos x="T16" y="T17"/>
-                                      </a:cxn>
-                                    </a:cxnLst>
-                                    <a:rect l="0" t="0" r="r" b="b"/>
-                                    <a:pathLst>
-                                      <a:path w="122" h="440">
-                                        <a:moveTo>
-                                          <a:pt x="0" y="0"/>
-                                        </a:moveTo>
-                                        <a:lnTo>
-                                          <a:pt x="39" y="152"/>
-                                        </a:lnTo>
-                                        <a:lnTo>
-                                          <a:pt x="84" y="304"/>
-                                        </a:lnTo>
-                                        <a:lnTo>
-                                          <a:pt x="122" y="417"/>
-                                        </a:lnTo>
-                                        <a:lnTo>
-                                          <a:pt x="122" y="440"/>
-                                        </a:lnTo>
-                                        <a:lnTo>
-                                          <a:pt x="76" y="306"/>
-                                        </a:lnTo>
-                                        <a:lnTo>
-                                          <a:pt x="39" y="180"/>
-                                        </a:lnTo>
-                                        <a:lnTo>
-                                          <a:pt x="6" y="53"/>
-                                        </a:lnTo>
-                                        <a:lnTo>
-                                          <a:pt x="0" y="0"/>
-                                        </a:lnTo>
-                                        <a:close/>
-                                      </a:path>
-                                    </a:pathLst>
-                                  </a:custGeom>
-                                  <a:solidFill>
-                                    <a:schemeClr val="tx2"/>
-                                  </a:solidFill>
-                                  <a:ln w="0">
-                                    <a:solidFill>
-                                      <a:schemeClr val="tx2"/>
-                                    </a:solidFill>
-                                    <a:prstDash val="solid"/>
-                                    <a:round/>
-                                    <a:headEnd/>
-                                    <a:tailEnd/>
-                                  </a:ln>
-                                </wps:spPr>
-                                <wps:bodyPr vert="horz" wrap="square" lIns="91440" tIns="45720" rIns="91440" bIns="45720" numCol="1" anchor="t" anchorCtr="0" compatLnSpc="1">
-                                  <a:prstTxWarp prst="textNoShape">
-                                    <a:avLst/>
-                                  </a:prstTxWarp>
-                                </wps:bodyPr>
-                              </wps:wsp>
-                              <wps:wsp>
-                                <wps:cNvPr id="21" name="Formă liberă 21"/>
-                                <wps:cNvSpPr>
-                                  <a:spLocks/>
-                                </wps:cNvSpPr>
-                                <wps:spPr bwMode="auto">
-                                  <a:xfrm>
-                                    <a:off x="572862" y="6905800"/>
-                                    <a:ext cx="184150" cy="427038"/>
-                                  </a:xfrm>
-                                  <a:custGeom>
-                                    <a:avLst/>
-                                    <a:gdLst>
-                                      <a:gd name="T0" fmla="*/ 0 w 116"/>
-                                      <a:gd name="T1" fmla="*/ 0 h 269"/>
-                                      <a:gd name="T2" fmla="*/ 8 w 116"/>
-                                      <a:gd name="T3" fmla="*/ 19 h 269"/>
-                                      <a:gd name="T4" fmla="*/ 37 w 116"/>
-                                      <a:gd name="T5" fmla="*/ 93 h 269"/>
-                                      <a:gd name="T6" fmla="*/ 67 w 116"/>
-                                      <a:gd name="T7" fmla="*/ 167 h 269"/>
-                                      <a:gd name="T8" fmla="*/ 116 w 116"/>
-                                      <a:gd name="T9" fmla="*/ 269 h 269"/>
-                                      <a:gd name="T10" fmla="*/ 108 w 116"/>
-                                      <a:gd name="T11" fmla="*/ 269 h 269"/>
-                                      <a:gd name="T12" fmla="*/ 60 w 116"/>
-                                      <a:gd name="T13" fmla="*/ 169 h 269"/>
-                                      <a:gd name="T14" fmla="*/ 30 w 116"/>
-                                      <a:gd name="T15" fmla="*/ 98 h 269"/>
-                                      <a:gd name="T16" fmla="*/ 1 w 116"/>
-                                      <a:gd name="T17" fmla="*/ 25 h 269"/>
-                                      <a:gd name="T18" fmla="*/ 0 w 116"/>
-                                      <a:gd name="T19" fmla="*/ 0 h 269"/>
-                                    </a:gdLst>
-                                    <a:ahLst/>
-                                    <a:cxnLst>
-                                      <a:cxn ang="0">
-                                        <a:pos x="T0" y="T1"/>
-                                      </a:cxn>
-                                      <a:cxn ang="0">
-                                        <a:pos x="T2" y="T3"/>
-                                      </a:cxn>
-                                      <a:cxn ang="0">
-                                        <a:pos x="T4" y="T5"/>
-                                      </a:cxn>
-                                      <a:cxn ang="0">
-                                        <a:pos x="T6" y="T7"/>
-                                      </a:cxn>
-                                      <a:cxn ang="0">
-                                        <a:pos x="T8" y="T9"/>
-                                      </a:cxn>
-                                      <a:cxn ang="0">
-                                        <a:pos x="T10" y="T11"/>
-                                      </a:cxn>
-                                      <a:cxn ang="0">
-                                        <a:pos x="T12" y="T13"/>
-                                      </a:cxn>
-                                      <a:cxn ang="0">
-                                        <a:pos x="T14" y="T15"/>
-                                      </a:cxn>
-                                      <a:cxn ang="0">
-                                        <a:pos x="T16" y="T17"/>
-                                      </a:cxn>
-                                      <a:cxn ang="0">
-                                        <a:pos x="T18" y="T19"/>
-                                      </a:cxn>
-                                    </a:cxnLst>
-                                    <a:rect l="0" t="0" r="r" b="b"/>
-                                    <a:pathLst>
-                                      <a:path w="116" h="269">
-                                        <a:moveTo>
-                                          <a:pt x="0" y="0"/>
-                                        </a:moveTo>
-                                        <a:lnTo>
-                                          <a:pt x="8" y="19"/>
-                                        </a:lnTo>
-                                        <a:lnTo>
-                                          <a:pt x="37" y="93"/>
-                                        </a:lnTo>
-                                        <a:lnTo>
-                                          <a:pt x="67" y="167"/>
-                                        </a:lnTo>
-                                        <a:lnTo>
-                                          <a:pt x="116" y="269"/>
-                                        </a:lnTo>
-                                        <a:lnTo>
-                                          <a:pt x="108" y="269"/>
-                                        </a:lnTo>
-                                        <a:lnTo>
-                                          <a:pt x="60" y="169"/>
-                                        </a:lnTo>
-                                        <a:lnTo>
-                                          <a:pt x="30" y="98"/>
-                                        </a:lnTo>
-                                        <a:lnTo>
-                                          <a:pt x="1" y="25"/>
-                                        </a:lnTo>
-                                        <a:lnTo>
-                                          <a:pt x="0" y="0"/>
-                                        </a:lnTo>
-                                        <a:close/>
-                                      </a:path>
-                                    </a:pathLst>
-                                  </a:custGeom>
-                                  <a:solidFill>
-                                    <a:schemeClr val="tx2"/>
-                                  </a:solidFill>
-                                  <a:ln w="0">
-                                    <a:solidFill>
-                                      <a:schemeClr val="tx2"/>
-                                    </a:solidFill>
-                                    <a:prstDash val="solid"/>
-                                    <a:round/>
-                                    <a:headEnd/>
-                                    <a:tailEnd/>
-                                  </a:ln>
-                                </wps:spPr>
-                                <wps:bodyPr vert="horz" wrap="square" lIns="91440" tIns="45720" rIns="91440" bIns="45720" numCol="1" anchor="t" anchorCtr="0" compatLnSpc="1">
-                                  <a:prstTxWarp prst="textNoShape">
-                                    <a:avLst/>
-                                  </a:prstTxWarp>
-                                </wps:bodyPr>
-                              </wps:wsp>
-                              <wps:wsp>
-                                <wps:cNvPr id="22" name="Formă liberă 22"/>
-                                <wps:cNvSpPr>
-                                  <a:spLocks/>
-                                </wps:cNvSpPr>
-                                <wps:spPr bwMode="auto">
-                                  <a:xfrm>
-                                    <a:off x="141062" y="4211812"/>
-                                    <a:ext cx="222250" cy="2019300"/>
-                                  </a:xfrm>
-                                  <a:custGeom>
-                                    <a:avLst/>
-                                    <a:gdLst>
-                                      <a:gd name="T0" fmla="*/ 0 w 140"/>
-                                      <a:gd name="T1" fmla="*/ 0 h 1272"/>
-                                      <a:gd name="T2" fmla="*/ 0 w 140"/>
-                                      <a:gd name="T3" fmla="*/ 0 h 1272"/>
-                                      <a:gd name="T4" fmla="*/ 1 w 140"/>
-                                      <a:gd name="T5" fmla="*/ 79 h 1272"/>
-                                      <a:gd name="T6" fmla="*/ 3 w 140"/>
-                                      <a:gd name="T7" fmla="*/ 159 h 1272"/>
-                                      <a:gd name="T8" fmla="*/ 12 w 140"/>
-                                      <a:gd name="T9" fmla="*/ 317 h 1272"/>
-                                      <a:gd name="T10" fmla="*/ 23 w 140"/>
-                                      <a:gd name="T11" fmla="*/ 476 h 1272"/>
-                                      <a:gd name="T12" fmla="*/ 39 w 140"/>
-                                      <a:gd name="T13" fmla="*/ 634 h 1272"/>
-                                      <a:gd name="T14" fmla="*/ 58 w 140"/>
-                                      <a:gd name="T15" fmla="*/ 792 h 1272"/>
-                                      <a:gd name="T16" fmla="*/ 83 w 140"/>
-                                      <a:gd name="T17" fmla="*/ 948 h 1272"/>
-                                      <a:gd name="T18" fmla="*/ 107 w 140"/>
-                                      <a:gd name="T19" fmla="*/ 1086 h 1272"/>
-                                      <a:gd name="T20" fmla="*/ 135 w 140"/>
-                                      <a:gd name="T21" fmla="*/ 1223 h 1272"/>
-                                      <a:gd name="T22" fmla="*/ 140 w 140"/>
-                                      <a:gd name="T23" fmla="*/ 1272 h 1272"/>
-                                      <a:gd name="T24" fmla="*/ 138 w 140"/>
-                                      <a:gd name="T25" fmla="*/ 1262 h 1272"/>
-                                      <a:gd name="T26" fmla="*/ 105 w 140"/>
-                                      <a:gd name="T27" fmla="*/ 1106 h 1272"/>
-                                      <a:gd name="T28" fmla="*/ 77 w 140"/>
-                                      <a:gd name="T29" fmla="*/ 949 h 1272"/>
-                                      <a:gd name="T30" fmla="*/ 53 w 140"/>
-                                      <a:gd name="T31" fmla="*/ 792 h 1272"/>
-                                      <a:gd name="T32" fmla="*/ 35 w 140"/>
-                                      <a:gd name="T33" fmla="*/ 634 h 1272"/>
-                                      <a:gd name="T34" fmla="*/ 20 w 140"/>
-                                      <a:gd name="T35" fmla="*/ 476 h 1272"/>
-                                      <a:gd name="T36" fmla="*/ 9 w 140"/>
-                                      <a:gd name="T37" fmla="*/ 317 h 1272"/>
-                                      <a:gd name="T38" fmla="*/ 2 w 140"/>
-                                      <a:gd name="T39" fmla="*/ 159 h 1272"/>
-                                      <a:gd name="T40" fmla="*/ 0 w 140"/>
-                                      <a:gd name="T41" fmla="*/ 79 h 1272"/>
-                                      <a:gd name="T42" fmla="*/ 0 w 140"/>
-                                      <a:gd name="T43" fmla="*/ 0 h 1272"/>
-                                    </a:gdLst>
-                                    <a:ahLst/>
-                                    <a:cxnLst>
-                                      <a:cxn ang="0">
-                                        <a:pos x="T0" y="T1"/>
-                                      </a:cxn>
-                                      <a:cxn ang="0">
-                                        <a:pos x="T2" y="T3"/>
-                                      </a:cxn>
-                                      <a:cxn ang="0">
-                                        <a:pos x="T4" y="T5"/>
-                                      </a:cxn>
-                                      <a:cxn ang="0">
-                                        <a:pos x="T6" y="T7"/>
-                                      </a:cxn>
-                                      <a:cxn ang="0">
-                                        <a:pos x="T8" y="T9"/>
-                                      </a:cxn>
-                                      <a:cxn ang="0">
-                                        <a:pos x="T10" y="T11"/>
-                                      </a:cxn>
-                                      <a:cxn ang="0">
-                                        <a:pos x="T12" y="T13"/>
-                                      </a:cxn>
-                                      <a:cxn ang="0">
-                                        <a:pos x="T14" y="T15"/>
-                                      </a:cxn>
-                                      <a:cxn ang="0">
-                                        <a:pos x="T16" y="T17"/>
-                                      </a:cxn>
-                                      <a:cxn ang="0">
-                                        <a:pos x="T18" y="T19"/>
-                                      </a:cxn>
-                                      <a:cxn ang="0">
-                                        <a:pos x="T20" y="T21"/>
-                                      </a:cxn>
-                                      <a:cxn ang="0">
-                                        <a:pos x="T22" y="T23"/>
-                                      </a:cxn>
-                                      <a:cxn ang="0">
-                                        <a:pos x="T24" y="T25"/>
-                                      </a:cxn>
-                                      <a:cxn ang="0">
-                                        <a:pos x="T26" y="T27"/>
-                                      </a:cxn>
-                                      <a:cxn ang="0">
-                                        <a:pos x="T28" y="T29"/>
-                                      </a:cxn>
-                                      <a:cxn ang="0">
-                                        <a:pos x="T30" y="T31"/>
-                                      </a:cxn>
-                                      <a:cxn ang="0">
-                                        <a:pos x="T32" y="T33"/>
-                                      </a:cxn>
-                                      <a:cxn ang="0">
-                                        <a:pos x="T34" y="T35"/>
-                                      </a:cxn>
-                                      <a:cxn ang="0">
-                                        <a:pos x="T36" y="T37"/>
-                                      </a:cxn>
-                                      <a:cxn ang="0">
-                                        <a:pos x="T38" y="T39"/>
-                                      </a:cxn>
-                                      <a:cxn ang="0">
-                                        <a:pos x="T40" y="T41"/>
-                                      </a:cxn>
-                                      <a:cxn ang="0">
-                                        <a:pos x="T42" y="T43"/>
-                                      </a:cxn>
-                                    </a:cxnLst>
-                                    <a:rect l="0" t="0" r="r" b="b"/>
-                                    <a:pathLst>
-                                      <a:path w="140" h="1272">
-                                        <a:moveTo>
-                                          <a:pt x="0" y="0"/>
-                                        </a:moveTo>
-                                        <a:lnTo>
-                                          <a:pt x="0" y="0"/>
-                                        </a:lnTo>
-                                        <a:lnTo>
-                                          <a:pt x="1" y="79"/>
-                                        </a:lnTo>
-                                        <a:lnTo>
-                                          <a:pt x="3" y="159"/>
-                                        </a:lnTo>
-                                        <a:lnTo>
-                                          <a:pt x="12" y="317"/>
-                                        </a:lnTo>
-                                        <a:lnTo>
-                                          <a:pt x="23" y="476"/>
-                                        </a:lnTo>
-                                        <a:lnTo>
-                                          <a:pt x="39" y="634"/>
-                                        </a:lnTo>
-                                        <a:lnTo>
-                                          <a:pt x="58" y="792"/>
-                                        </a:lnTo>
-                                        <a:lnTo>
-                                          <a:pt x="83" y="948"/>
-                                        </a:lnTo>
-                                        <a:lnTo>
-                                          <a:pt x="107" y="1086"/>
-                                        </a:lnTo>
-                                        <a:lnTo>
-                                          <a:pt x="135" y="1223"/>
-                                        </a:lnTo>
-                                        <a:lnTo>
-                                          <a:pt x="140" y="1272"/>
-                                        </a:lnTo>
-                                        <a:lnTo>
-                                          <a:pt x="138" y="1262"/>
-                                        </a:lnTo>
-                                        <a:lnTo>
-                                          <a:pt x="105" y="1106"/>
-                                        </a:lnTo>
-                                        <a:lnTo>
-                                          <a:pt x="77" y="949"/>
-                                        </a:lnTo>
-                                        <a:lnTo>
-                                          <a:pt x="53" y="792"/>
-                                        </a:lnTo>
-                                        <a:lnTo>
-                                          <a:pt x="35" y="634"/>
-                                        </a:lnTo>
-                                        <a:lnTo>
-                                          <a:pt x="20" y="476"/>
-                                        </a:lnTo>
-                                        <a:lnTo>
-                                          <a:pt x="9" y="317"/>
-                                        </a:lnTo>
-                                        <a:lnTo>
-                                          <a:pt x="2" y="159"/>
-                                        </a:lnTo>
-                                        <a:lnTo>
-                                          <a:pt x="0" y="79"/>
-                                        </a:lnTo>
-                                        <a:lnTo>
-                                          <a:pt x="0" y="0"/>
-                                        </a:lnTo>
-                                        <a:close/>
-                                      </a:path>
-                                    </a:pathLst>
-                                  </a:custGeom>
-                                  <a:solidFill>
-                                    <a:schemeClr val="tx2"/>
-                                  </a:solidFill>
-                                  <a:ln w="0">
-                                    <a:solidFill>
-                                      <a:schemeClr val="tx2"/>
-                                    </a:solidFill>
-                                    <a:prstDash val="solid"/>
-                                    <a:round/>
-                                    <a:headEnd/>
-                                    <a:tailEnd/>
-                                  </a:ln>
-                                </wps:spPr>
-                                <wps:bodyPr vert="horz" wrap="square" lIns="91440" tIns="45720" rIns="91440" bIns="45720" numCol="1" anchor="t" anchorCtr="0" compatLnSpc="1">
-                                  <a:prstTxWarp prst="textNoShape">
-                                    <a:avLst/>
-                                  </a:prstTxWarp>
-                                </wps:bodyPr>
-                              </wps:wsp>
-                              <wps:wsp>
-                                <wps:cNvPr id="23" name="Formă liberă 23"/>
-                                <wps:cNvSpPr>
-                                  <a:spLocks/>
-                                </wps:cNvSpPr>
-                                <wps:spPr bwMode="auto">
-                                  <a:xfrm>
-                                    <a:off x="341087" y="4861100"/>
-                                    <a:ext cx="71438" cy="1355725"/>
-                                  </a:xfrm>
-                                  <a:custGeom>
-                                    <a:avLst/>
-                                    <a:gdLst>
-                                      <a:gd name="T0" fmla="*/ 45 w 45"/>
-                                      <a:gd name="T1" fmla="*/ 0 h 854"/>
-                                      <a:gd name="T2" fmla="*/ 45 w 45"/>
-                                      <a:gd name="T3" fmla="*/ 0 h 854"/>
-                                      <a:gd name="T4" fmla="*/ 35 w 45"/>
-                                      <a:gd name="T5" fmla="*/ 66 h 854"/>
-                                      <a:gd name="T6" fmla="*/ 26 w 45"/>
-                                      <a:gd name="T7" fmla="*/ 133 h 854"/>
-                                      <a:gd name="T8" fmla="*/ 14 w 45"/>
-                                      <a:gd name="T9" fmla="*/ 267 h 854"/>
-                                      <a:gd name="T10" fmla="*/ 6 w 45"/>
-                                      <a:gd name="T11" fmla="*/ 401 h 854"/>
-                                      <a:gd name="T12" fmla="*/ 3 w 45"/>
-                                      <a:gd name="T13" fmla="*/ 534 h 854"/>
-                                      <a:gd name="T14" fmla="*/ 6 w 45"/>
-                                      <a:gd name="T15" fmla="*/ 669 h 854"/>
-                                      <a:gd name="T16" fmla="*/ 14 w 45"/>
-                                      <a:gd name="T17" fmla="*/ 803 h 854"/>
-                                      <a:gd name="T18" fmla="*/ 18 w 45"/>
-                                      <a:gd name="T19" fmla="*/ 854 h 854"/>
-                                      <a:gd name="T20" fmla="*/ 18 w 45"/>
-                                      <a:gd name="T21" fmla="*/ 851 h 854"/>
-                                      <a:gd name="T22" fmla="*/ 9 w 45"/>
-                                      <a:gd name="T23" fmla="*/ 814 h 854"/>
-                                      <a:gd name="T24" fmla="*/ 8 w 45"/>
-                                      <a:gd name="T25" fmla="*/ 803 h 854"/>
-                                      <a:gd name="T26" fmla="*/ 1 w 45"/>
-                                      <a:gd name="T27" fmla="*/ 669 h 854"/>
-                                      <a:gd name="T28" fmla="*/ 0 w 45"/>
-                                      <a:gd name="T29" fmla="*/ 534 h 854"/>
-                                      <a:gd name="T30" fmla="*/ 3 w 45"/>
-                                      <a:gd name="T31" fmla="*/ 401 h 854"/>
-                                      <a:gd name="T32" fmla="*/ 12 w 45"/>
-                                      <a:gd name="T33" fmla="*/ 267 h 854"/>
-                                      <a:gd name="T34" fmla="*/ 25 w 45"/>
-                                      <a:gd name="T35" fmla="*/ 132 h 854"/>
-                                      <a:gd name="T36" fmla="*/ 34 w 45"/>
-                                      <a:gd name="T37" fmla="*/ 66 h 854"/>
-                                      <a:gd name="T38" fmla="*/ 45 w 45"/>
-                                      <a:gd name="T39" fmla="*/ 0 h 854"/>
-                                    </a:gdLst>
-                                    <a:ahLst/>
-                                    <a:cxnLst>
-                                      <a:cxn ang="0">
-                                        <a:pos x="T0" y="T1"/>
-                                      </a:cxn>
-                                      <a:cxn ang="0">
-                                        <a:pos x="T2" y="T3"/>
-                                      </a:cxn>
-                                      <a:cxn ang="0">
-                                        <a:pos x="T4" y="T5"/>
-                                      </a:cxn>
-                                      <a:cxn ang="0">
-                                        <a:pos x="T6" y="T7"/>
-                                      </a:cxn>
-                                      <a:cxn ang="0">
-                                        <a:pos x="T8" y="T9"/>
-                                      </a:cxn>
-                                      <a:cxn ang="0">
-                                        <a:pos x="T10" y="T11"/>
-                                      </a:cxn>
-                                      <a:cxn ang="0">
-                                        <a:pos x="T12" y="T13"/>
-                                      </a:cxn>
-                                      <a:cxn ang="0">
-                                        <a:pos x="T14" y="T15"/>
-                                      </a:cxn>
-                                      <a:cxn ang="0">
-                                        <a:pos x="T16" y="T17"/>
-                                      </a:cxn>
-                                      <a:cxn ang="0">
-                                        <a:pos x="T18" y="T19"/>
-                                      </a:cxn>
-                                      <a:cxn ang="0">
-                                        <a:pos x="T20" y="T21"/>
-                                      </a:cxn>
-                                      <a:cxn ang="0">
-                                        <a:pos x="T22" y="T23"/>
-                                      </a:cxn>
-                                      <a:cxn ang="0">
-                                        <a:pos x="T24" y="T25"/>
-                                      </a:cxn>
-                                      <a:cxn ang="0">
-                                        <a:pos x="T26" y="T27"/>
-                                      </a:cxn>
-                                      <a:cxn ang="0">
-                                        <a:pos x="T28" y="T29"/>
-                                      </a:cxn>
-                                      <a:cxn ang="0">
-                                        <a:pos x="T30" y="T31"/>
-                                      </a:cxn>
-                                      <a:cxn ang="0">
-                                        <a:pos x="T32" y="T33"/>
-                                      </a:cxn>
-                                      <a:cxn ang="0">
-                                        <a:pos x="T34" y="T35"/>
-                                      </a:cxn>
-                                      <a:cxn ang="0">
-                                        <a:pos x="T36" y="T37"/>
-                                      </a:cxn>
-                                      <a:cxn ang="0">
-                                        <a:pos x="T38" y="T39"/>
-                                      </a:cxn>
-                                    </a:cxnLst>
-                                    <a:rect l="0" t="0" r="r" b="b"/>
-                                    <a:pathLst>
-                                      <a:path w="45" h="854">
-                                        <a:moveTo>
-                                          <a:pt x="45" y="0"/>
-                                        </a:moveTo>
-                                        <a:lnTo>
-                                          <a:pt x="45" y="0"/>
-                                        </a:lnTo>
-                                        <a:lnTo>
-                                          <a:pt x="35" y="66"/>
-                                        </a:lnTo>
-                                        <a:lnTo>
-                                          <a:pt x="26" y="133"/>
-                                        </a:lnTo>
-                                        <a:lnTo>
-                                          <a:pt x="14" y="267"/>
-                                        </a:lnTo>
-                                        <a:lnTo>
-                                          <a:pt x="6" y="401"/>
-                                        </a:lnTo>
-                                        <a:lnTo>
-                                          <a:pt x="3" y="534"/>
-                                        </a:lnTo>
-                                        <a:lnTo>
-                                          <a:pt x="6" y="669"/>
-                                        </a:lnTo>
-                                        <a:lnTo>
-                                          <a:pt x="14" y="803"/>
-                                        </a:lnTo>
-                                        <a:lnTo>
-                                          <a:pt x="18" y="854"/>
-                                        </a:lnTo>
-                                        <a:lnTo>
-                                          <a:pt x="18" y="851"/>
-                                        </a:lnTo>
-                                        <a:lnTo>
-                                          <a:pt x="9" y="814"/>
-                                        </a:lnTo>
-                                        <a:lnTo>
-                                          <a:pt x="8" y="803"/>
-                                        </a:lnTo>
-                                        <a:lnTo>
-                                          <a:pt x="1" y="669"/>
-                                        </a:lnTo>
-                                        <a:lnTo>
-                                          <a:pt x="0" y="534"/>
-                                        </a:lnTo>
-                                        <a:lnTo>
-                                          <a:pt x="3" y="401"/>
-                                        </a:lnTo>
-                                        <a:lnTo>
-                                          <a:pt x="12" y="267"/>
-                                        </a:lnTo>
-                                        <a:lnTo>
-                                          <a:pt x="25" y="132"/>
-                                        </a:lnTo>
-                                        <a:lnTo>
-                                          <a:pt x="34" y="66"/>
-                                        </a:lnTo>
-                                        <a:lnTo>
-                                          <a:pt x="45" y="0"/>
-                                        </a:lnTo>
-                                        <a:close/>
-                                      </a:path>
-                                    </a:pathLst>
-                                  </a:custGeom>
-                                  <a:solidFill>
-                                    <a:schemeClr val="tx2"/>
-                                  </a:solidFill>
-                                  <a:ln w="0">
-                                    <a:solidFill>
-                                      <a:schemeClr val="tx2"/>
-                                    </a:solidFill>
-                                    <a:prstDash val="solid"/>
-                                    <a:round/>
-                                    <a:headEnd/>
-                                    <a:tailEnd/>
-                                  </a:ln>
-                                </wps:spPr>
-                                <wps:bodyPr vert="horz" wrap="square" lIns="91440" tIns="45720" rIns="91440" bIns="45720" numCol="1" anchor="t" anchorCtr="0" compatLnSpc="1">
-                                  <a:prstTxWarp prst="textNoShape">
-                                    <a:avLst/>
-                                  </a:prstTxWarp>
-                                </wps:bodyPr>
-                              </wps:wsp>
-                              <wps:wsp>
-                                <wps:cNvPr id="24" name="Formă liberă 24"/>
-                                <wps:cNvSpPr>
-                                  <a:spLocks/>
-                                </wps:cNvSpPr>
-                                <wps:spPr bwMode="auto">
-                                  <a:xfrm>
-                                    <a:off x="363312" y="6231112"/>
-                                    <a:ext cx="244475" cy="998538"/>
-                                  </a:xfrm>
-                                  <a:custGeom>
-                                    <a:avLst/>
-                                    <a:gdLst>
-                                      <a:gd name="T0" fmla="*/ 0 w 154"/>
-                                      <a:gd name="T1" fmla="*/ 0 h 629"/>
-                                      <a:gd name="T2" fmla="*/ 10 w 154"/>
-                                      <a:gd name="T3" fmla="*/ 44 h 629"/>
-                                      <a:gd name="T4" fmla="*/ 21 w 154"/>
-                                      <a:gd name="T5" fmla="*/ 126 h 629"/>
-                                      <a:gd name="T6" fmla="*/ 34 w 154"/>
-                                      <a:gd name="T7" fmla="*/ 207 h 629"/>
-                                      <a:gd name="T8" fmla="*/ 53 w 154"/>
-                                      <a:gd name="T9" fmla="*/ 293 h 629"/>
-                                      <a:gd name="T10" fmla="*/ 75 w 154"/>
-                                      <a:gd name="T11" fmla="*/ 380 h 629"/>
-                                      <a:gd name="T12" fmla="*/ 100 w 154"/>
-                                      <a:gd name="T13" fmla="*/ 466 h 629"/>
-                                      <a:gd name="T14" fmla="*/ 120 w 154"/>
-                                      <a:gd name="T15" fmla="*/ 521 h 629"/>
-                                      <a:gd name="T16" fmla="*/ 141 w 154"/>
-                                      <a:gd name="T17" fmla="*/ 576 h 629"/>
-                                      <a:gd name="T18" fmla="*/ 152 w 154"/>
-                                      <a:gd name="T19" fmla="*/ 618 h 629"/>
-                                      <a:gd name="T20" fmla="*/ 154 w 154"/>
-                                      <a:gd name="T21" fmla="*/ 629 h 629"/>
-                                      <a:gd name="T22" fmla="*/ 140 w 154"/>
-                                      <a:gd name="T23" fmla="*/ 595 h 629"/>
-                                      <a:gd name="T24" fmla="*/ 115 w 154"/>
-                                      <a:gd name="T25" fmla="*/ 532 h 629"/>
-                                      <a:gd name="T26" fmla="*/ 93 w 154"/>
-                                      <a:gd name="T27" fmla="*/ 468 h 629"/>
-                                      <a:gd name="T28" fmla="*/ 67 w 154"/>
-                                      <a:gd name="T29" fmla="*/ 383 h 629"/>
-                                      <a:gd name="T30" fmla="*/ 47 w 154"/>
-                                      <a:gd name="T31" fmla="*/ 295 h 629"/>
-                                      <a:gd name="T32" fmla="*/ 28 w 154"/>
-                                      <a:gd name="T33" fmla="*/ 207 h 629"/>
-                                      <a:gd name="T34" fmla="*/ 12 w 154"/>
-                                      <a:gd name="T35" fmla="*/ 104 h 629"/>
-                                      <a:gd name="T36" fmla="*/ 0 w 154"/>
-                                      <a:gd name="T37" fmla="*/ 0 h 629"/>
-                                    </a:gdLst>
-                                    <a:ahLst/>
-                                    <a:cxnLst>
-                                      <a:cxn ang="0">
-                                        <a:pos x="T0" y="T1"/>
-                                      </a:cxn>
-                                      <a:cxn ang="0">
-                                        <a:pos x="T2" y="T3"/>
-                                      </a:cxn>
-                                      <a:cxn ang="0">
-                                        <a:pos x="T4" y="T5"/>
-                                      </a:cxn>
-                                      <a:cxn ang="0">
-                                        <a:pos x="T6" y="T7"/>
-                                      </a:cxn>
-                                      <a:cxn ang="0">
-                                        <a:pos x="T8" y="T9"/>
-                                      </a:cxn>
-                                      <a:cxn ang="0">
-                                        <a:pos x="T10" y="T11"/>
-                                      </a:cxn>
-                                      <a:cxn ang="0">
-                                        <a:pos x="T12" y="T13"/>
-                                      </a:cxn>
-                                      <a:cxn ang="0">
-                                        <a:pos x="T14" y="T15"/>
-                                      </a:cxn>
-                                      <a:cxn ang="0">
-                                        <a:pos x="T16" y="T17"/>
-                                      </a:cxn>
-                                      <a:cxn ang="0">
-                                        <a:pos x="T18" y="T19"/>
-                                      </a:cxn>
-                                      <a:cxn ang="0">
-                                        <a:pos x="T20" y="T21"/>
-                                      </a:cxn>
-                                      <a:cxn ang="0">
-                                        <a:pos x="T22" y="T23"/>
-                                      </a:cxn>
-                                      <a:cxn ang="0">
-                                        <a:pos x="T24" y="T25"/>
-                                      </a:cxn>
-                                      <a:cxn ang="0">
-                                        <a:pos x="T26" y="T27"/>
-                                      </a:cxn>
-                                      <a:cxn ang="0">
-                                        <a:pos x="T28" y="T29"/>
-                                      </a:cxn>
-                                      <a:cxn ang="0">
-                                        <a:pos x="T30" y="T31"/>
-                                      </a:cxn>
-                                      <a:cxn ang="0">
-                                        <a:pos x="T32" y="T33"/>
-                                      </a:cxn>
-                                      <a:cxn ang="0">
-                                        <a:pos x="T34" y="T35"/>
-                                      </a:cxn>
-                                      <a:cxn ang="0">
-                                        <a:pos x="T36" y="T37"/>
-                                      </a:cxn>
-                                    </a:cxnLst>
-                                    <a:rect l="0" t="0" r="r" b="b"/>
-                                    <a:pathLst>
-                                      <a:path w="154" h="629">
-                                        <a:moveTo>
-                                          <a:pt x="0" y="0"/>
-                                        </a:moveTo>
-                                        <a:lnTo>
-                                          <a:pt x="10" y="44"/>
-                                        </a:lnTo>
-                                        <a:lnTo>
-                                          <a:pt x="21" y="126"/>
-                                        </a:lnTo>
-                                        <a:lnTo>
-                                          <a:pt x="34" y="207"/>
-                                        </a:lnTo>
-                                        <a:lnTo>
-                                          <a:pt x="53" y="293"/>
-                                        </a:lnTo>
-                                        <a:lnTo>
-                                          <a:pt x="75" y="380"/>
-                                        </a:lnTo>
-                                        <a:lnTo>
-                                          <a:pt x="100" y="466"/>
-                                        </a:lnTo>
-                                        <a:lnTo>
-                                          <a:pt x="120" y="521"/>
-                                        </a:lnTo>
-                                        <a:lnTo>
-                                          <a:pt x="141" y="576"/>
-                                        </a:lnTo>
-                                        <a:lnTo>
-                                          <a:pt x="152" y="618"/>
-                                        </a:lnTo>
-                                        <a:lnTo>
-                                          <a:pt x="154" y="629"/>
-                                        </a:lnTo>
-                                        <a:lnTo>
-                                          <a:pt x="140" y="595"/>
-                                        </a:lnTo>
-                                        <a:lnTo>
-                                          <a:pt x="115" y="532"/>
-                                        </a:lnTo>
-                                        <a:lnTo>
-                                          <a:pt x="93" y="468"/>
-                                        </a:lnTo>
-                                        <a:lnTo>
-                                          <a:pt x="67" y="383"/>
-                                        </a:lnTo>
-                                        <a:lnTo>
-                                          <a:pt x="47" y="295"/>
-                                        </a:lnTo>
-                                        <a:lnTo>
-                                          <a:pt x="28" y="207"/>
-                                        </a:lnTo>
-                                        <a:lnTo>
-                                          <a:pt x="12" y="104"/>
-                                        </a:lnTo>
-                                        <a:lnTo>
-                                          <a:pt x="0" y="0"/>
-                                        </a:lnTo>
-                                        <a:close/>
-                                      </a:path>
-                                    </a:pathLst>
-                                  </a:custGeom>
-                                  <a:solidFill>
-                                    <a:schemeClr val="tx2"/>
-                                  </a:solidFill>
-                                  <a:ln w="0">
-                                    <a:solidFill>
-                                      <a:schemeClr val="tx2"/>
-                                    </a:solidFill>
-                                    <a:prstDash val="solid"/>
-                                    <a:round/>
-                                    <a:headEnd/>
-                                    <a:tailEnd/>
-                                  </a:ln>
-                                </wps:spPr>
-                                <wps:bodyPr vert="horz" wrap="square" lIns="91440" tIns="45720" rIns="91440" bIns="45720" numCol="1" anchor="t" anchorCtr="0" compatLnSpc="1">
-                                  <a:prstTxWarp prst="textNoShape">
-                                    <a:avLst/>
-                                  </a:prstTxWarp>
-                                </wps:bodyPr>
-                              </wps:wsp>
-                              <wps:wsp>
-                                <wps:cNvPr id="25" name="Formă liberă 25"/>
-                                <wps:cNvSpPr>
-                                  <a:spLocks/>
-                                </wps:cNvSpPr>
-                                <wps:spPr bwMode="auto">
-                                  <a:xfrm>
-                                    <a:off x="620487" y="7223300"/>
-                                    <a:ext cx="52388" cy="109538"/>
-                                  </a:xfrm>
-                                  <a:custGeom>
-                                    <a:avLst/>
-                                    <a:gdLst>
-                                      <a:gd name="T0" fmla="*/ 0 w 33"/>
-                                      <a:gd name="T1" fmla="*/ 0 h 69"/>
-                                      <a:gd name="T2" fmla="*/ 33 w 33"/>
-                                      <a:gd name="T3" fmla="*/ 69 h 69"/>
-                                      <a:gd name="T4" fmla="*/ 24 w 33"/>
-                                      <a:gd name="T5" fmla="*/ 69 h 69"/>
-                                      <a:gd name="T6" fmla="*/ 12 w 33"/>
-                                      <a:gd name="T7" fmla="*/ 35 h 69"/>
-                                      <a:gd name="T8" fmla="*/ 0 w 33"/>
-                                      <a:gd name="T9" fmla="*/ 0 h 69"/>
-                                    </a:gdLst>
-                                    <a:ahLst/>
-                                    <a:cxnLst>
-                                      <a:cxn ang="0">
-                                        <a:pos x="T0" y="T1"/>
-                                      </a:cxn>
-                                      <a:cxn ang="0">
-                                        <a:pos x="T2" y="T3"/>
-                                      </a:cxn>
-                                      <a:cxn ang="0">
-                                        <a:pos x="T4" y="T5"/>
-                                      </a:cxn>
-                                      <a:cxn ang="0">
-                                        <a:pos x="T6" y="T7"/>
-                                      </a:cxn>
-                                      <a:cxn ang="0">
-                                        <a:pos x="T8" y="T9"/>
-                                      </a:cxn>
-                                    </a:cxnLst>
-                                    <a:rect l="0" t="0" r="r" b="b"/>
-                                    <a:pathLst>
-                                      <a:path w="33" h="69">
-                                        <a:moveTo>
-                                          <a:pt x="0" y="0"/>
-                                        </a:moveTo>
-                                        <a:lnTo>
-                                          <a:pt x="33" y="69"/>
-                                        </a:lnTo>
-                                        <a:lnTo>
-                                          <a:pt x="24" y="69"/>
-                                        </a:lnTo>
-                                        <a:lnTo>
-                                          <a:pt x="12" y="35"/>
-                                        </a:lnTo>
-                                        <a:lnTo>
-                                          <a:pt x="0" y="0"/>
-                                        </a:lnTo>
-                                        <a:close/>
-                                      </a:path>
-                                    </a:pathLst>
-                                  </a:custGeom>
-                                  <a:solidFill>
-                                    <a:schemeClr val="tx2"/>
-                                  </a:solidFill>
-                                  <a:ln w="0">
-                                    <a:solidFill>
-                                      <a:schemeClr val="tx2"/>
-                                    </a:solidFill>
-                                    <a:prstDash val="solid"/>
-                                    <a:round/>
-                                    <a:headEnd/>
-                                    <a:tailEnd/>
-                                  </a:ln>
-                                </wps:spPr>
-                                <wps:bodyPr vert="horz" wrap="square" lIns="91440" tIns="45720" rIns="91440" bIns="45720" numCol="1" anchor="t" anchorCtr="0" compatLnSpc="1">
-                                  <a:prstTxWarp prst="textNoShape">
-                                    <a:avLst/>
-                                  </a:prstTxWarp>
-                                </wps:bodyPr>
-                              </wps:wsp>
-                              <wps:wsp>
-                                <wps:cNvPr id="26" name="Formă liberă 26"/>
-                                <wps:cNvSpPr>
-                                  <a:spLocks/>
-                                </wps:cNvSpPr>
-                                <wps:spPr bwMode="auto">
-                                  <a:xfrm>
-                                    <a:off x="355374" y="6153325"/>
-                                    <a:ext cx="23813" cy="147638"/>
-                                  </a:xfrm>
-                                  <a:custGeom>
-                                    <a:avLst/>
-                                    <a:gdLst>
-                                      <a:gd name="T0" fmla="*/ 0 w 15"/>
-                                      <a:gd name="T1" fmla="*/ 0 h 93"/>
-                                      <a:gd name="T2" fmla="*/ 9 w 15"/>
-                                      <a:gd name="T3" fmla="*/ 37 h 93"/>
-                                      <a:gd name="T4" fmla="*/ 9 w 15"/>
-                                      <a:gd name="T5" fmla="*/ 40 h 93"/>
-                                      <a:gd name="T6" fmla="*/ 15 w 15"/>
-                                      <a:gd name="T7" fmla="*/ 93 h 93"/>
-                                      <a:gd name="T8" fmla="*/ 5 w 15"/>
-                                      <a:gd name="T9" fmla="*/ 49 h 93"/>
-                                      <a:gd name="T10" fmla="*/ 0 w 15"/>
-                                      <a:gd name="T11" fmla="*/ 0 h 93"/>
-                                    </a:gdLst>
-                                    <a:ahLst/>
-                                    <a:cxnLst>
-                                      <a:cxn ang="0">
-                                        <a:pos x="T0" y="T1"/>
-                                      </a:cxn>
-                                      <a:cxn ang="0">
-                                        <a:pos x="T2" y="T3"/>
-                                      </a:cxn>
-                                      <a:cxn ang="0">
-                                        <a:pos x="T4" y="T5"/>
-                                      </a:cxn>
-                                      <a:cxn ang="0">
-                                        <a:pos x="T6" y="T7"/>
-                                      </a:cxn>
-                                      <a:cxn ang="0">
-                                        <a:pos x="T8" y="T9"/>
-                                      </a:cxn>
-                                      <a:cxn ang="0">
-                                        <a:pos x="T10" y="T11"/>
-                                      </a:cxn>
-                                    </a:cxnLst>
-                                    <a:rect l="0" t="0" r="r" b="b"/>
-                                    <a:pathLst>
-                                      <a:path w="15" h="93">
-                                        <a:moveTo>
-                                          <a:pt x="0" y="0"/>
-                                        </a:moveTo>
-                                        <a:lnTo>
-                                          <a:pt x="9" y="37"/>
-                                        </a:lnTo>
-                                        <a:lnTo>
-                                          <a:pt x="9" y="40"/>
-                                        </a:lnTo>
-                                        <a:lnTo>
-                                          <a:pt x="15" y="93"/>
-                                        </a:lnTo>
-                                        <a:lnTo>
-                                          <a:pt x="5" y="49"/>
-                                        </a:lnTo>
-                                        <a:lnTo>
-                                          <a:pt x="0" y="0"/>
-                                        </a:lnTo>
-                                        <a:close/>
-                                      </a:path>
-                                    </a:pathLst>
-                                  </a:custGeom>
-                                  <a:solidFill>
-                                    <a:schemeClr val="tx2"/>
-                                  </a:solidFill>
-                                  <a:ln w="0">
-                                    <a:solidFill>
-                                      <a:schemeClr val="tx2"/>
-                                    </a:solidFill>
-                                    <a:prstDash val="solid"/>
-                                    <a:round/>
-                                    <a:headEnd/>
-                                    <a:tailEnd/>
-                                  </a:ln>
-                                </wps:spPr>
-                                <wps:bodyPr vert="horz" wrap="square" lIns="91440" tIns="45720" rIns="91440" bIns="45720" numCol="1" anchor="t" anchorCtr="0" compatLnSpc="1">
-                                  <a:prstTxWarp prst="textNoShape">
-                                    <a:avLst/>
-                                  </a:prstTxWarp>
-                                </wps:bodyPr>
-                              </wps:wsp>
-                              <wps:wsp>
-                                <wps:cNvPr id="27" name="Formă 27"/>
-                                <wps:cNvSpPr>
-                                  <a:spLocks/>
-                                </wps:cNvSpPr>
-                                <wps:spPr bwMode="auto">
-                                  <a:xfrm>
-                                    <a:off x="563337" y="5689775"/>
-                                    <a:ext cx="625475" cy="1216025"/>
-                                  </a:xfrm>
-                                  <a:custGeom>
-                                    <a:avLst/>
-                                    <a:gdLst>
-                                      <a:gd name="T0" fmla="*/ 394 w 394"/>
-                                      <a:gd name="T1" fmla="*/ 0 h 766"/>
-                                      <a:gd name="T2" fmla="*/ 394 w 394"/>
-                                      <a:gd name="T3" fmla="*/ 0 h 766"/>
-                                      <a:gd name="T4" fmla="*/ 356 w 394"/>
-                                      <a:gd name="T5" fmla="*/ 38 h 766"/>
-                                      <a:gd name="T6" fmla="*/ 319 w 394"/>
-                                      <a:gd name="T7" fmla="*/ 77 h 766"/>
-                                      <a:gd name="T8" fmla="*/ 284 w 394"/>
-                                      <a:gd name="T9" fmla="*/ 117 h 766"/>
-                                      <a:gd name="T10" fmla="*/ 249 w 394"/>
-                                      <a:gd name="T11" fmla="*/ 160 h 766"/>
-                                      <a:gd name="T12" fmla="*/ 207 w 394"/>
-                                      <a:gd name="T13" fmla="*/ 218 h 766"/>
-                                      <a:gd name="T14" fmla="*/ 168 w 394"/>
-                                      <a:gd name="T15" fmla="*/ 276 h 766"/>
-                                      <a:gd name="T16" fmla="*/ 131 w 394"/>
-                                      <a:gd name="T17" fmla="*/ 339 h 766"/>
-                                      <a:gd name="T18" fmla="*/ 98 w 394"/>
-                                      <a:gd name="T19" fmla="*/ 402 h 766"/>
-                                      <a:gd name="T20" fmla="*/ 69 w 394"/>
-                                      <a:gd name="T21" fmla="*/ 467 h 766"/>
-                                      <a:gd name="T22" fmla="*/ 45 w 394"/>
-                                      <a:gd name="T23" fmla="*/ 535 h 766"/>
-                                      <a:gd name="T24" fmla="*/ 26 w 394"/>
-                                      <a:gd name="T25" fmla="*/ 604 h 766"/>
-                                      <a:gd name="T26" fmla="*/ 14 w 394"/>
-                                      <a:gd name="T27" fmla="*/ 673 h 766"/>
-                                      <a:gd name="T28" fmla="*/ 7 w 394"/>
-                                      <a:gd name="T29" fmla="*/ 746 h 766"/>
-                                      <a:gd name="T30" fmla="*/ 6 w 394"/>
-                                      <a:gd name="T31" fmla="*/ 766 h 766"/>
-                                      <a:gd name="T32" fmla="*/ 0 w 394"/>
-                                      <a:gd name="T33" fmla="*/ 749 h 766"/>
-                                      <a:gd name="T34" fmla="*/ 1 w 394"/>
-                                      <a:gd name="T35" fmla="*/ 744 h 766"/>
-                                      <a:gd name="T36" fmla="*/ 7 w 394"/>
-                                      <a:gd name="T37" fmla="*/ 673 h 766"/>
-                                      <a:gd name="T38" fmla="*/ 21 w 394"/>
-                                      <a:gd name="T39" fmla="*/ 603 h 766"/>
-                                      <a:gd name="T40" fmla="*/ 40 w 394"/>
-                                      <a:gd name="T41" fmla="*/ 533 h 766"/>
-                                      <a:gd name="T42" fmla="*/ 65 w 394"/>
-                                      <a:gd name="T43" fmla="*/ 466 h 766"/>
-                                      <a:gd name="T44" fmla="*/ 94 w 394"/>
-                                      <a:gd name="T45" fmla="*/ 400 h 766"/>
-                                      <a:gd name="T46" fmla="*/ 127 w 394"/>
-                                      <a:gd name="T47" fmla="*/ 336 h 766"/>
-                                      <a:gd name="T48" fmla="*/ 164 w 394"/>
-                                      <a:gd name="T49" fmla="*/ 275 h 766"/>
-                                      <a:gd name="T50" fmla="*/ 204 w 394"/>
-                                      <a:gd name="T51" fmla="*/ 215 h 766"/>
-                                      <a:gd name="T52" fmla="*/ 248 w 394"/>
-                                      <a:gd name="T53" fmla="*/ 158 h 766"/>
-                                      <a:gd name="T54" fmla="*/ 282 w 394"/>
-                                      <a:gd name="T55" fmla="*/ 116 h 766"/>
-                                      <a:gd name="T56" fmla="*/ 318 w 394"/>
-                                      <a:gd name="T57" fmla="*/ 76 h 766"/>
-                                      <a:gd name="T58" fmla="*/ 354 w 394"/>
-                                      <a:gd name="T59" fmla="*/ 37 h 766"/>
-                                      <a:gd name="T60" fmla="*/ 394 w 394"/>
-                                      <a:gd name="T61" fmla="*/ 0 h 766"/>
-                                    </a:gdLst>
-                                    <a:ahLst/>
-                                    <a:cxnLst>
-                                      <a:cxn ang="0">
-                                        <a:pos x="T0" y="T1"/>
-                                      </a:cxn>
-                                      <a:cxn ang="0">
-                                        <a:pos x="T2" y="T3"/>
-                                      </a:cxn>
-                                      <a:cxn ang="0">
-                                        <a:pos x="T4" y="T5"/>
-                                      </a:cxn>
-                                      <a:cxn ang="0">
-                                        <a:pos x="T6" y="T7"/>
-                                      </a:cxn>
-                                      <a:cxn ang="0">
-                                        <a:pos x="T8" y="T9"/>
-                                      </a:cxn>
-                                      <a:cxn ang="0">
-                                        <a:pos x="T10" y="T11"/>
-                                      </a:cxn>
-                                      <a:cxn ang="0">
-                                        <a:pos x="T12" y="T13"/>
-                                      </a:cxn>
-                                      <a:cxn ang="0">
-                                        <a:pos x="T14" y="T15"/>
-                                      </a:cxn>
-                                      <a:cxn ang="0">
-                                        <a:pos x="T16" y="T17"/>
-                                      </a:cxn>
-                                      <a:cxn ang="0">
-                                        <a:pos x="T18" y="T19"/>
-                                      </a:cxn>
-                                      <a:cxn ang="0">
-                                        <a:pos x="T20" y="T21"/>
-                                      </a:cxn>
-                                      <a:cxn ang="0">
-                                        <a:pos x="T22" y="T23"/>
-                                      </a:cxn>
-                                      <a:cxn ang="0">
-                                        <a:pos x="T24" y="T25"/>
-                                      </a:cxn>
-                                      <a:cxn ang="0">
-                                        <a:pos x="T26" y="T27"/>
-                                      </a:cxn>
-                                      <a:cxn ang="0">
-                                        <a:pos x="T28" y="T29"/>
-                                      </a:cxn>
-                                      <a:cxn ang="0">
-                                        <a:pos x="T30" y="T31"/>
-                                      </a:cxn>
-                                      <a:cxn ang="0">
-                                        <a:pos x="T32" y="T33"/>
-                                      </a:cxn>
-                                      <a:cxn ang="0">
-                                        <a:pos x="T34" y="T35"/>
-                                      </a:cxn>
-                                      <a:cxn ang="0">
-                                        <a:pos x="T36" y="T37"/>
-                                      </a:cxn>
-                                      <a:cxn ang="0">
-                                        <a:pos x="T38" y="T39"/>
-                                      </a:cxn>
-                                      <a:cxn ang="0">
-                                        <a:pos x="T40" y="T41"/>
-                                      </a:cxn>
-                                      <a:cxn ang="0">
-                                        <a:pos x="T42" y="T43"/>
-                                      </a:cxn>
-                                      <a:cxn ang="0">
-                                        <a:pos x="T44" y="T45"/>
-                                      </a:cxn>
-                                      <a:cxn ang="0">
-                                        <a:pos x="T46" y="T47"/>
-                                      </a:cxn>
-                                      <a:cxn ang="0">
-                                        <a:pos x="T48" y="T49"/>
-                                      </a:cxn>
-                                      <a:cxn ang="0">
-                                        <a:pos x="T50" y="T51"/>
-                                      </a:cxn>
-                                      <a:cxn ang="0">
-                                        <a:pos x="T52" y="T53"/>
-                                      </a:cxn>
-                                      <a:cxn ang="0">
-                                        <a:pos x="T54" y="T55"/>
-                                      </a:cxn>
-                                      <a:cxn ang="0">
-                                        <a:pos x="T56" y="T57"/>
-                                      </a:cxn>
-                                      <a:cxn ang="0">
-                                        <a:pos x="T58" y="T59"/>
-                                      </a:cxn>
-                                      <a:cxn ang="0">
-                                        <a:pos x="T60" y="T61"/>
-                                      </a:cxn>
-                                    </a:cxnLst>
-                                    <a:rect l="0" t="0" r="r" b="b"/>
-                                    <a:pathLst>
-                                      <a:path w="394" h="766">
-                                        <a:moveTo>
-                                          <a:pt x="394" y="0"/>
-                                        </a:moveTo>
-                                        <a:lnTo>
-                                          <a:pt x="394" y="0"/>
-                                        </a:lnTo>
-                                        <a:lnTo>
-                                          <a:pt x="356" y="38"/>
-                                        </a:lnTo>
-                                        <a:lnTo>
-                                          <a:pt x="319" y="77"/>
-                                        </a:lnTo>
-                                        <a:lnTo>
-                                          <a:pt x="284" y="117"/>
-                                        </a:lnTo>
-                                        <a:lnTo>
-                                          <a:pt x="249" y="160"/>
-                                        </a:lnTo>
-                                        <a:lnTo>
-                                          <a:pt x="207" y="218"/>
-                                        </a:lnTo>
-                                        <a:lnTo>
-                                          <a:pt x="168" y="276"/>
-                                        </a:lnTo>
-                                        <a:lnTo>
-                                          <a:pt x="131" y="339"/>
-                                        </a:lnTo>
-                                        <a:lnTo>
-                                          <a:pt x="98" y="402"/>
-                                        </a:lnTo>
-                                        <a:lnTo>
-                                          <a:pt x="69" y="467"/>
-                                        </a:lnTo>
-                                        <a:lnTo>
-                                          <a:pt x="45" y="535"/>
-                                        </a:lnTo>
-                                        <a:lnTo>
-                                          <a:pt x="26" y="604"/>
-                                        </a:lnTo>
-                                        <a:lnTo>
-                                          <a:pt x="14" y="673"/>
-                                        </a:lnTo>
-                                        <a:lnTo>
-                                          <a:pt x="7" y="746"/>
-                                        </a:lnTo>
-                                        <a:lnTo>
-                                          <a:pt x="6" y="766"/>
-                                        </a:lnTo>
-                                        <a:lnTo>
-                                          <a:pt x="0" y="749"/>
-                                        </a:lnTo>
-                                        <a:lnTo>
-                                          <a:pt x="1" y="744"/>
-                                        </a:lnTo>
-                                        <a:lnTo>
-                                          <a:pt x="7" y="673"/>
-                                        </a:lnTo>
-                                        <a:lnTo>
-                                          <a:pt x="21" y="603"/>
-                                        </a:lnTo>
-                                        <a:lnTo>
-                                          <a:pt x="40" y="533"/>
-                                        </a:lnTo>
-                                        <a:lnTo>
-                                          <a:pt x="65" y="466"/>
-                                        </a:lnTo>
-                                        <a:lnTo>
-                                          <a:pt x="94" y="400"/>
-                                        </a:lnTo>
-                                        <a:lnTo>
-                                          <a:pt x="127" y="336"/>
-                                        </a:lnTo>
-                                        <a:lnTo>
-                                          <a:pt x="164" y="275"/>
-                                        </a:lnTo>
-                                        <a:lnTo>
-                                          <a:pt x="204" y="215"/>
-                                        </a:lnTo>
-                                        <a:lnTo>
-                                          <a:pt x="248" y="158"/>
-                                        </a:lnTo>
-                                        <a:lnTo>
-                                          <a:pt x="282" y="116"/>
-                                        </a:lnTo>
-                                        <a:lnTo>
-                                          <a:pt x="318" y="76"/>
-                                        </a:lnTo>
-                                        <a:lnTo>
-                                          <a:pt x="354" y="37"/>
-                                        </a:lnTo>
-                                        <a:lnTo>
-                                          <a:pt x="394" y="0"/>
-                                        </a:lnTo>
-                                        <a:close/>
-                                      </a:path>
-                                    </a:pathLst>
-                                  </a:custGeom>
-                                  <a:solidFill>
-                                    <a:schemeClr val="tx2"/>
-                                  </a:solidFill>
-                                  <a:ln w="0">
-                                    <a:solidFill>
-                                      <a:schemeClr val="tx2"/>
-                                    </a:solidFill>
-                                    <a:prstDash val="solid"/>
-                                    <a:round/>
-                                    <a:headEnd/>
-                                    <a:tailEnd/>
-                                  </a:ln>
-                                </wps:spPr>
-                                <wps:bodyPr vert="horz" wrap="square" lIns="91440" tIns="45720" rIns="91440" bIns="45720" numCol="1" anchor="t" anchorCtr="0" compatLnSpc="1">
-                                  <a:prstTxWarp prst="textNoShape">
-                                    <a:avLst/>
-                                  </a:prstTxWarp>
-                                </wps:bodyPr>
-                              </wps:wsp>
-                              <wps:wsp>
-                                <wps:cNvPr id="28" name="Formă liberă 28"/>
-                                <wps:cNvSpPr>
-                                  <a:spLocks/>
-                                </wps:cNvSpPr>
-                                <wps:spPr bwMode="auto">
-                                  <a:xfrm>
-                                    <a:off x="563337" y="6915325"/>
-                                    <a:ext cx="57150" cy="307975"/>
-                                  </a:xfrm>
-                                  <a:custGeom>
-                                    <a:avLst/>
-                                    <a:gdLst>
-                                      <a:gd name="T0" fmla="*/ 0 w 36"/>
-                                      <a:gd name="T1" fmla="*/ 0 h 194"/>
-                                      <a:gd name="T2" fmla="*/ 6 w 36"/>
-                                      <a:gd name="T3" fmla="*/ 16 h 194"/>
-                                      <a:gd name="T4" fmla="*/ 7 w 36"/>
-                                      <a:gd name="T5" fmla="*/ 19 h 194"/>
-                                      <a:gd name="T6" fmla="*/ 11 w 36"/>
-                                      <a:gd name="T7" fmla="*/ 80 h 194"/>
-                                      <a:gd name="T8" fmla="*/ 20 w 36"/>
-                                      <a:gd name="T9" fmla="*/ 132 h 194"/>
-                                      <a:gd name="T10" fmla="*/ 33 w 36"/>
-                                      <a:gd name="T11" fmla="*/ 185 h 194"/>
-                                      <a:gd name="T12" fmla="*/ 36 w 36"/>
-                                      <a:gd name="T13" fmla="*/ 194 h 194"/>
-                                      <a:gd name="T14" fmla="*/ 21 w 36"/>
-                                      <a:gd name="T15" fmla="*/ 161 h 194"/>
-                                      <a:gd name="T16" fmla="*/ 15 w 36"/>
-                                      <a:gd name="T17" fmla="*/ 145 h 194"/>
-                                      <a:gd name="T18" fmla="*/ 5 w 36"/>
-                                      <a:gd name="T19" fmla="*/ 81 h 194"/>
-                                      <a:gd name="T20" fmla="*/ 1 w 36"/>
-                                      <a:gd name="T21" fmla="*/ 41 h 194"/>
-                                      <a:gd name="T22" fmla="*/ 0 w 36"/>
-                                      <a:gd name="T23" fmla="*/ 0 h 194"/>
-                                    </a:gdLst>
-                                    <a:ahLst/>
-                                    <a:cxnLst>
-                                      <a:cxn ang="0">
-                                        <a:pos x="T0" y="T1"/>
-                                      </a:cxn>
-                                      <a:cxn ang="0">
-                                        <a:pos x="T2" y="T3"/>
-                                      </a:cxn>
-                                      <a:cxn ang="0">
-                                        <a:pos x="T4" y="T5"/>
-                                      </a:cxn>
-                                      <a:cxn ang="0">
-                                        <a:pos x="T6" y="T7"/>
-                                      </a:cxn>
-                                      <a:cxn ang="0">
-                                        <a:pos x="T8" y="T9"/>
-                                      </a:cxn>
-                                      <a:cxn ang="0">
-                                        <a:pos x="T10" y="T11"/>
-                                      </a:cxn>
-                                      <a:cxn ang="0">
-                                        <a:pos x="T12" y="T13"/>
-                                      </a:cxn>
-                                      <a:cxn ang="0">
-                                        <a:pos x="T14" y="T15"/>
-                                      </a:cxn>
-                                      <a:cxn ang="0">
-                                        <a:pos x="T16" y="T17"/>
-                                      </a:cxn>
-                                      <a:cxn ang="0">
-                                        <a:pos x="T18" y="T19"/>
-                                      </a:cxn>
-                                      <a:cxn ang="0">
-                                        <a:pos x="T20" y="T21"/>
-                                      </a:cxn>
-                                      <a:cxn ang="0">
-                                        <a:pos x="T22" y="T23"/>
-                                      </a:cxn>
-                                    </a:cxnLst>
-                                    <a:rect l="0" t="0" r="r" b="b"/>
-                                    <a:pathLst>
-                                      <a:path w="36" h="194">
-                                        <a:moveTo>
-                                          <a:pt x="0" y="0"/>
-                                        </a:moveTo>
-                                        <a:lnTo>
-                                          <a:pt x="6" y="16"/>
-                                        </a:lnTo>
-                                        <a:lnTo>
-                                          <a:pt x="7" y="19"/>
-                                        </a:lnTo>
-                                        <a:lnTo>
-                                          <a:pt x="11" y="80"/>
-                                        </a:lnTo>
-                                        <a:lnTo>
-                                          <a:pt x="20" y="132"/>
-                                        </a:lnTo>
-                                        <a:lnTo>
-                                          <a:pt x="33" y="185"/>
-                                        </a:lnTo>
-                                        <a:lnTo>
-                                          <a:pt x="36" y="194"/>
-                                        </a:lnTo>
-                                        <a:lnTo>
-                                          <a:pt x="21" y="161"/>
-                                        </a:lnTo>
-                                        <a:lnTo>
-                                          <a:pt x="15" y="145"/>
-                                        </a:lnTo>
-                                        <a:lnTo>
-                                          <a:pt x="5" y="81"/>
-                                        </a:lnTo>
-                                        <a:lnTo>
-                                          <a:pt x="1" y="41"/>
-                                        </a:lnTo>
-                                        <a:lnTo>
-                                          <a:pt x="0" y="0"/>
-                                        </a:lnTo>
-                                        <a:close/>
-                                      </a:path>
-                                    </a:pathLst>
-                                  </a:custGeom>
-                                  <a:solidFill>
-                                    <a:schemeClr val="tx2"/>
-                                  </a:solidFill>
-                                  <a:ln w="0">
-                                    <a:solidFill>
-                                      <a:schemeClr val="tx2"/>
-                                    </a:solidFill>
-                                    <a:prstDash val="solid"/>
-                                    <a:round/>
-                                    <a:headEnd/>
-                                    <a:tailEnd/>
-                                  </a:ln>
-                                </wps:spPr>
-                                <wps:bodyPr vert="horz" wrap="square" lIns="91440" tIns="45720" rIns="91440" bIns="45720" numCol="1" anchor="t" anchorCtr="0" compatLnSpc="1">
-                                  <a:prstTxWarp prst="textNoShape">
-                                    <a:avLst/>
-                                  </a:prstTxWarp>
-                                </wps:bodyPr>
-                              </wps:wsp>
-                              <wps:wsp>
-                                <wps:cNvPr id="29" name="Formă liberă 29"/>
-                                <wps:cNvSpPr>
-                                  <a:spLocks/>
-                                </wps:cNvSpPr>
-                                <wps:spPr bwMode="auto">
-                                  <a:xfrm>
-                                    <a:off x="607787" y="7229650"/>
-                                    <a:ext cx="49213" cy="103188"/>
-                                  </a:xfrm>
-                                  <a:custGeom>
-                                    <a:avLst/>
-                                    <a:gdLst>
-                                      <a:gd name="T0" fmla="*/ 0 w 31"/>
-                                      <a:gd name="T1" fmla="*/ 0 h 65"/>
-                                      <a:gd name="T2" fmla="*/ 31 w 31"/>
-                                      <a:gd name="T3" fmla="*/ 65 h 65"/>
-                                      <a:gd name="T4" fmla="*/ 23 w 31"/>
-                                      <a:gd name="T5" fmla="*/ 65 h 65"/>
-                                      <a:gd name="T6" fmla="*/ 0 w 31"/>
-                                      <a:gd name="T7" fmla="*/ 0 h 65"/>
-                                    </a:gdLst>
-                                    <a:ahLst/>
-                                    <a:cxnLst>
-                                      <a:cxn ang="0">
-                                        <a:pos x="T0" y="T1"/>
-                                      </a:cxn>
-                                      <a:cxn ang="0">
-                                        <a:pos x="T2" y="T3"/>
-                                      </a:cxn>
-                                      <a:cxn ang="0">
-                                        <a:pos x="T4" y="T5"/>
-                                      </a:cxn>
-                                      <a:cxn ang="0">
-                                        <a:pos x="T6" y="T7"/>
-                                      </a:cxn>
-                                    </a:cxnLst>
-                                    <a:rect l="0" t="0" r="r" b="b"/>
-                                    <a:pathLst>
-                                      <a:path w="31" h="65">
-                                        <a:moveTo>
-                                          <a:pt x="0" y="0"/>
-                                        </a:moveTo>
-                                        <a:lnTo>
-                                          <a:pt x="31" y="65"/>
-                                        </a:lnTo>
-                                        <a:lnTo>
-                                          <a:pt x="23" y="65"/>
-                                        </a:lnTo>
-                                        <a:lnTo>
-                                          <a:pt x="0" y="0"/>
-                                        </a:lnTo>
-                                        <a:close/>
-                                      </a:path>
-                                    </a:pathLst>
-                                  </a:custGeom>
-                                  <a:solidFill>
-                                    <a:schemeClr val="tx2"/>
-                                  </a:solidFill>
-                                  <a:ln w="0">
-                                    <a:solidFill>
-                                      <a:schemeClr val="tx2"/>
-                                    </a:solidFill>
-                                    <a:prstDash val="solid"/>
-                                    <a:round/>
-                                    <a:headEnd/>
-                                    <a:tailEnd/>
-                                  </a:ln>
-                                </wps:spPr>
-                                <wps:bodyPr vert="horz" wrap="square" lIns="91440" tIns="45720" rIns="91440" bIns="45720" numCol="1" anchor="t" anchorCtr="0" compatLnSpc="1">
-                                  <a:prstTxWarp prst="textNoShape">
-                                    <a:avLst/>
-                                  </a:prstTxWarp>
-                                </wps:bodyPr>
-                              </wps:wsp>
-                              <wps:wsp>
-                                <wps:cNvPr id="30" name="Formă liberă 30"/>
-                                <wps:cNvSpPr>
-                                  <a:spLocks/>
-                                </wps:cNvSpPr>
-                                <wps:spPr bwMode="auto">
-                                  <a:xfrm>
-                                    <a:off x="563337" y="6878812"/>
-                                    <a:ext cx="11113" cy="66675"/>
-                                  </a:xfrm>
-                                  <a:custGeom>
-                                    <a:avLst/>
-                                    <a:gdLst>
-                                      <a:gd name="T0" fmla="*/ 0 w 7"/>
-                                      <a:gd name="T1" fmla="*/ 0 h 42"/>
-                                      <a:gd name="T2" fmla="*/ 6 w 7"/>
-                                      <a:gd name="T3" fmla="*/ 17 h 42"/>
-                                      <a:gd name="T4" fmla="*/ 7 w 7"/>
-                                      <a:gd name="T5" fmla="*/ 42 h 42"/>
-                                      <a:gd name="T6" fmla="*/ 6 w 7"/>
-                                      <a:gd name="T7" fmla="*/ 39 h 42"/>
-                                      <a:gd name="T8" fmla="*/ 0 w 7"/>
-                                      <a:gd name="T9" fmla="*/ 23 h 42"/>
-                                      <a:gd name="T10" fmla="*/ 0 w 7"/>
-                                      <a:gd name="T11" fmla="*/ 0 h 42"/>
-                                    </a:gdLst>
-                                    <a:ahLst/>
-                                    <a:cxnLst>
-                                      <a:cxn ang="0">
-                                        <a:pos x="T0" y="T1"/>
-                                      </a:cxn>
-                                      <a:cxn ang="0">
-                                        <a:pos x="T2" y="T3"/>
-                                      </a:cxn>
-                                      <a:cxn ang="0">
-                                        <a:pos x="T4" y="T5"/>
-                                      </a:cxn>
-                                      <a:cxn ang="0">
-                                        <a:pos x="T6" y="T7"/>
-                                      </a:cxn>
-                                      <a:cxn ang="0">
-                                        <a:pos x="T8" y="T9"/>
-                                      </a:cxn>
-                                      <a:cxn ang="0">
-                                        <a:pos x="T10" y="T11"/>
-                                      </a:cxn>
-                                    </a:cxnLst>
-                                    <a:rect l="0" t="0" r="r" b="b"/>
-                                    <a:pathLst>
-                                      <a:path w="7" h="42">
-                                        <a:moveTo>
-                                          <a:pt x="0" y="0"/>
-                                        </a:moveTo>
-                                        <a:lnTo>
-                                          <a:pt x="6" y="17"/>
-                                        </a:lnTo>
-                                        <a:lnTo>
-                                          <a:pt x="7" y="42"/>
-                                        </a:lnTo>
-                                        <a:lnTo>
-                                          <a:pt x="6" y="39"/>
-                                        </a:lnTo>
-                                        <a:lnTo>
-                                          <a:pt x="0" y="23"/>
-                                        </a:lnTo>
-                                        <a:lnTo>
-                                          <a:pt x="0" y="0"/>
-                                        </a:lnTo>
-                                        <a:close/>
-                                      </a:path>
-                                    </a:pathLst>
-                                  </a:custGeom>
-                                  <a:solidFill>
-                                    <a:schemeClr val="tx2"/>
-                                  </a:solidFill>
-                                  <a:ln w="0">
-                                    <a:solidFill>
-                                      <a:schemeClr val="tx2"/>
-                                    </a:solidFill>
-                                    <a:prstDash val="solid"/>
-                                    <a:round/>
-                                    <a:headEnd/>
-                                    <a:tailEnd/>
-                                  </a:ln>
-                                </wps:spPr>
-                                <wps:bodyPr vert="horz" wrap="square" lIns="91440" tIns="45720" rIns="91440" bIns="45720" numCol="1" anchor="t" anchorCtr="0" compatLnSpc="1">
-                                  <a:prstTxWarp prst="textNoShape">
-                                    <a:avLst/>
-                                  </a:prstTxWarp>
-                                </wps:bodyPr>
-                              </wps:wsp>
-                              <wps:wsp>
-                                <wps:cNvPr id="31" name="Formă liberă 31"/>
-                                <wps:cNvSpPr>
-                                  <a:spLocks/>
-                                </wps:cNvSpPr>
-                                <wps:spPr bwMode="auto">
-                                  <a:xfrm>
-                                    <a:off x="587149" y="7145512"/>
-                                    <a:ext cx="71438" cy="187325"/>
-                                  </a:xfrm>
-                                  <a:custGeom>
-                                    <a:avLst/>
-                                    <a:gdLst>
-                                      <a:gd name="T0" fmla="*/ 0 w 45"/>
-                                      <a:gd name="T1" fmla="*/ 0 h 118"/>
-                                      <a:gd name="T2" fmla="*/ 6 w 45"/>
-                                      <a:gd name="T3" fmla="*/ 16 h 118"/>
-                                      <a:gd name="T4" fmla="*/ 21 w 45"/>
-                                      <a:gd name="T5" fmla="*/ 49 h 118"/>
-                                      <a:gd name="T6" fmla="*/ 33 w 45"/>
-                                      <a:gd name="T7" fmla="*/ 84 h 118"/>
-                                      <a:gd name="T8" fmla="*/ 45 w 45"/>
-                                      <a:gd name="T9" fmla="*/ 118 h 118"/>
-                                      <a:gd name="T10" fmla="*/ 44 w 45"/>
-                                      <a:gd name="T11" fmla="*/ 118 h 118"/>
-                                      <a:gd name="T12" fmla="*/ 13 w 45"/>
-                                      <a:gd name="T13" fmla="*/ 53 h 118"/>
-                                      <a:gd name="T14" fmla="*/ 11 w 45"/>
-                                      <a:gd name="T15" fmla="*/ 42 h 118"/>
-                                      <a:gd name="T16" fmla="*/ 0 w 45"/>
-                                      <a:gd name="T17" fmla="*/ 0 h 118"/>
-                                    </a:gdLst>
-                                    <a:ahLst/>
-                                    <a:cxnLst>
-                                      <a:cxn ang="0">
-                                        <a:pos x="T0" y="T1"/>
-                                      </a:cxn>
-                                      <a:cxn ang="0">
-                                        <a:pos x="T2" y="T3"/>
-                                      </a:cxn>
-                                      <a:cxn ang="0">
-                                        <a:pos x="T4" y="T5"/>
-                                      </a:cxn>
-                                      <a:cxn ang="0">
-                                        <a:pos x="T6" y="T7"/>
-                                      </a:cxn>
-                                      <a:cxn ang="0">
-                                        <a:pos x="T8" y="T9"/>
-                                      </a:cxn>
-                                      <a:cxn ang="0">
-                                        <a:pos x="T10" y="T11"/>
-                                      </a:cxn>
-                                      <a:cxn ang="0">
-                                        <a:pos x="T12" y="T13"/>
-                                      </a:cxn>
-                                      <a:cxn ang="0">
-                                        <a:pos x="T14" y="T15"/>
-                                      </a:cxn>
-                                      <a:cxn ang="0">
-                                        <a:pos x="T16" y="T17"/>
-                                      </a:cxn>
-                                    </a:cxnLst>
-                                    <a:rect l="0" t="0" r="r" b="b"/>
-                                    <a:pathLst>
-                                      <a:path w="45" h="118">
-                                        <a:moveTo>
-                                          <a:pt x="0" y="0"/>
-                                        </a:moveTo>
-                                        <a:lnTo>
-                                          <a:pt x="6" y="16"/>
-                                        </a:lnTo>
-                                        <a:lnTo>
-                                          <a:pt x="21" y="49"/>
-                                        </a:lnTo>
-                                        <a:lnTo>
-                                          <a:pt x="33" y="84"/>
-                                        </a:lnTo>
-                                        <a:lnTo>
-                                          <a:pt x="45" y="118"/>
-                                        </a:lnTo>
-                                        <a:lnTo>
-                                          <a:pt x="44" y="118"/>
-                                        </a:lnTo>
-                                        <a:lnTo>
-                                          <a:pt x="13" y="53"/>
-                                        </a:lnTo>
-                                        <a:lnTo>
-                                          <a:pt x="11" y="42"/>
-                                        </a:lnTo>
-                                        <a:lnTo>
-                                          <a:pt x="0" y="0"/>
-                                        </a:lnTo>
-                                        <a:close/>
-                                      </a:path>
-                                    </a:pathLst>
-                                  </a:custGeom>
-                                  <a:solidFill>
-                                    <a:schemeClr val="tx2"/>
-                                  </a:solidFill>
-                                  <a:ln w="0">
-                                    <a:solidFill>
-                                      <a:schemeClr val="tx2"/>
-                                    </a:solidFill>
-                                    <a:prstDash val="solid"/>
-                                    <a:round/>
-                                    <a:headEnd/>
-                                    <a:tailEnd/>
-                                  </a:ln>
-                                </wps:spPr>
-                                <wps:bodyPr vert="horz" wrap="square" lIns="91440" tIns="45720" rIns="91440" bIns="45720" numCol="1" anchor="t" anchorCtr="0" compatLnSpc="1">
-                                  <a:prstTxWarp prst="textNoShape">
-                                    <a:avLst/>
-                                  </a:prstTxWarp>
-                                </wps:bodyPr>
-                              </wps:wsp>
-                            </wpg:grpSp>
-                            <wpg:grpSp>
-                              <wpg:cNvPr id="7" name="Grup 7"/>
-                              <wpg:cNvGrpSpPr>
-                                <a:grpSpLocks noChangeAspect="1"/>
-                              </wpg:cNvGrpSpPr>
-                              <wpg:grpSpPr>
-                                <a:xfrm>
-                                  <a:off x="80645" y="4826972"/>
-                                  <a:ext cx="1306273" cy="2505863"/>
-                                  <a:chOff x="80645" y="4649964"/>
-                                  <a:chExt cx="874712" cy="1677988"/>
-                                </a:xfrm>
-                              </wpg:grpSpPr>
-                              <wps:wsp>
-                                <wps:cNvPr id="8" name="Formă liberă 8"/>
-                                <wps:cNvSpPr>
-                                  <a:spLocks/>
-                                </wps:cNvSpPr>
-                                <wps:spPr bwMode="auto">
-                                  <a:xfrm>
-                                    <a:off x="118745" y="5189714"/>
-                                    <a:ext cx="198438" cy="714375"/>
-                                  </a:xfrm>
-                                  <a:custGeom>
-                                    <a:avLst/>
-                                    <a:gdLst>
-                                      <a:gd name="T0" fmla="*/ 0 w 125"/>
-                                      <a:gd name="T1" fmla="*/ 0 h 450"/>
-                                      <a:gd name="T2" fmla="*/ 41 w 125"/>
-                                      <a:gd name="T3" fmla="*/ 155 h 450"/>
-                                      <a:gd name="T4" fmla="*/ 86 w 125"/>
-                                      <a:gd name="T5" fmla="*/ 309 h 450"/>
-                                      <a:gd name="T6" fmla="*/ 125 w 125"/>
-                                      <a:gd name="T7" fmla="*/ 425 h 450"/>
-                                      <a:gd name="T8" fmla="*/ 125 w 125"/>
-                                      <a:gd name="T9" fmla="*/ 450 h 450"/>
-                                      <a:gd name="T10" fmla="*/ 79 w 125"/>
-                                      <a:gd name="T11" fmla="*/ 311 h 450"/>
-                                      <a:gd name="T12" fmla="*/ 41 w 125"/>
-                                      <a:gd name="T13" fmla="*/ 183 h 450"/>
-                                      <a:gd name="T14" fmla="*/ 7 w 125"/>
-                                      <a:gd name="T15" fmla="*/ 54 h 450"/>
-                                      <a:gd name="T16" fmla="*/ 0 w 125"/>
-                                      <a:gd name="T17" fmla="*/ 0 h 450"/>
-                                    </a:gdLst>
-                                    <a:ahLst/>
-                                    <a:cxnLst>
-                                      <a:cxn ang="0">
-                                        <a:pos x="T0" y="T1"/>
-                                      </a:cxn>
-                                      <a:cxn ang="0">
-                                        <a:pos x="T2" y="T3"/>
-                                      </a:cxn>
-                                      <a:cxn ang="0">
-                                        <a:pos x="T4" y="T5"/>
-                                      </a:cxn>
-                                      <a:cxn ang="0">
-                                        <a:pos x="T6" y="T7"/>
-                                      </a:cxn>
-                                      <a:cxn ang="0">
-                                        <a:pos x="T8" y="T9"/>
-                                      </a:cxn>
-                                      <a:cxn ang="0">
-                                        <a:pos x="T10" y="T11"/>
-                                      </a:cxn>
-                                      <a:cxn ang="0">
-                                        <a:pos x="T12" y="T13"/>
-                                      </a:cxn>
-                                      <a:cxn ang="0">
-                                        <a:pos x="T14" y="T15"/>
-                                      </a:cxn>
-                                      <a:cxn ang="0">
-                                        <a:pos x="T16" y="T17"/>
-                                      </a:cxn>
-                                    </a:cxnLst>
-                                    <a:rect l="0" t="0" r="r" b="b"/>
-                                    <a:pathLst>
-                                      <a:path w="125" h="450">
-                                        <a:moveTo>
-                                          <a:pt x="0" y="0"/>
-                                        </a:moveTo>
-                                        <a:lnTo>
-                                          <a:pt x="41" y="155"/>
-                                        </a:lnTo>
-                                        <a:lnTo>
-                                          <a:pt x="86" y="309"/>
-                                        </a:lnTo>
-                                        <a:lnTo>
-                                          <a:pt x="125" y="425"/>
-                                        </a:lnTo>
-                                        <a:lnTo>
-                                          <a:pt x="125" y="450"/>
-                                        </a:lnTo>
-                                        <a:lnTo>
-                                          <a:pt x="79" y="311"/>
-                                        </a:lnTo>
-                                        <a:lnTo>
-                                          <a:pt x="41" y="183"/>
-                                        </a:lnTo>
-                                        <a:lnTo>
-                                          <a:pt x="7" y="54"/>
-                                        </a:lnTo>
-                                        <a:lnTo>
-                                          <a:pt x="0" y="0"/>
-                                        </a:lnTo>
-                                        <a:close/>
-                                      </a:path>
-                                    </a:pathLst>
-                                  </a:custGeom>
-                                  <a:solidFill>
-                                    <a:schemeClr val="tx2">
-                                      <a:alpha val="20000"/>
-                                    </a:schemeClr>
-                                  </a:solidFill>
-                                  <a:ln w="0">
-                                    <a:solidFill>
-                                      <a:schemeClr val="tx2">
-                                        <a:alpha val="20000"/>
-                                      </a:schemeClr>
-                                    </a:solidFill>
-                                    <a:prstDash val="solid"/>
-                                    <a:round/>
-                                    <a:headEnd/>
-                                    <a:tailEnd/>
-                                  </a:ln>
-                                </wps:spPr>
-                                <wps:bodyPr vert="horz" wrap="square" lIns="91440" tIns="45720" rIns="91440" bIns="45720" numCol="1" anchor="t" anchorCtr="0" compatLnSpc="1">
-                                  <a:prstTxWarp prst="textNoShape">
-                                    <a:avLst/>
-                                  </a:prstTxWarp>
-                                </wps:bodyPr>
-                              </wps:wsp>
-                              <wps:wsp>
-                                <wps:cNvPr id="9" name="Formă liberă 9"/>
-                                <wps:cNvSpPr>
-                                  <a:spLocks/>
-                                </wps:cNvSpPr>
-                                <wps:spPr bwMode="auto">
-                                  <a:xfrm>
-                                    <a:off x="328295" y="5891389"/>
-                                    <a:ext cx="187325" cy="436563"/>
-                                  </a:xfrm>
-                                  <a:custGeom>
-                                    <a:avLst/>
-                                    <a:gdLst>
-                                      <a:gd name="T0" fmla="*/ 0 w 118"/>
-                                      <a:gd name="T1" fmla="*/ 0 h 275"/>
-                                      <a:gd name="T2" fmla="*/ 8 w 118"/>
-                                      <a:gd name="T3" fmla="*/ 20 h 275"/>
-                                      <a:gd name="T4" fmla="*/ 37 w 118"/>
-                                      <a:gd name="T5" fmla="*/ 96 h 275"/>
-                                      <a:gd name="T6" fmla="*/ 69 w 118"/>
-                                      <a:gd name="T7" fmla="*/ 170 h 275"/>
-                                      <a:gd name="T8" fmla="*/ 118 w 118"/>
-                                      <a:gd name="T9" fmla="*/ 275 h 275"/>
-                                      <a:gd name="T10" fmla="*/ 109 w 118"/>
-                                      <a:gd name="T11" fmla="*/ 275 h 275"/>
-                                      <a:gd name="T12" fmla="*/ 61 w 118"/>
-                                      <a:gd name="T13" fmla="*/ 174 h 275"/>
-                                      <a:gd name="T14" fmla="*/ 30 w 118"/>
-                                      <a:gd name="T15" fmla="*/ 100 h 275"/>
-                                      <a:gd name="T16" fmla="*/ 0 w 118"/>
-                                      <a:gd name="T17" fmla="*/ 26 h 275"/>
-                                      <a:gd name="T18" fmla="*/ 0 w 118"/>
-                                      <a:gd name="T19" fmla="*/ 0 h 275"/>
-                                    </a:gdLst>
-                                    <a:ahLst/>
-                                    <a:cxnLst>
-                                      <a:cxn ang="0">
-                                        <a:pos x="T0" y="T1"/>
-                                      </a:cxn>
-                                      <a:cxn ang="0">
-                                        <a:pos x="T2" y="T3"/>
-                                      </a:cxn>
-                                      <a:cxn ang="0">
-                                        <a:pos x="T4" y="T5"/>
-                                      </a:cxn>
-                                      <a:cxn ang="0">
-                                        <a:pos x="T6" y="T7"/>
-                                      </a:cxn>
-                                      <a:cxn ang="0">
-                                        <a:pos x="T8" y="T9"/>
-                                      </a:cxn>
-                                      <a:cxn ang="0">
-                                        <a:pos x="T10" y="T11"/>
-                                      </a:cxn>
-                                      <a:cxn ang="0">
-                                        <a:pos x="T12" y="T13"/>
-                                      </a:cxn>
-                                      <a:cxn ang="0">
-                                        <a:pos x="T14" y="T15"/>
-                                      </a:cxn>
-                                      <a:cxn ang="0">
-                                        <a:pos x="T16" y="T17"/>
-                                      </a:cxn>
-                                      <a:cxn ang="0">
-                                        <a:pos x="T18" y="T19"/>
-                                      </a:cxn>
-                                    </a:cxnLst>
-                                    <a:rect l="0" t="0" r="r" b="b"/>
-                                    <a:pathLst>
-                                      <a:path w="118" h="275">
-                                        <a:moveTo>
-                                          <a:pt x="0" y="0"/>
-                                        </a:moveTo>
-                                        <a:lnTo>
-                                          <a:pt x="8" y="20"/>
-                                        </a:lnTo>
-                                        <a:lnTo>
-                                          <a:pt x="37" y="96"/>
-                                        </a:lnTo>
-                                        <a:lnTo>
-                                          <a:pt x="69" y="170"/>
-                                        </a:lnTo>
-                                        <a:lnTo>
-                                          <a:pt x="118" y="275"/>
-                                        </a:lnTo>
-                                        <a:lnTo>
-                                          <a:pt x="109" y="275"/>
-                                        </a:lnTo>
-                                        <a:lnTo>
-                                          <a:pt x="61" y="174"/>
-                                        </a:lnTo>
-                                        <a:lnTo>
-                                          <a:pt x="30" y="100"/>
-                                        </a:lnTo>
-                                        <a:lnTo>
-                                          <a:pt x="0" y="26"/>
-                                        </a:lnTo>
-                                        <a:lnTo>
-                                          <a:pt x="0" y="0"/>
-                                        </a:lnTo>
-                                        <a:close/>
-                                      </a:path>
-                                    </a:pathLst>
-                                  </a:custGeom>
-                                  <a:solidFill>
-                                    <a:schemeClr val="tx2">
-                                      <a:alpha val="20000"/>
-                                    </a:schemeClr>
-                                  </a:solidFill>
-                                  <a:ln w="0">
-                                    <a:solidFill>
-                                      <a:schemeClr val="tx2">
-                                        <a:alpha val="20000"/>
-                                      </a:schemeClr>
-                                    </a:solidFill>
-                                    <a:prstDash val="solid"/>
-                                    <a:round/>
-                                    <a:headEnd/>
-                                    <a:tailEnd/>
-                                  </a:ln>
-                                </wps:spPr>
-                                <wps:bodyPr vert="horz" wrap="square" lIns="91440" tIns="45720" rIns="91440" bIns="45720" numCol="1" anchor="t" anchorCtr="0" compatLnSpc="1">
-                                  <a:prstTxWarp prst="textNoShape">
-                                    <a:avLst/>
-                                  </a:prstTxWarp>
-                                </wps:bodyPr>
-                              </wps:wsp>
-                              <wps:wsp>
-                                <wps:cNvPr id="10" name="Formă liberă 10"/>
-                                <wps:cNvSpPr>
-                                  <a:spLocks/>
-                                </wps:cNvSpPr>
-                                <wps:spPr bwMode="auto">
-                                  <a:xfrm>
-                                    <a:off x="80645" y="5010327"/>
-                                    <a:ext cx="31750" cy="192088"/>
-                                  </a:xfrm>
-                                  <a:custGeom>
-                                    <a:avLst/>
-                                    <a:gdLst>
-                                      <a:gd name="T0" fmla="*/ 0 w 20"/>
-                                      <a:gd name="T1" fmla="*/ 0 h 121"/>
-                                      <a:gd name="T2" fmla="*/ 16 w 20"/>
-                                      <a:gd name="T3" fmla="*/ 72 h 121"/>
-                                      <a:gd name="T4" fmla="*/ 20 w 20"/>
-                                      <a:gd name="T5" fmla="*/ 121 h 121"/>
-                                      <a:gd name="T6" fmla="*/ 18 w 20"/>
-                                      <a:gd name="T7" fmla="*/ 112 h 121"/>
-                                      <a:gd name="T8" fmla="*/ 0 w 20"/>
-                                      <a:gd name="T9" fmla="*/ 31 h 121"/>
-                                      <a:gd name="T10" fmla="*/ 0 w 20"/>
-                                      <a:gd name="T11" fmla="*/ 0 h 121"/>
-                                    </a:gdLst>
-                                    <a:ahLst/>
-                                    <a:cxnLst>
-                                      <a:cxn ang="0">
-                                        <a:pos x="T0" y="T1"/>
-                                      </a:cxn>
-                                      <a:cxn ang="0">
-                                        <a:pos x="T2" y="T3"/>
-                                      </a:cxn>
-                                      <a:cxn ang="0">
-                                        <a:pos x="T4" y="T5"/>
-                                      </a:cxn>
-                                      <a:cxn ang="0">
-                                        <a:pos x="T6" y="T7"/>
-                                      </a:cxn>
-                                      <a:cxn ang="0">
-                                        <a:pos x="T8" y="T9"/>
-                                      </a:cxn>
-                                      <a:cxn ang="0">
-                                        <a:pos x="T10" y="T11"/>
-                                      </a:cxn>
-                                    </a:cxnLst>
-                                    <a:rect l="0" t="0" r="r" b="b"/>
-                                    <a:pathLst>
-                                      <a:path w="20" h="121">
-                                        <a:moveTo>
-                                          <a:pt x="0" y="0"/>
-                                        </a:moveTo>
-                                        <a:lnTo>
-                                          <a:pt x="16" y="72"/>
-                                        </a:lnTo>
-                                        <a:lnTo>
-                                          <a:pt x="20" y="121"/>
-                                        </a:lnTo>
-                                        <a:lnTo>
-                                          <a:pt x="18" y="112"/>
-                                        </a:lnTo>
-                                        <a:lnTo>
-                                          <a:pt x="0" y="31"/>
-                                        </a:lnTo>
-                                        <a:lnTo>
-                                          <a:pt x="0" y="0"/>
-                                        </a:lnTo>
-                                        <a:close/>
-                                      </a:path>
-                                    </a:pathLst>
-                                  </a:custGeom>
-                                  <a:solidFill>
-                                    <a:schemeClr val="tx2">
-                                      <a:alpha val="20000"/>
-                                    </a:schemeClr>
-                                  </a:solidFill>
-                                  <a:ln w="0">
-                                    <a:solidFill>
-                                      <a:schemeClr val="tx2">
-                                        <a:alpha val="20000"/>
-                                      </a:schemeClr>
-                                    </a:solidFill>
-                                    <a:prstDash val="solid"/>
-                                    <a:round/>
-                                    <a:headEnd/>
-                                    <a:tailEnd/>
-                                  </a:ln>
-                                </wps:spPr>
-                                <wps:bodyPr vert="horz" wrap="square" lIns="91440" tIns="45720" rIns="91440" bIns="45720" numCol="1" anchor="t" anchorCtr="0" compatLnSpc="1">
-                                  <a:prstTxWarp prst="textNoShape">
-                                    <a:avLst/>
-                                  </a:prstTxWarp>
-                                </wps:bodyPr>
-                              </wps:wsp>
-                              <wps:wsp>
-                                <wps:cNvPr id="12" name="Formă liberă 12"/>
-                                <wps:cNvSpPr>
-                                  <a:spLocks/>
-                                </wps:cNvSpPr>
-                                <wps:spPr bwMode="auto">
-                                  <a:xfrm>
-                                    <a:off x="112395" y="5202414"/>
-                                    <a:ext cx="250825" cy="1020763"/>
-                                  </a:xfrm>
-                                  <a:custGeom>
-                                    <a:avLst/>
-                                    <a:gdLst>
-                                      <a:gd name="T0" fmla="*/ 0 w 158"/>
-                                      <a:gd name="T1" fmla="*/ 0 h 643"/>
-                                      <a:gd name="T2" fmla="*/ 11 w 158"/>
-                                      <a:gd name="T3" fmla="*/ 46 h 643"/>
-                                      <a:gd name="T4" fmla="*/ 22 w 158"/>
-                                      <a:gd name="T5" fmla="*/ 129 h 643"/>
-                                      <a:gd name="T6" fmla="*/ 36 w 158"/>
-                                      <a:gd name="T7" fmla="*/ 211 h 643"/>
-                                      <a:gd name="T8" fmla="*/ 55 w 158"/>
-                                      <a:gd name="T9" fmla="*/ 301 h 643"/>
-                                      <a:gd name="T10" fmla="*/ 76 w 158"/>
-                                      <a:gd name="T11" fmla="*/ 389 h 643"/>
-                                      <a:gd name="T12" fmla="*/ 103 w 158"/>
-                                      <a:gd name="T13" fmla="*/ 476 h 643"/>
-                                      <a:gd name="T14" fmla="*/ 123 w 158"/>
-                                      <a:gd name="T15" fmla="*/ 533 h 643"/>
-                                      <a:gd name="T16" fmla="*/ 144 w 158"/>
-                                      <a:gd name="T17" fmla="*/ 588 h 643"/>
-                                      <a:gd name="T18" fmla="*/ 155 w 158"/>
-                                      <a:gd name="T19" fmla="*/ 632 h 643"/>
-                                      <a:gd name="T20" fmla="*/ 158 w 158"/>
-                                      <a:gd name="T21" fmla="*/ 643 h 643"/>
-                                      <a:gd name="T22" fmla="*/ 142 w 158"/>
-                                      <a:gd name="T23" fmla="*/ 608 h 643"/>
-                                      <a:gd name="T24" fmla="*/ 118 w 158"/>
-                                      <a:gd name="T25" fmla="*/ 544 h 643"/>
-                                      <a:gd name="T26" fmla="*/ 95 w 158"/>
-                                      <a:gd name="T27" fmla="*/ 478 h 643"/>
-                                      <a:gd name="T28" fmla="*/ 69 w 158"/>
-                                      <a:gd name="T29" fmla="*/ 391 h 643"/>
-                                      <a:gd name="T30" fmla="*/ 47 w 158"/>
-                                      <a:gd name="T31" fmla="*/ 302 h 643"/>
-                                      <a:gd name="T32" fmla="*/ 29 w 158"/>
-                                      <a:gd name="T33" fmla="*/ 212 h 643"/>
-                                      <a:gd name="T34" fmla="*/ 13 w 158"/>
-                                      <a:gd name="T35" fmla="*/ 107 h 643"/>
-                                      <a:gd name="T36" fmla="*/ 0 w 158"/>
-                                      <a:gd name="T37" fmla="*/ 0 h 643"/>
-                                    </a:gdLst>
-                                    <a:ahLst/>
-                                    <a:cxnLst>
-                                      <a:cxn ang="0">
-                                        <a:pos x="T0" y="T1"/>
-                                      </a:cxn>
-                                      <a:cxn ang="0">
-                                        <a:pos x="T2" y="T3"/>
-                                      </a:cxn>
-                                      <a:cxn ang="0">
-                                        <a:pos x="T4" y="T5"/>
-                                      </a:cxn>
-                                      <a:cxn ang="0">
-                                        <a:pos x="T6" y="T7"/>
-                                      </a:cxn>
-                                      <a:cxn ang="0">
-                                        <a:pos x="T8" y="T9"/>
-                                      </a:cxn>
-                                      <a:cxn ang="0">
-                                        <a:pos x="T10" y="T11"/>
-                                      </a:cxn>
-                                      <a:cxn ang="0">
-                                        <a:pos x="T12" y="T13"/>
-                                      </a:cxn>
-                                      <a:cxn ang="0">
-                                        <a:pos x="T14" y="T15"/>
-                                      </a:cxn>
-                                      <a:cxn ang="0">
-                                        <a:pos x="T16" y="T17"/>
-                                      </a:cxn>
-                                      <a:cxn ang="0">
-                                        <a:pos x="T18" y="T19"/>
-                                      </a:cxn>
-                                      <a:cxn ang="0">
-                                        <a:pos x="T20" y="T21"/>
-                                      </a:cxn>
-                                      <a:cxn ang="0">
-                                        <a:pos x="T22" y="T23"/>
-                                      </a:cxn>
-                                      <a:cxn ang="0">
-                                        <a:pos x="T24" y="T25"/>
-                                      </a:cxn>
-                                      <a:cxn ang="0">
-                                        <a:pos x="T26" y="T27"/>
-                                      </a:cxn>
-                                      <a:cxn ang="0">
-                                        <a:pos x="T28" y="T29"/>
-                                      </a:cxn>
-                                      <a:cxn ang="0">
-                                        <a:pos x="T30" y="T31"/>
-                                      </a:cxn>
-                                      <a:cxn ang="0">
-                                        <a:pos x="T32" y="T33"/>
-                                      </a:cxn>
-                                      <a:cxn ang="0">
-                                        <a:pos x="T34" y="T35"/>
-                                      </a:cxn>
-                                      <a:cxn ang="0">
-                                        <a:pos x="T36" y="T37"/>
-                                      </a:cxn>
-                                    </a:cxnLst>
-                                    <a:rect l="0" t="0" r="r" b="b"/>
-                                    <a:pathLst>
-                                      <a:path w="158" h="643">
-                                        <a:moveTo>
-                                          <a:pt x="0" y="0"/>
-                                        </a:moveTo>
-                                        <a:lnTo>
-                                          <a:pt x="11" y="46"/>
-                                        </a:lnTo>
-                                        <a:lnTo>
-                                          <a:pt x="22" y="129"/>
-                                        </a:lnTo>
-                                        <a:lnTo>
-                                          <a:pt x="36" y="211"/>
-                                        </a:lnTo>
-                                        <a:lnTo>
-                                          <a:pt x="55" y="301"/>
-                                        </a:lnTo>
-                                        <a:lnTo>
-                                          <a:pt x="76" y="389"/>
-                                        </a:lnTo>
-                                        <a:lnTo>
-                                          <a:pt x="103" y="476"/>
-                                        </a:lnTo>
-                                        <a:lnTo>
-                                          <a:pt x="123" y="533"/>
-                                        </a:lnTo>
-                                        <a:lnTo>
-                                          <a:pt x="144" y="588"/>
-                                        </a:lnTo>
-                                        <a:lnTo>
-                                          <a:pt x="155" y="632"/>
-                                        </a:lnTo>
-                                        <a:lnTo>
-                                          <a:pt x="158" y="643"/>
-                                        </a:lnTo>
-                                        <a:lnTo>
-                                          <a:pt x="142" y="608"/>
-                                        </a:lnTo>
-                                        <a:lnTo>
-                                          <a:pt x="118" y="544"/>
-                                        </a:lnTo>
-                                        <a:lnTo>
-                                          <a:pt x="95" y="478"/>
-                                        </a:lnTo>
-                                        <a:lnTo>
-                                          <a:pt x="69" y="391"/>
-                                        </a:lnTo>
-                                        <a:lnTo>
-                                          <a:pt x="47" y="302"/>
-                                        </a:lnTo>
-                                        <a:lnTo>
-                                          <a:pt x="29" y="212"/>
-                                        </a:lnTo>
-                                        <a:lnTo>
-                                          <a:pt x="13" y="107"/>
-                                        </a:lnTo>
-                                        <a:lnTo>
-                                          <a:pt x="0" y="0"/>
-                                        </a:lnTo>
-                                        <a:close/>
-                                      </a:path>
-                                    </a:pathLst>
-                                  </a:custGeom>
-                                  <a:solidFill>
-                                    <a:schemeClr val="tx2">
-                                      <a:alpha val="20000"/>
-                                    </a:schemeClr>
-                                  </a:solidFill>
-                                  <a:ln w="0">
-                                    <a:solidFill>
-                                      <a:schemeClr val="tx2">
-                                        <a:alpha val="20000"/>
-                                      </a:schemeClr>
-                                    </a:solidFill>
-                                    <a:prstDash val="solid"/>
-                                    <a:round/>
-                                    <a:headEnd/>
-                                    <a:tailEnd/>
-                                  </a:ln>
-                                </wps:spPr>
-                                <wps:bodyPr vert="horz" wrap="square" lIns="91440" tIns="45720" rIns="91440" bIns="45720" numCol="1" anchor="t" anchorCtr="0" compatLnSpc="1">
-                                  <a:prstTxWarp prst="textNoShape">
-                                    <a:avLst/>
-                                  </a:prstTxWarp>
-                                </wps:bodyPr>
-                              </wps:wsp>
-                              <wps:wsp>
-                                <wps:cNvPr id="13" name="Formă liberă 13"/>
-                                <wps:cNvSpPr>
-                                  <a:spLocks/>
-                                </wps:cNvSpPr>
-                                <wps:spPr bwMode="auto">
-                                  <a:xfrm>
-                                    <a:off x="375920" y="6215239"/>
-                                    <a:ext cx="52388" cy="112713"/>
-                                  </a:xfrm>
-                                  <a:custGeom>
-                                    <a:avLst/>
-                                    <a:gdLst>
-                                      <a:gd name="T0" fmla="*/ 0 w 33"/>
-                                      <a:gd name="T1" fmla="*/ 0 h 71"/>
-                                      <a:gd name="T2" fmla="*/ 33 w 33"/>
-                                      <a:gd name="T3" fmla="*/ 71 h 71"/>
-                                      <a:gd name="T4" fmla="*/ 24 w 33"/>
-                                      <a:gd name="T5" fmla="*/ 71 h 71"/>
-                                      <a:gd name="T6" fmla="*/ 11 w 33"/>
-                                      <a:gd name="T7" fmla="*/ 36 h 71"/>
-                                      <a:gd name="T8" fmla="*/ 0 w 33"/>
-                                      <a:gd name="T9" fmla="*/ 0 h 71"/>
-                                    </a:gdLst>
-                                    <a:ahLst/>
-                                    <a:cxnLst>
-                                      <a:cxn ang="0">
-                                        <a:pos x="T0" y="T1"/>
-                                      </a:cxn>
-                                      <a:cxn ang="0">
-                                        <a:pos x="T2" y="T3"/>
-                                      </a:cxn>
-                                      <a:cxn ang="0">
-                                        <a:pos x="T4" y="T5"/>
-                                      </a:cxn>
-                                      <a:cxn ang="0">
-                                        <a:pos x="T6" y="T7"/>
-                                      </a:cxn>
-                                      <a:cxn ang="0">
-                                        <a:pos x="T8" y="T9"/>
-                                      </a:cxn>
-                                    </a:cxnLst>
-                                    <a:rect l="0" t="0" r="r" b="b"/>
-                                    <a:pathLst>
-                                      <a:path w="33" h="71">
-                                        <a:moveTo>
-                                          <a:pt x="0" y="0"/>
-                                        </a:moveTo>
-                                        <a:lnTo>
-                                          <a:pt x="33" y="71"/>
-                                        </a:lnTo>
-                                        <a:lnTo>
-                                          <a:pt x="24" y="71"/>
-                                        </a:lnTo>
-                                        <a:lnTo>
-                                          <a:pt x="11" y="36"/>
-                                        </a:lnTo>
-                                        <a:lnTo>
-                                          <a:pt x="0" y="0"/>
-                                        </a:lnTo>
-                                        <a:close/>
-                                      </a:path>
-                                    </a:pathLst>
-                                  </a:custGeom>
-                                  <a:solidFill>
-                                    <a:schemeClr val="tx2">
-                                      <a:alpha val="20000"/>
-                                    </a:schemeClr>
-                                  </a:solidFill>
-                                  <a:ln w="0">
-                                    <a:solidFill>
-                                      <a:schemeClr val="tx2">
-                                        <a:alpha val="20000"/>
-                                      </a:schemeClr>
-                                    </a:solidFill>
-                                    <a:prstDash val="solid"/>
-                                    <a:round/>
-                                    <a:headEnd/>
-                                    <a:tailEnd/>
-                                  </a:ln>
-                                </wps:spPr>
-                                <wps:bodyPr vert="horz" wrap="square" lIns="91440" tIns="45720" rIns="91440" bIns="45720" numCol="1" anchor="t" anchorCtr="0" compatLnSpc="1">
-                                  <a:prstTxWarp prst="textNoShape">
-                                    <a:avLst/>
-                                  </a:prstTxWarp>
-                                </wps:bodyPr>
-                              </wps:wsp>
-                              <wps:wsp>
-                                <wps:cNvPr id="14" name="Formă liberă 14"/>
-                                <wps:cNvSpPr>
-                                  <a:spLocks/>
-                                </wps:cNvSpPr>
-                                <wps:spPr bwMode="auto">
-                                  <a:xfrm>
-                                    <a:off x="106045" y="5124627"/>
-                                    <a:ext cx="23813" cy="150813"/>
-                                  </a:xfrm>
-                                  <a:custGeom>
-                                    <a:avLst/>
-                                    <a:gdLst>
-                                      <a:gd name="T0" fmla="*/ 0 w 15"/>
-                                      <a:gd name="T1" fmla="*/ 0 h 95"/>
-                                      <a:gd name="T2" fmla="*/ 8 w 15"/>
-                                      <a:gd name="T3" fmla="*/ 37 h 95"/>
-                                      <a:gd name="T4" fmla="*/ 8 w 15"/>
-                                      <a:gd name="T5" fmla="*/ 41 h 95"/>
-                                      <a:gd name="T6" fmla="*/ 15 w 15"/>
-                                      <a:gd name="T7" fmla="*/ 95 h 95"/>
-                                      <a:gd name="T8" fmla="*/ 4 w 15"/>
-                                      <a:gd name="T9" fmla="*/ 49 h 95"/>
-                                      <a:gd name="T10" fmla="*/ 0 w 15"/>
-                                      <a:gd name="T11" fmla="*/ 0 h 95"/>
-                                    </a:gdLst>
-                                    <a:ahLst/>
-                                    <a:cxnLst>
-                                      <a:cxn ang="0">
-                                        <a:pos x="T0" y="T1"/>
-                                      </a:cxn>
-                                      <a:cxn ang="0">
-                                        <a:pos x="T2" y="T3"/>
-                                      </a:cxn>
-                                      <a:cxn ang="0">
-                                        <a:pos x="T4" y="T5"/>
-                                      </a:cxn>
-                                      <a:cxn ang="0">
-                                        <a:pos x="T6" y="T7"/>
-                                      </a:cxn>
-                                      <a:cxn ang="0">
-                                        <a:pos x="T8" y="T9"/>
-                                      </a:cxn>
-                                      <a:cxn ang="0">
-                                        <a:pos x="T10" y="T11"/>
-                                      </a:cxn>
-                                    </a:cxnLst>
-                                    <a:rect l="0" t="0" r="r" b="b"/>
-                                    <a:pathLst>
-                                      <a:path w="15" h="95">
-                                        <a:moveTo>
-                                          <a:pt x="0" y="0"/>
-                                        </a:moveTo>
-                                        <a:lnTo>
-                                          <a:pt x="8" y="37"/>
-                                        </a:lnTo>
-                                        <a:lnTo>
-                                          <a:pt x="8" y="41"/>
-                                        </a:lnTo>
-                                        <a:lnTo>
-                                          <a:pt x="15" y="95"/>
-                                        </a:lnTo>
-                                        <a:lnTo>
-                                          <a:pt x="4" y="49"/>
-                                        </a:lnTo>
-                                        <a:lnTo>
-                                          <a:pt x="0" y="0"/>
-                                        </a:lnTo>
-                                        <a:close/>
-                                      </a:path>
-                                    </a:pathLst>
-                                  </a:custGeom>
-                                  <a:solidFill>
-                                    <a:schemeClr val="tx2">
-                                      <a:alpha val="20000"/>
-                                    </a:schemeClr>
-                                  </a:solidFill>
-                                  <a:ln w="0">
-                                    <a:solidFill>
-                                      <a:schemeClr val="tx2">
-                                        <a:alpha val="20000"/>
-                                      </a:schemeClr>
-                                    </a:solidFill>
-                                    <a:prstDash val="solid"/>
-                                    <a:round/>
-                                    <a:headEnd/>
-                                    <a:tailEnd/>
-                                  </a:ln>
-                                </wps:spPr>
-                                <wps:bodyPr vert="horz" wrap="square" lIns="91440" tIns="45720" rIns="91440" bIns="45720" numCol="1" anchor="t" anchorCtr="0" compatLnSpc="1">
-                                  <a:prstTxWarp prst="textNoShape">
-                                    <a:avLst/>
-                                  </a:prstTxWarp>
-                                </wps:bodyPr>
-                              </wps:wsp>
-                              <wps:wsp>
-                                <wps:cNvPr id="15" name="Formă liberă 15"/>
-                                <wps:cNvSpPr>
-                                  <a:spLocks/>
-                                </wps:cNvSpPr>
-                                <wps:spPr bwMode="auto">
-                                  <a:xfrm>
-                                    <a:off x="317182" y="4649964"/>
-                                    <a:ext cx="638175" cy="1241425"/>
-                                  </a:xfrm>
-                                  <a:custGeom>
-                                    <a:avLst/>
-                                    <a:gdLst>
-                                      <a:gd name="T0" fmla="*/ 402 w 402"/>
-                                      <a:gd name="T1" fmla="*/ 0 h 782"/>
-                                      <a:gd name="T2" fmla="*/ 402 w 402"/>
-                                      <a:gd name="T3" fmla="*/ 1 h 782"/>
-                                      <a:gd name="T4" fmla="*/ 363 w 402"/>
-                                      <a:gd name="T5" fmla="*/ 39 h 782"/>
-                                      <a:gd name="T6" fmla="*/ 325 w 402"/>
-                                      <a:gd name="T7" fmla="*/ 79 h 782"/>
-                                      <a:gd name="T8" fmla="*/ 290 w 402"/>
-                                      <a:gd name="T9" fmla="*/ 121 h 782"/>
-                                      <a:gd name="T10" fmla="*/ 255 w 402"/>
-                                      <a:gd name="T11" fmla="*/ 164 h 782"/>
-                                      <a:gd name="T12" fmla="*/ 211 w 402"/>
-                                      <a:gd name="T13" fmla="*/ 222 h 782"/>
-                                      <a:gd name="T14" fmla="*/ 171 w 402"/>
-                                      <a:gd name="T15" fmla="*/ 284 h 782"/>
-                                      <a:gd name="T16" fmla="*/ 133 w 402"/>
-                                      <a:gd name="T17" fmla="*/ 346 h 782"/>
-                                      <a:gd name="T18" fmla="*/ 100 w 402"/>
-                                      <a:gd name="T19" fmla="*/ 411 h 782"/>
-                                      <a:gd name="T20" fmla="*/ 71 w 402"/>
-                                      <a:gd name="T21" fmla="*/ 478 h 782"/>
-                                      <a:gd name="T22" fmla="*/ 45 w 402"/>
-                                      <a:gd name="T23" fmla="*/ 546 h 782"/>
-                                      <a:gd name="T24" fmla="*/ 27 w 402"/>
-                                      <a:gd name="T25" fmla="*/ 617 h 782"/>
-                                      <a:gd name="T26" fmla="*/ 13 w 402"/>
-                                      <a:gd name="T27" fmla="*/ 689 h 782"/>
-                                      <a:gd name="T28" fmla="*/ 7 w 402"/>
-                                      <a:gd name="T29" fmla="*/ 761 h 782"/>
-                                      <a:gd name="T30" fmla="*/ 7 w 402"/>
-                                      <a:gd name="T31" fmla="*/ 782 h 782"/>
-                                      <a:gd name="T32" fmla="*/ 0 w 402"/>
-                                      <a:gd name="T33" fmla="*/ 765 h 782"/>
-                                      <a:gd name="T34" fmla="*/ 1 w 402"/>
-                                      <a:gd name="T35" fmla="*/ 761 h 782"/>
-                                      <a:gd name="T36" fmla="*/ 7 w 402"/>
-                                      <a:gd name="T37" fmla="*/ 688 h 782"/>
-                                      <a:gd name="T38" fmla="*/ 21 w 402"/>
-                                      <a:gd name="T39" fmla="*/ 616 h 782"/>
-                                      <a:gd name="T40" fmla="*/ 40 w 402"/>
-                                      <a:gd name="T41" fmla="*/ 545 h 782"/>
-                                      <a:gd name="T42" fmla="*/ 66 w 402"/>
-                                      <a:gd name="T43" fmla="*/ 475 h 782"/>
-                                      <a:gd name="T44" fmla="*/ 95 w 402"/>
-                                      <a:gd name="T45" fmla="*/ 409 h 782"/>
-                                      <a:gd name="T46" fmla="*/ 130 w 402"/>
-                                      <a:gd name="T47" fmla="*/ 343 h 782"/>
-                                      <a:gd name="T48" fmla="*/ 167 w 402"/>
-                                      <a:gd name="T49" fmla="*/ 281 h 782"/>
-                                      <a:gd name="T50" fmla="*/ 209 w 402"/>
-                                      <a:gd name="T51" fmla="*/ 220 h 782"/>
-                                      <a:gd name="T52" fmla="*/ 253 w 402"/>
-                                      <a:gd name="T53" fmla="*/ 163 h 782"/>
-                                      <a:gd name="T54" fmla="*/ 287 w 402"/>
-                                      <a:gd name="T55" fmla="*/ 120 h 782"/>
-                                      <a:gd name="T56" fmla="*/ 324 w 402"/>
-                                      <a:gd name="T57" fmla="*/ 78 h 782"/>
-                                      <a:gd name="T58" fmla="*/ 362 w 402"/>
-                                      <a:gd name="T59" fmla="*/ 38 h 782"/>
-                                      <a:gd name="T60" fmla="*/ 402 w 402"/>
-                                      <a:gd name="T61" fmla="*/ 0 h 782"/>
-                                    </a:gdLst>
-                                    <a:ahLst/>
-                                    <a:cxnLst>
-                                      <a:cxn ang="0">
-                                        <a:pos x="T0" y="T1"/>
-                                      </a:cxn>
-                                      <a:cxn ang="0">
-                                        <a:pos x="T2" y="T3"/>
-                                      </a:cxn>
-                                      <a:cxn ang="0">
-                                        <a:pos x="T4" y="T5"/>
-                                      </a:cxn>
-                                      <a:cxn ang="0">
-                                        <a:pos x="T6" y="T7"/>
-                                      </a:cxn>
-                                      <a:cxn ang="0">
-                                        <a:pos x="T8" y="T9"/>
-                                      </a:cxn>
-                                      <a:cxn ang="0">
-                                        <a:pos x="T10" y="T11"/>
-                                      </a:cxn>
-                                      <a:cxn ang="0">
-                                        <a:pos x="T12" y="T13"/>
-                                      </a:cxn>
-                                      <a:cxn ang="0">
-                                        <a:pos x="T14" y="T15"/>
-                                      </a:cxn>
-                                      <a:cxn ang="0">
-                                        <a:pos x="T16" y="T17"/>
-                                      </a:cxn>
-                                      <a:cxn ang="0">
-                                        <a:pos x="T18" y="T19"/>
-                                      </a:cxn>
-                                      <a:cxn ang="0">
-                                        <a:pos x="T20" y="T21"/>
-                                      </a:cxn>
-                                      <a:cxn ang="0">
-                                        <a:pos x="T22" y="T23"/>
-                                      </a:cxn>
-                                      <a:cxn ang="0">
-                                        <a:pos x="T24" y="T25"/>
-                                      </a:cxn>
-                                      <a:cxn ang="0">
-                                        <a:pos x="T26" y="T27"/>
-                                      </a:cxn>
-                                      <a:cxn ang="0">
-                                        <a:pos x="T28" y="T29"/>
-                                      </a:cxn>
-                                      <a:cxn ang="0">
-                                        <a:pos x="T30" y="T31"/>
-                                      </a:cxn>
-                                      <a:cxn ang="0">
-                                        <a:pos x="T32" y="T33"/>
-                                      </a:cxn>
-                                      <a:cxn ang="0">
-                                        <a:pos x="T34" y="T35"/>
-                                      </a:cxn>
-                                      <a:cxn ang="0">
-                                        <a:pos x="T36" y="T37"/>
-                                      </a:cxn>
-                                      <a:cxn ang="0">
-                                        <a:pos x="T38" y="T39"/>
-                                      </a:cxn>
-                                      <a:cxn ang="0">
-                                        <a:pos x="T40" y="T41"/>
-                                      </a:cxn>
-                                      <a:cxn ang="0">
-                                        <a:pos x="T42" y="T43"/>
-                                      </a:cxn>
-                                      <a:cxn ang="0">
-                                        <a:pos x="T44" y="T45"/>
-                                      </a:cxn>
-                                      <a:cxn ang="0">
-                                        <a:pos x="T46" y="T47"/>
-                                      </a:cxn>
-                                      <a:cxn ang="0">
-                                        <a:pos x="T48" y="T49"/>
-                                      </a:cxn>
-                                      <a:cxn ang="0">
-                                        <a:pos x="T50" y="T51"/>
-                                      </a:cxn>
-                                      <a:cxn ang="0">
-                                        <a:pos x="T52" y="T53"/>
-                                      </a:cxn>
-                                      <a:cxn ang="0">
-                                        <a:pos x="T54" y="T55"/>
-                                      </a:cxn>
-                                      <a:cxn ang="0">
-                                        <a:pos x="T56" y="T57"/>
-                                      </a:cxn>
-                                      <a:cxn ang="0">
-                                        <a:pos x="T58" y="T59"/>
-                                      </a:cxn>
-                                      <a:cxn ang="0">
-                                        <a:pos x="T60" y="T61"/>
-                                      </a:cxn>
-                                    </a:cxnLst>
-                                    <a:rect l="0" t="0" r="r" b="b"/>
-                                    <a:pathLst>
-                                      <a:path w="402" h="782">
-                                        <a:moveTo>
-                                          <a:pt x="402" y="0"/>
-                                        </a:moveTo>
-                                        <a:lnTo>
-                                          <a:pt x="402" y="1"/>
-                                        </a:lnTo>
-                                        <a:lnTo>
-                                          <a:pt x="363" y="39"/>
-                                        </a:lnTo>
-                                        <a:lnTo>
-                                          <a:pt x="325" y="79"/>
-                                        </a:lnTo>
-                                        <a:lnTo>
-                                          <a:pt x="290" y="121"/>
-                                        </a:lnTo>
-                                        <a:lnTo>
-                                          <a:pt x="255" y="164"/>
-                                        </a:lnTo>
-                                        <a:lnTo>
-                                          <a:pt x="211" y="222"/>
-                                        </a:lnTo>
-                                        <a:lnTo>
-                                          <a:pt x="171" y="284"/>
-                                        </a:lnTo>
-                                        <a:lnTo>
-                                          <a:pt x="133" y="346"/>
-                                        </a:lnTo>
-                                        <a:lnTo>
-                                          <a:pt x="100" y="411"/>
-                                        </a:lnTo>
-                                        <a:lnTo>
-                                          <a:pt x="71" y="478"/>
-                                        </a:lnTo>
-                                        <a:lnTo>
-                                          <a:pt x="45" y="546"/>
-                                        </a:lnTo>
-                                        <a:lnTo>
-                                          <a:pt x="27" y="617"/>
-                                        </a:lnTo>
-                                        <a:lnTo>
-                                          <a:pt x="13" y="689"/>
-                                        </a:lnTo>
-                                        <a:lnTo>
-                                          <a:pt x="7" y="761"/>
-                                        </a:lnTo>
-                                        <a:lnTo>
-                                          <a:pt x="7" y="782"/>
-                                        </a:lnTo>
-                                        <a:lnTo>
-                                          <a:pt x="0" y="765"/>
-                                        </a:lnTo>
-                                        <a:lnTo>
-                                          <a:pt x="1" y="761"/>
-                                        </a:lnTo>
-                                        <a:lnTo>
-                                          <a:pt x="7" y="688"/>
-                                        </a:lnTo>
-                                        <a:lnTo>
-                                          <a:pt x="21" y="616"/>
-                                        </a:lnTo>
-                                        <a:lnTo>
-                                          <a:pt x="40" y="545"/>
-                                        </a:lnTo>
-                                        <a:lnTo>
-                                          <a:pt x="66" y="475"/>
-                                        </a:lnTo>
-                                        <a:lnTo>
-                                          <a:pt x="95" y="409"/>
-                                        </a:lnTo>
-                                        <a:lnTo>
-                                          <a:pt x="130" y="343"/>
-                                        </a:lnTo>
-                                        <a:lnTo>
-                                          <a:pt x="167" y="281"/>
-                                        </a:lnTo>
-                                        <a:lnTo>
-                                          <a:pt x="209" y="220"/>
-                                        </a:lnTo>
-                                        <a:lnTo>
-                                          <a:pt x="253" y="163"/>
-                                        </a:lnTo>
-                                        <a:lnTo>
-                                          <a:pt x="287" y="120"/>
-                                        </a:lnTo>
-                                        <a:lnTo>
-                                          <a:pt x="324" y="78"/>
-                                        </a:lnTo>
-                                        <a:lnTo>
-                                          <a:pt x="362" y="38"/>
-                                        </a:lnTo>
-                                        <a:lnTo>
-                                          <a:pt x="402" y="0"/>
-                                        </a:lnTo>
-                                        <a:close/>
-                                      </a:path>
-                                    </a:pathLst>
-                                  </a:custGeom>
-                                  <a:solidFill>
-                                    <a:schemeClr val="tx2">
-                                      <a:alpha val="20000"/>
-                                    </a:schemeClr>
-                                  </a:solidFill>
-                                  <a:ln w="0">
-                                    <a:solidFill>
-                                      <a:schemeClr val="tx2">
-                                        <a:alpha val="20000"/>
-                                      </a:schemeClr>
-                                    </a:solidFill>
-                                    <a:prstDash val="solid"/>
-                                    <a:round/>
-                                    <a:headEnd/>
-                                    <a:tailEnd/>
-                                  </a:ln>
-                                </wps:spPr>
-                                <wps:bodyPr vert="horz" wrap="square" lIns="91440" tIns="45720" rIns="91440" bIns="45720" numCol="1" anchor="t" anchorCtr="0" compatLnSpc="1">
-                                  <a:prstTxWarp prst="textNoShape">
-                                    <a:avLst/>
-                                  </a:prstTxWarp>
-                                </wps:bodyPr>
-                              </wps:wsp>
-                              <wps:wsp>
-                                <wps:cNvPr id="16" name="Formă liberă 16"/>
-                                <wps:cNvSpPr>
-                                  <a:spLocks/>
-                                </wps:cNvSpPr>
-                                <wps:spPr bwMode="auto">
-                                  <a:xfrm>
-                                    <a:off x="317182" y="5904089"/>
-                                    <a:ext cx="58738" cy="311150"/>
-                                  </a:xfrm>
-                                  <a:custGeom>
-                                    <a:avLst/>
-                                    <a:gdLst>
-                                      <a:gd name="T0" fmla="*/ 0 w 37"/>
-                                      <a:gd name="T1" fmla="*/ 0 h 196"/>
-                                      <a:gd name="T2" fmla="*/ 6 w 37"/>
-                                      <a:gd name="T3" fmla="*/ 15 h 196"/>
-                                      <a:gd name="T4" fmla="*/ 7 w 37"/>
-                                      <a:gd name="T5" fmla="*/ 18 h 196"/>
-                                      <a:gd name="T6" fmla="*/ 12 w 37"/>
-                                      <a:gd name="T7" fmla="*/ 80 h 196"/>
-                                      <a:gd name="T8" fmla="*/ 21 w 37"/>
-                                      <a:gd name="T9" fmla="*/ 134 h 196"/>
-                                      <a:gd name="T10" fmla="*/ 33 w 37"/>
-                                      <a:gd name="T11" fmla="*/ 188 h 196"/>
-                                      <a:gd name="T12" fmla="*/ 37 w 37"/>
-                                      <a:gd name="T13" fmla="*/ 196 h 196"/>
-                                      <a:gd name="T14" fmla="*/ 22 w 37"/>
-                                      <a:gd name="T15" fmla="*/ 162 h 196"/>
-                                      <a:gd name="T16" fmla="*/ 15 w 37"/>
-                                      <a:gd name="T17" fmla="*/ 146 h 196"/>
-                                      <a:gd name="T18" fmla="*/ 5 w 37"/>
-                                      <a:gd name="T19" fmla="*/ 81 h 196"/>
-                                      <a:gd name="T20" fmla="*/ 1 w 37"/>
-                                      <a:gd name="T21" fmla="*/ 40 h 196"/>
-                                      <a:gd name="T22" fmla="*/ 0 w 37"/>
-                                      <a:gd name="T23" fmla="*/ 0 h 196"/>
-                                    </a:gdLst>
-                                    <a:ahLst/>
-                                    <a:cxnLst>
-                                      <a:cxn ang="0">
-                                        <a:pos x="T0" y="T1"/>
-                                      </a:cxn>
-                                      <a:cxn ang="0">
-                                        <a:pos x="T2" y="T3"/>
-                                      </a:cxn>
-                                      <a:cxn ang="0">
-                                        <a:pos x="T4" y="T5"/>
-                                      </a:cxn>
-                                      <a:cxn ang="0">
-                                        <a:pos x="T6" y="T7"/>
-                                      </a:cxn>
-                                      <a:cxn ang="0">
-                                        <a:pos x="T8" y="T9"/>
-                                      </a:cxn>
-                                      <a:cxn ang="0">
-                                        <a:pos x="T10" y="T11"/>
-                                      </a:cxn>
-                                      <a:cxn ang="0">
-                                        <a:pos x="T12" y="T13"/>
-                                      </a:cxn>
-                                      <a:cxn ang="0">
-                                        <a:pos x="T14" y="T15"/>
-                                      </a:cxn>
-                                      <a:cxn ang="0">
-                                        <a:pos x="T16" y="T17"/>
-                                      </a:cxn>
-                                      <a:cxn ang="0">
-                                        <a:pos x="T18" y="T19"/>
-                                      </a:cxn>
-                                      <a:cxn ang="0">
-                                        <a:pos x="T20" y="T21"/>
-                                      </a:cxn>
-                                      <a:cxn ang="0">
-                                        <a:pos x="T22" y="T23"/>
-                                      </a:cxn>
-                                    </a:cxnLst>
-                                    <a:rect l="0" t="0" r="r" b="b"/>
-                                    <a:pathLst>
-                                      <a:path w="37" h="196">
-                                        <a:moveTo>
-                                          <a:pt x="0" y="0"/>
-                                        </a:moveTo>
-                                        <a:lnTo>
-                                          <a:pt x="6" y="15"/>
-                                        </a:lnTo>
-                                        <a:lnTo>
-                                          <a:pt x="7" y="18"/>
-                                        </a:lnTo>
-                                        <a:lnTo>
-                                          <a:pt x="12" y="80"/>
-                                        </a:lnTo>
-                                        <a:lnTo>
-                                          <a:pt x="21" y="134"/>
-                                        </a:lnTo>
-                                        <a:lnTo>
-                                          <a:pt x="33" y="188"/>
-                                        </a:lnTo>
-                                        <a:lnTo>
-                                          <a:pt x="37" y="196"/>
-                                        </a:lnTo>
-                                        <a:lnTo>
-                                          <a:pt x="22" y="162"/>
-                                        </a:lnTo>
-                                        <a:lnTo>
-                                          <a:pt x="15" y="146"/>
-                                        </a:lnTo>
-                                        <a:lnTo>
-                                          <a:pt x="5" y="81"/>
-                                        </a:lnTo>
-                                        <a:lnTo>
-                                          <a:pt x="1" y="40"/>
-                                        </a:lnTo>
-                                        <a:lnTo>
-                                          <a:pt x="0" y="0"/>
-                                        </a:lnTo>
-                                        <a:close/>
-                                      </a:path>
-                                    </a:pathLst>
-                                  </a:custGeom>
-                                  <a:solidFill>
-                                    <a:schemeClr val="tx2">
-                                      <a:alpha val="20000"/>
-                                    </a:schemeClr>
-                                  </a:solidFill>
-                                  <a:ln w="0">
-                                    <a:solidFill>
-                                      <a:schemeClr val="tx2">
-                                        <a:alpha val="20000"/>
-                                      </a:schemeClr>
-                                    </a:solidFill>
-                                    <a:prstDash val="solid"/>
-                                    <a:round/>
-                                    <a:headEnd/>
-                                    <a:tailEnd/>
-                                  </a:ln>
-                                </wps:spPr>
-                                <wps:bodyPr vert="horz" wrap="square" lIns="91440" tIns="45720" rIns="91440" bIns="45720" numCol="1" anchor="t" anchorCtr="0" compatLnSpc="1">
-                                  <a:prstTxWarp prst="textNoShape">
-                                    <a:avLst/>
-                                  </a:prstTxWarp>
-                                </wps:bodyPr>
-                              </wps:wsp>
-                              <wps:wsp>
-                                <wps:cNvPr id="17" name="Formă liberă 17"/>
-                                <wps:cNvSpPr>
-                                  <a:spLocks/>
-                                </wps:cNvSpPr>
-                                <wps:spPr bwMode="auto">
-                                  <a:xfrm>
-                                    <a:off x="363220" y="6223177"/>
-                                    <a:ext cx="49213" cy="104775"/>
-                                  </a:xfrm>
-                                  <a:custGeom>
-                                    <a:avLst/>
-                                    <a:gdLst>
-                                      <a:gd name="T0" fmla="*/ 0 w 31"/>
-                                      <a:gd name="T1" fmla="*/ 0 h 66"/>
-                                      <a:gd name="T2" fmla="*/ 31 w 31"/>
-                                      <a:gd name="T3" fmla="*/ 66 h 66"/>
-                                      <a:gd name="T4" fmla="*/ 24 w 31"/>
-                                      <a:gd name="T5" fmla="*/ 66 h 66"/>
-                                      <a:gd name="T6" fmla="*/ 0 w 31"/>
-                                      <a:gd name="T7" fmla="*/ 0 h 66"/>
-                                    </a:gdLst>
-                                    <a:ahLst/>
-                                    <a:cxnLst>
-                                      <a:cxn ang="0">
-                                        <a:pos x="T0" y="T1"/>
-                                      </a:cxn>
-                                      <a:cxn ang="0">
-                                        <a:pos x="T2" y="T3"/>
-                                      </a:cxn>
-                                      <a:cxn ang="0">
-                                        <a:pos x="T4" y="T5"/>
-                                      </a:cxn>
-                                      <a:cxn ang="0">
-                                        <a:pos x="T6" y="T7"/>
-                                      </a:cxn>
-                                    </a:cxnLst>
-                                    <a:rect l="0" t="0" r="r" b="b"/>
-                                    <a:pathLst>
-                                      <a:path w="31" h="66">
-                                        <a:moveTo>
-                                          <a:pt x="0" y="0"/>
-                                        </a:moveTo>
-                                        <a:lnTo>
-                                          <a:pt x="31" y="66"/>
-                                        </a:lnTo>
-                                        <a:lnTo>
-                                          <a:pt x="24" y="66"/>
-                                        </a:lnTo>
-                                        <a:lnTo>
-                                          <a:pt x="0" y="0"/>
-                                        </a:lnTo>
-                                        <a:close/>
-                                      </a:path>
-                                    </a:pathLst>
-                                  </a:custGeom>
-                                  <a:solidFill>
-                                    <a:schemeClr val="tx2">
-                                      <a:alpha val="20000"/>
-                                    </a:schemeClr>
-                                  </a:solidFill>
-                                  <a:ln w="0">
-                                    <a:solidFill>
-                                      <a:schemeClr val="tx2">
-                                        <a:alpha val="20000"/>
-                                      </a:schemeClr>
-                                    </a:solidFill>
-                                    <a:prstDash val="solid"/>
-                                    <a:round/>
-                                    <a:headEnd/>
-                                    <a:tailEnd/>
-                                  </a:ln>
-                                </wps:spPr>
-                                <wps:bodyPr vert="horz" wrap="square" lIns="91440" tIns="45720" rIns="91440" bIns="45720" numCol="1" anchor="t" anchorCtr="0" compatLnSpc="1">
-                                  <a:prstTxWarp prst="textNoShape">
-                                    <a:avLst/>
-                                  </a:prstTxWarp>
-                                </wps:bodyPr>
-                              </wps:wsp>
-                              <wps:wsp>
-                                <wps:cNvPr id="18" name="Formă liberă 18"/>
-                                <wps:cNvSpPr>
-                                  <a:spLocks/>
-                                </wps:cNvSpPr>
-                                <wps:spPr bwMode="auto">
-                                  <a:xfrm>
-                                    <a:off x="317182" y="5864402"/>
-                                    <a:ext cx="11113" cy="68263"/>
-                                  </a:xfrm>
-                                  <a:custGeom>
-                                    <a:avLst/>
-                                    <a:gdLst>
-                                      <a:gd name="T0" fmla="*/ 0 w 7"/>
-                                      <a:gd name="T1" fmla="*/ 0 h 43"/>
-                                      <a:gd name="T2" fmla="*/ 7 w 7"/>
-                                      <a:gd name="T3" fmla="*/ 17 h 43"/>
-                                      <a:gd name="T4" fmla="*/ 7 w 7"/>
-                                      <a:gd name="T5" fmla="*/ 43 h 43"/>
-                                      <a:gd name="T6" fmla="*/ 6 w 7"/>
-                                      <a:gd name="T7" fmla="*/ 40 h 43"/>
-                                      <a:gd name="T8" fmla="*/ 0 w 7"/>
-                                      <a:gd name="T9" fmla="*/ 25 h 43"/>
-                                      <a:gd name="T10" fmla="*/ 0 w 7"/>
-                                      <a:gd name="T11" fmla="*/ 0 h 43"/>
-                                    </a:gdLst>
-                                    <a:ahLst/>
-                                    <a:cxnLst>
-                                      <a:cxn ang="0">
-                                        <a:pos x="T0" y="T1"/>
-                                      </a:cxn>
-                                      <a:cxn ang="0">
-                                        <a:pos x="T2" y="T3"/>
-                                      </a:cxn>
-                                      <a:cxn ang="0">
-                                        <a:pos x="T4" y="T5"/>
-                                      </a:cxn>
-                                      <a:cxn ang="0">
-                                        <a:pos x="T6" y="T7"/>
-                                      </a:cxn>
-                                      <a:cxn ang="0">
-                                        <a:pos x="T8" y="T9"/>
-                                      </a:cxn>
-                                      <a:cxn ang="0">
-                                        <a:pos x="T10" y="T11"/>
-                                      </a:cxn>
-                                    </a:cxnLst>
-                                    <a:rect l="0" t="0" r="r" b="b"/>
-                                    <a:pathLst>
-                                      <a:path w="7" h="43">
-                                        <a:moveTo>
-                                          <a:pt x="0" y="0"/>
-                                        </a:moveTo>
-                                        <a:lnTo>
-                                          <a:pt x="7" y="17"/>
-                                        </a:lnTo>
-                                        <a:lnTo>
-                                          <a:pt x="7" y="43"/>
-                                        </a:lnTo>
-                                        <a:lnTo>
-                                          <a:pt x="6" y="40"/>
-                                        </a:lnTo>
-                                        <a:lnTo>
-                                          <a:pt x="0" y="25"/>
-                                        </a:lnTo>
-                                        <a:lnTo>
-                                          <a:pt x="0" y="0"/>
-                                        </a:lnTo>
-                                        <a:close/>
-                                      </a:path>
-                                    </a:pathLst>
-                                  </a:custGeom>
-                                  <a:solidFill>
-                                    <a:schemeClr val="tx2">
-                                      <a:alpha val="20000"/>
-                                    </a:schemeClr>
-                                  </a:solidFill>
-                                  <a:ln w="0">
-                                    <a:solidFill>
-                                      <a:schemeClr val="tx2">
-                                        <a:alpha val="20000"/>
-                                      </a:schemeClr>
-                                    </a:solidFill>
-                                    <a:prstDash val="solid"/>
-                                    <a:round/>
-                                    <a:headEnd/>
-                                    <a:tailEnd/>
-                                  </a:ln>
-                                </wps:spPr>
-                                <wps:bodyPr vert="horz" wrap="square" lIns="91440" tIns="45720" rIns="91440" bIns="45720" numCol="1" anchor="t" anchorCtr="0" compatLnSpc="1">
-                                  <a:prstTxWarp prst="textNoShape">
-                                    <a:avLst/>
-                                  </a:prstTxWarp>
-                                </wps:bodyPr>
-                              </wps:wsp>
-                              <wps:wsp>
-                                <wps:cNvPr id="19" name="Formă liberă 19"/>
-                                <wps:cNvSpPr>
-                                  <a:spLocks/>
-                                </wps:cNvSpPr>
-                                <wps:spPr bwMode="auto">
-                                  <a:xfrm>
-                                    <a:off x="340995" y="6135864"/>
-                                    <a:ext cx="73025" cy="192088"/>
-                                  </a:xfrm>
-                                  <a:custGeom>
-                                    <a:avLst/>
-                                    <a:gdLst>
-                                      <a:gd name="T0" fmla="*/ 0 w 46"/>
-                                      <a:gd name="T1" fmla="*/ 0 h 121"/>
-                                      <a:gd name="T2" fmla="*/ 7 w 46"/>
-                                      <a:gd name="T3" fmla="*/ 16 h 121"/>
-                                      <a:gd name="T4" fmla="*/ 22 w 46"/>
-                                      <a:gd name="T5" fmla="*/ 50 h 121"/>
-                                      <a:gd name="T6" fmla="*/ 33 w 46"/>
-                                      <a:gd name="T7" fmla="*/ 86 h 121"/>
-                                      <a:gd name="T8" fmla="*/ 46 w 46"/>
-                                      <a:gd name="T9" fmla="*/ 121 h 121"/>
-                                      <a:gd name="T10" fmla="*/ 45 w 46"/>
-                                      <a:gd name="T11" fmla="*/ 121 h 121"/>
-                                      <a:gd name="T12" fmla="*/ 14 w 46"/>
-                                      <a:gd name="T13" fmla="*/ 55 h 121"/>
-                                      <a:gd name="T14" fmla="*/ 11 w 46"/>
-                                      <a:gd name="T15" fmla="*/ 44 h 121"/>
-                                      <a:gd name="T16" fmla="*/ 0 w 46"/>
-                                      <a:gd name="T17" fmla="*/ 0 h 121"/>
-                                    </a:gdLst>
-                                    <a:ahLst/>
-                                    <a:cxnLst>
-                                      <a:cxn ang="0">
-                                        <a:pos x="T0" y="T1"/>
-                                      </a:cxn>
-                                      <a:cxn ang="0">
-                                        <a:pos x="T2" y="T3"/>
-                                      </a:cxn>
-                                      <a:cxn ang="0">
-                                        <a:pos x="T4" y="T5"/>
-                                      </a:cxn>
-                                      <a:cxn ang="0">
-                                        <a:pos x="T6" y="T7"/>
-                                      </a:cxn>
-                                      <a:cxn ang="0">
-                                        <a:pos x="T8" y="T9"/>
-                                      </a:cxn>
-                                      <a:cxn ang="0">
-                                        <a:pos x="T10" y="T11"/>
-                                      </a:cxn>
-                                      <a:cxn ang="0">
-                                        <a:pos x="T12" y="T13"/>
-                                      </a:cxn>
-                                      <a:cxn ang="0">
-                                        <a:pos x="T14" y="T15"/>
-                                      </a:cxn>
-                                      <a:cxn ang="0">
-                                        <a:pos x="T16" y="T17"/>
-                                      </a:cxn>
-                                    </a:cxnLst>
-                                    <a:rect l="0" t="0" r="r" b="b"/>
-                                    <a:pathLst>
-                                      <a:path w="46" h="121">
-                                        <a:moveTo>
-                                          <a:pt x="0" y="0"/>
-                                        </a:moveTo>
-                                        <a:lnTo>
-                                          <a:pt x="7" y="16"/>
-                                        </a:lnTo>
-                                        <a:lnTo>
-                                          <a:pt x="22" y="50"/>
-                                        </a:lnTo>
-                                        <a:lnTo>
-                                          <a:pt x="33" y="86"/>
-                                        </a:lnTo>
-                                        <a:lnTo>
-                                          <a:pt x="46" y="121"/>
-                                        </a:lnTo>
-                                        <a:lnTo>
-                                          <a:pt x="45" y="121"/>
-                                        </a:lnTo>
-                                        <a:lnTo>
-                                          <a:pt x="14" y="55"/>
-                                        </a:lnTo>
-                                        <a:lnTo>
-                                          <a:pt x="11" y="44"/>
-                                        </a:lnTo>
-                                        <a:lnTo>
-                                          <a:pt x="0" y="0"/>
-                                        </a:lnTo>
-                                        <a:close/>
-                                      </a:path>
-                                    </a:pathLst>
-                                  </a:custGeom>
-                                  <a:solidFill>
-                                    <a:schemeClr val="tx2">
-                                      <a:alpha val="20000"/>
-                                    </a:schemeClr>
-                                  </a:solidFill>
-                                  <a:ln w="0">
-                                    <a:solidFill>
-                                      <a:schemeClr val="tx2">
-                                        <a:alpha val="20000"/>
-                                      </a:schemeClr>
-                                    </a:solidFill>
-                                    <a:prstDash val="solid"/>
-                                    <a:round/>
-                                    <a:headEnd/>
-                                    <a:tailEnd/>
-                                  </a:ln>
-                                </wps:spPr>
-                                <wps:bodyPr vert="horz" wrap="square" lIns="91440" tIns="45720" rIns="91440" bIns="45720" numCol="1" anchor="t" anchorCtr="0" compatLnSpc="1">
-                                  <a:prstTxWarp prst="textNoShape">
-                                    <a:avLst/>
-                                  </a:prstTxWarp>
-                                </wps:bodyPr>
-                              </wps:wsp>
-                            </wpg:grpSp>
-                          </wpg:grpSp>
+                              <a:prstGeom prst="rect">
+                                <a:avLst/>
+                              </a:prstGeom>
+                              <a:blipFill>
+                                <a:blip r:embed="rId9"/>
+                                <a:stretch>
+                                  <a:fillRect r="-7574"/>
+                                </a:stretch>
+                              </a:blipFill>
+                              <a:ln>
+                                <a:noFill/>
+                              </a:ln>
+                            </wps:spPr>
+                            <wps:style>
+                              <a:lnRef idx="2">
+                                <a:schemeClr val="accent1">
+                                  <a:shade val="50000"/>
+                                </a:schemeClr>
+                              </a:lnRef>
+                              <a:fillRef idx="1">
+                                <a:schemeClr val="accent1"/>
+                              </a:fillRef>
+                              <a:effectRef idx="0">
+                                <a:schemeClr val="accent1"/>
+                              </a:effectRef>
+                              <a:fontRef idx="minor">
+                                <a:schemeClr val="lt1"/>
+                              </a:fontRef>
+                            </wps:style>
+                            <wps:txbx>
+                              <w:txbxContent>
+                                <w:p>
+                                  <w:pPr>
+                                    <w:jc w:val="center"/>
+                                    <w:rPr>
+                                      <w:rFonts w:ascii="Times New Roman" w:hAnsi="Times New Roman" w:cs="Times New Roman"/>
+                                      <w:color w:val="000000" w:themeColor="text1"/>
+                                      <w:sz w:val="36"/>
+                                      <w:szCs w:val="36"/>
+                                    </w:rPr>
+                                  </w:pPr>
+                                </w:p>
+                                <w:p>
+                                  <w:pPr>
+                                    <w:jc w:val="center"/>
+                                    <w:rPr>
+                                      <w:rFonts w:ascii="Times New Roman" w:hAnsi="Times New Roman" w:cs="Times New Roman"/>
+                                      <w:sz w:val="36"/>
+                                      <w:szCs w:val="36"/>
+                                    </w:rPr>
+                                  </w:pPr>
+                                  <w:r>
+                                    <w:rPr>
+                                      <w:rFonts w:ascii="Times New Roman" w:hAnsi="Times New Roman" w:cs="Times New Roman"/>
+                                      <w:color w:val="000000" w:themeColor="text1"/>
+                                      <w:sz w:val="36"/>
+                                      <w:szCs w:val="36"/>
+                                    </w:rPr>
+                                    <w:t>Academia Tehnică Militară „Ferdinand I”</w:t>
+                                  </w:r>
+                                  <w:r>
+                                    <w:rPr>
+                                      <w:rFonts w:ascii="Times New Roman" w:hAnsi="Times New Roman" w:cs="Times New Roman"/>
+                                      <w:sz w:val="36"/>
+                                      <w:szCs w:val="36"/>
+                                    </w:rPr>
+                                    <w:t> </w:t>
+                                  </w:r>
+                                </w:p>
+                                <w:p>
+                                  <w:pPr>
+                                    <w:jc w:val="center"/>
+                                    <w:rPr>
+                                      <w:rFonts w:ascii="Times New Roman" w:hAnsi="Times New Roman" w:cs="Times New Roman"/>
+                                      <w:color w:val="000000" w:themeColor="text1"/>
+                                      <w:sz w:val="36"/>
+                                      <w:szCs w:val="36"/>
+                                    </w:rPr>
+                                  </w:pPr>
+                                  <w:r>
+                                    <w:rPr>
+                                      <w:rFonts w:ascii="Times New Roman" w:hAnsi="Times New Roman" w:cs="Times New Roman"/>
+                                      <w:color w:val="000000" w:themeColor="text1"/>
+                                      <w:sz w:val="36"/>
+                                      <w:szCs w:val="36"/>
+                                    </w:rPr>
+                                    <w:t>Facultatea de Sisteme Informatice și Securitate Cibernetică</w:t>
+                                  </w:r>
+                                </w:p>
+                              </w:txbxContent>
+                            </wps:txbx>
+                            <wps:bodyPr rot="0" spcFirstLastPara="0" vertOverflow="overflow" horzOverflow="overflow" vert="horz" wrap="square" lIns="91440" tIns="45720" rIns="91440" bIns="45720" numCol="1" spcCol="0" rtlCol="0" fromWordArt="0" anchor="ctr" anchorCtr="0" forceAA="0" compatLnSpc="1">
+                              <a:prstTxWarp prst="textNoShape">
+                                <a:avLst/>
+                              </a:prstTxWarp>
+                              <a:noAutofit/>
+                            </wps:bodyPr>
+                          </wps:wsp>
                         </wpg:wgp>
                       </a:graphicData>
                     </a:graphic>
                     <wp14:sizeRelH relativeFrom="page">
-                      <wp14:pctWidth>0</wp14:pctWidth>
+                      <wp14:pctWidth>94100</wp14:pctWidth>
                     </wp14:sizeRelH>
                     <wp14:sizeRelV relativeFrom="page">
-                      <wp14:pctHeight>95000</wp14:pctHeight>
+                      <wp14:pctHeight>12100</wp14:pctHeight>
                     </wp14:sizeRelV>
                   </wp:anchor>
                 </w:drawing>
               </mc:Choice>
               <mc:Fallback>
                 <w:pict>
-                  <v:group w14:anchorId="58C4907B" id="Grup 2" o:spid="_x0000_s1026" style="position:absolute;margin-left:0;margin-top:0;width:168pt;height:718.55pt;z-index:-251657216;mso-height-percent:950;mso-left-percent:40;mso-position-horizontal-relative:page;mso-position-vertical:center;mso-position-vertical-relative:page;mso-height-percent:950;mso-left-percent:40" coordsize="21336,91257" o:gfxdata="UEsDBBQABgAIAAAAIQC2gziS/gAAAOEBAAATAAAAW0NvbnRlbnRfVHlwZXNdLnhtbJSRQU7DMBBF 90jcwfIWJU67QAgl6YK0S0CoHGBkTxKLZGx5TGhvj5O2G0SRWNoz/78nu9wcxkFMGNg6quQqL6RA 0s5Y6ir5vt9lD1JwBDIwOMJKHpHlpr69KfdHjyxSmriSfYz+USnWPY7AufNIadK6MEJMx9ApD/oD OlTrorhX2lFEilmcO2RdNtjC5xDF9pCuTyYBB5bi6bQ4syoJ3g9WQ0ymaiLzg5KdCXlKLjvcW893 SUOqXwnz5DrgnHtJTxOsQfEKIT7DmDSUCaxw7Rqn8787ZsmRM9e2VmPeBN4uqYvTtW7jvijg9N/y JsXecLq0q+WD6m8AAAD//wMAUEsDBBQABgAIAAAAIQA4/SH/1gAAAJQBAAALAAAAX3JlbHMvLnJl bHOkkMFqwzAMhu+DvYPRfXGawxijTi+j0GvpHsDYimMaW0Yy2fr2M4PBMnrbUb/Q94l/f/hMi1qR JVI2sOt6UJgd+ZiDgffL8ekFlFSbvV0oo4EbChzGx4f9GRdb25HMsYhqlCwG5lrLq9biZkxWOiqY 22YiTra2kYMu1l1tQD30/bPm3wwYN0x18gb45AdQl1tp5j/sFB2T0FQ7R0nTNEV3j6o9feQzro1i OWA14Fm+Q8a1a8+Bvu/d/dMb2JY5uiPbhG/ktn4cqGU/er3pcvwCAAD//wMAUEsDBBQABgAIAAAA IQC7DrHCRyQAAD8BAQAOAAAAZHJzL2Uyb0RvYy54bWzsXduOG0eSfV9g/4HoxwXWYl1YJBsjDwz5 ggU8HmPdCz9TbLbYGDbJJSm1vK/7a/theyIisxjJjMyiRcpjSeUHF1sMnoqMyoo4EXn7y1/fP60G 7xa7/eNm/fKm+Gp4M1is55v7x/Wblzf/dff9v09uBvvDbH0/W23Wi5c3vy32N3/9+l//5S/P29tF uVluVveL3QAg6/3t8/blzfJw2N6+eLGfLxdPs/1Xm+1ijS8fNrun2QF/7t68uN/NnoH+tHpRDofN i+fN7n6728wX+z3+9Vv58uZrxn94WMwPf3942C8Og9XLG+h24P/v+P+v6f8vvv7L7PbNbrZdPs6d GrMP0OJp9rjGTVuob2eH2eDt7jGCenqc7zb7zcPhq/nm6cXm4eFxvuA2oDXF8KQ1P+w2b7fclje3 z2+2rZlg2hM7fTDs/Kd3P+y2v2x/3sESz9s3sAX/RW15/7B7oiu0HLxnk/3Wmmzx/jCY4x/Loqqa ISw7x3fTohyNi1KMOl/C8tHv5svvOn75wt/4RaDO8xYdZH+0wf4yG/yynG0XbNr9LWzw827weP/y proZrGdP6Kbf7hbbw9v1m+XjoKLm0N0h1tppf7uHyc41UjGtR9UoslHb0tntdrc//LDYPA3ow8ub Hfotd6fZux/3B9wfol6EbrrfrB7vv39crfgPelcWr1a7wbsZevnhPT8A/CKQWq1Jdr2hXwkg/Qts 7JvCnw6/rRYkt1r/5+IBJqEnzIrwC3m8yWw+X6wPhXy1nN0v5N6jIf4je9HdvVr8FwMS8gPu32I7 AC8pIB5bYJw8/XTB73P742FOMflx+wu+82Z9aH/89Lje7CyAFVrl7izy3khiGrLS6839b+gwu414 k/12/v0jHtuPs/3h59kO7gOvA1wivl1udv9zM3iGe3l5s//vt7Pd4maw+o81+u60qGvyR/xHPRqX +GOnv3mtv1m/fXq1wbMt4Ey3c/5I8oeV//iw2zz9Ck/4Dd0VX83Wc9z75c38sPN/vDqI24MvnS++ +YbF4IO2s8OP61+2cwInK1E3u3v/62y3dX3xgFf9p41/X2a3J11SZOmX6803bw+bh0fur0c7Ofvh 3VUORj4eXzy8HPLi/bB7ux2M5JV7Q6/cud5p3CAc3AzgheqyGA5HzrW3fmo4GtfeT9XTYliVE7rL 7Lb1U5NhU0MPQSgmRz/mPVZRDZtyDB9Bvq4qcJuycX1FXOWpx3Le9LSxTdBYhiBXd2wsqcV++MfN /B/7wXrzajlbv1l8s9/CL9CDog56+pPAW3of2jrvoi6gfNw6b59iWI/HMNpp25R9UhBHl54CaR3d qYH+AJdOL5Z0re9BIv7vfwerx9eLHa74AmakfuocO1l9v2WTi33VN+wc4fEHr5//trlHgJihq/P7 chIkq2baODs3ZdFMSu7L8F0u6hXTqhm7UNBMJ3CYQQ+Cud9KJCBt/KuG3nCPOMDd4t615g7tenha wdv824vBcPA8KEoXeN+0InAXSmQ5IJfDff4ogi7RilRTGwY9vpUpRuXABKqV0KS2gdDuFqga1jYQ 3o5WCG2ykcZKqC7GNhKoZzfSVAnBPjZSoY09bmydCm1uuIoE1DkWLwKTT1JaaZunlNI2H1UJnbTN U31Jm1wphHe77ZyzpbAV9OL3a9dh8QnRCIxVwvV2sydOSL0XTvTOx1pIUe9OCIvfumMmhvvlhWEU Qub3rlMYDSfhsXsJ88joTyQ8PUuYugy38LwmItqI+HmNLFwri/OaWbh2FkFDxTruORHlPE2SdjcD JEmvxWeAKNDjpcdEHwfPCERwOYMlIi78Cv370+bd4m7DEocT5o97Hb9drbVUhVcQloJncYb1X/vr lsEm0mT4jawY6wQ4eIXz5MQnQj9/O3+V247FdHifs3C+ERPvzz2KvwqagI38Q/Zf+qsISc85BZqv NvsFBSaxf/uBnwk9ShU4AubfEvGO/ICeqOPUvz+9INr47Wy/lHvw/cles1uksOt7/rRczO6/c58P s8eVfGbDO44oOdWROn48Fu358eGUHV+REXNuJbmCa5/jwH8E60EsslkPu6Nrsx7kLxPPeqbD0URY jWI9k7rw5LIux8OKuTcevWdPuvP+PtYD18a960hpdBimQFU27LEpTnnuBLfVMoMJRfMYJYjAUxsG HqmFqcY2jo6/U4q/hjrwCi1Ok8DR4beAkAkUMJ6CKUHcMs14oIyNFDCeYpgwUkB50lja3A3zi1ir kPIk1QpMnoIKbD5JNFAbvbCfHULI8cGUowSQNnpKI21z1SfxBvTkyWCHnwB5SpLVwtHEIuCJFKBb TvxBXAuvDHEtch8fzrVEt1Y1zzv8VfhHhW4PBjXNs5RGpOCLssSIXCuhObfH4V7YX3hT+Jiz5Bph R4U49SRcJWJTH2j8zfxVWopQQap5Eu2/9Neeju2kQuIqnh+tqPnZ0zFEQJuOcc5zbTqWqtT5IlSJ /zwdw7DTtLpiFSouMZ3ysaIcR5UqzRA4hsYwmpBRCLVgNDvgmB7DaG4wJvJj4WhuUBE3iHE0NShG KSDNDQquZcVImhtUXMuyVAoIWZlQKuBjNQpVdvOo2NASTqn6xWoFhKypqFpn6qVtPmKeaGCFVqcS ooml7T5JtVFbfloTvTOxAtMPmVUbimnjIwSlLEZV5NZiRTWy+0SpuzoKEUT3Ld2obHJEQ9HR7GGl 7vEEk0LTT6CoEo8AQU7ds2ySaPoZFMNUS/VDKDC0kNJNP4Vx4iGU+iFM69S7RCG9tRpKmabRKv0I xtNUKyv9BFKPs9IPIP0GVNr+ZeJh0vBvq3z6zay09bkcH/dZomctVNphIMc+iiVcD1WtWqi0F4MO R7FEA+vQ8In+UGu7p5C02bWn77Mlu5b++WVLyeSK/DAY+x08rZRC8xV7crQs7lOZDnG8ySzuE4IO cbysLO4zoA5xvJAsHiSGyaa6DOYOHu2cppJHI3Q4rbPEXVPhl84Sd02F7zlL3DUV/uUccfIvpDt8 yFnirql10NTLM2xSAxk2R+wPT7GlLafV+zClhK9Ee8feOv5Lf3VpOAvBKzuj+G/91aWwYgzEgawY kQncEpEnK+aGMRDssmIjeb6Ir1mxidwUJC0rVgwR0aAc8a+8IEVREgS1ygu6HuXJV7JMALrkEFG+ lr7nzeuvzsxDd2twnazgWNoCGpMVwxCQdIH8bV2Du56Hc4tdTxfRHtbr7CpikY5+J928owvb70I/ knXF+WCffekEL4pdOmEXcO3SSYV5UhN5hetJg8zGzZjxpZNxUZPLoBlgSAMx7uXj50UjWTWlWZh8 Bg+kh6k0pSYiPBmxW9Yi8P4tgU+gwICtSAJFZzCcDcW66PyloXTPUEYnLyWNPsUwOnfB1GEbBwZu NS5oLlGMoxOXkofDDH2CmomtT1gxGRa2QmHBxFQoKJeMuFxiaaQtndAotDRlwxaQtnXCRsHw1WSY MDaNVxytTdWD2NoYMDjKQBtbp7BIYiMFJZLJKGHvoEBCaXCsUlAdmcACpplKbe+ERtreSSthpufR AlRaNDTSfbvhEUzjwWHa6RGIMmADSFs72ZWCcghVQ2KgoBhSpzp3UAvhIqWBpJ1I8n0LKyG2TwsK IUVFBRrDSkEdBC+T2brQ3gkgbe6Ug9T2Vh6yrzf09QZhsH29IZrA+QnUGy6uCMAPUkGA/JNVD6Cv wQN9qp+a33gi5vNKf3XJvmA1+eSSohAzz670l8Xgp7M5qIAhLmSlJFFFGMpKCRaiXlbKTVtFlM2L wWmjmS4upJN3L5ZvALw7geHeuQTfYXVpxlhdzRSn0WUyMWyX+d3E4K5nScM73DM66glS9uvoZoke 2+ftfd5urFL1S8NcKu6WUhLztvN2fg+vnrc3FVZkydtZVkWBz5xM+7y9rOvar7uZYt3NFWegxkn5 ad7eYITzJLXXeXvBA2ExjObcNSU4Bo7Ob0qe8hDjwDUcEzzk5SaQzm+YcBcxkCbcJYbUTSBNuGWU NgbShLvkWbFG04LsfcwD0TFSkL9XvFLGggrNnbB3kMLXXOSwsLTJCxnvNfTSRh/hyZi2orlxx0dT J55fkMePeFaHpZc2PC3Twvi4oZc2fVPQ7AkDK8zkke+bWEEuD5QEVmB7mewQ6xWk86MpzbW19Aps XyT6RDDVYcQppoWlbY8+aDdRd/m6SZlLm14mcBst1JavMLvFbGGQ1dc8YSKGCvL6MmWsIK8veVqI AaWdTPKdDhJ7mcdkQOkuj6WgiQZqsydexGCGAyXk7vH1CXmfkPcJOWYZWCsq/xkJ+cUZNkUoSrHp BbdS7HAAMZVhuwkwdT7Do3BFKVK7aN9n4P7qMnFoBDH4wmy+6AZwwV6yYsQ5gQZmkhWjcSaSA+vI y7mRXjCKvBxNxwIe2EJeDosuSQ5MoENOrHJ0xN5o/uqGyd3AOyJ4Hg8LV1k/9NpcVg7rilny6rm1 CIiqWbQa0RyNRcTMilGJnsQ6eoBLNxDpsmhhF/bm6nPpPpc+P5fGy2Ln0tyRr51LYyeV2o2BjzHT xq0OOK7mHJXVBK8Ij4EPp1dMpWXumh7ejjLpbCKN8eTnQQyiKS4Py8ULQnVeUVK6E6NodptA0dSW WXKMovMJjLSD2kYt0skEEeQYRGcSTI991fVLXkx4MReBnZmKXMJECIPCqX8g3t37q0RJqo11S7n4 0s7Q9Bj+Klh9ePH7cfWr0zo3FEyUauG37PDC5PHa4QXTpqqxewOKUVXJFKpjeEF0oUochxfMaLxm pZaIWi68CJnXErp4xesxoklaOrpgE4DlIAbR0cUG0cGFNyGKQYLgIpWv0+bo4MJV1RhFBxcbRAcX XosTgwSVWanhnKoS1GUpRglKX8Gxk3eXwd7BbJIO8VKCi0MaZVnIrmH7D0+u0R8Qq9qJ/z76+KtE IRFC8pdL5lzO1/YED+GvAgWVcb+O6dN91Ouj3tnb6CaiHrxlEPVKLvhcO9qNMDBJ9Wz06VEzmWKT RXGVfmCyKUftwCS2lGyG15lRXE05i5lybUIHtNOMaiwVJy2iY14SR4c98u8Gjg571YhmuwLtNFDo yIe1qyaQDn1VQRHUANLBDytNTSAd/UrepdAA0gGw4PXYRtuCEFgiTpo6BVEQz9bWioh+OwpIYzA2 lrZ4ySN3ll7a6Nh/MoGlrV7yiKKFpe1eVDQ6aZgrGJ2ssJrctHwwy3iaUkubvh6WNlQwOIlM3NQq GJuseYK40cJgnjHPDjUaGA5NctJuQWnD8+R3C0rbveEhMgsqsHviPYa3OnaaZkzDiRaU7vGJjhUs vx7XND/AQAoGJhPvcjAuCYwEku7uXOCIvQLl0e0rMWYaaumkbZ7onsF84zFPo7CQtMkTdgpGJZMW p9UhreY8I8PoB8G664Zn5htKUS29heKBcwMqWHeNbMq2ebDuuiHib0Fpo8v8B0srbfRUlKEZZEr1 hOOrtdWxVi+hlu7p2G0+0UJt96JJvDWglUe9SkwqMfs67Y3Sao9iqK3XSIfSEpMRbCzd20tsV2Ga nkaT2jsW2EbDxtKmLyc0xcN4jCNte2y/lMDStq8QTmwsbftUnKDVoK3yFc8WsdTSpudE2ehctLvT ESrVuxptedW3+uzy92SXyZXnrvB4hyqMSkbT4uiVYLd3F+1Fm0ZH52J0X1LtWGQvmWE/Yf9TnLCf 7ARuVPmyDQLS6K4DI2id098palGPxGjyWeKuA7cVjXwHpthD6Igu56C78fu7dkvhDnTXVMSIs9Bd U0fnNdVtC3DXLh3PK+O28ruDO1fKXFz0othDVS8KL1bZi7+HiX2xKjWr5FTOl6n8VcpVSGz5gbVl av+1vzoxWkKJm2J7AGmr/9pfRQxJKYsh78zLEZEBHHLKvJzbWgH5YlYOmSLjIRfMyxHFx32R52Xl sO8iiSGHy4phnIzFOhaquPUIdIZO1njyJJBXZcXcIhQw+KwYmA89L7ztuXvKLR2TQdf1j9Nf5bHK O408JoslpkWOkpUSvbq0d5OdkFtkwfx0HRljTurfgFLS4+yYnUQvHj/1fKcE02c5cPmscmDxLAee npUDQxe5loF46/ure7mwDwnpB36dx5uAs5Oc7FKctApYM8t1vDNgxCzWUUJPuZt+plA/U+j8mULo kUFRuz3thrv8RyxuN1OM5Z4O5eI0OL/PaDUcT9v3+KLNMrhkxJ5DF61PU0KcuUYvuRbRmThXsCKQ IAunxNlAwcvcZqhcsYhQgvybdzOMdUHcaFEKLl1FMDr15oUthjJ43C0ML0URl6pbrdNuWW9v4ATl bJlGFekTFrMnVO+wkLSVUaxBWSFGCuyMLN9G0paWSlqMFNi6oWU2lk6Btbn6FSNpcxeoBdtI2uAJ IG3wSUKjoIZtP/6wgp3C0da2X4ygfE3FEmcghLUvebpYMhu0h+LT4sIVvtxiCfoR0rwLThGivT6Q rlG3tNI14c6eUaaSNeHhHYRNaGfH7vfk5kD+Oibsu3n4cKhZKunmAxaTPIMlExDhlDiRJJyO1Bdt wuz5rb8Kz3XzLODEsroJp5/45Ntj+KvDYsXajRn9l/6q0xv/iPx3PXHtiev5xBVR0yaunDNfm7g2 w/H4OMV92oClMln0szLqKQ429lPckef5hPFy4sqvm+Znp8QVuXaGt8oofASiCRWG9zCtPEIJ2BRP lI9QNJlKoGgmxXwjAtE8iuiGaPL5sY3L4x6ePC19G10Q9lw5rrWx973+6gof6B4ILx1SYaD1CL0X 77342V6cJomYXhxfwKld24uruXXNZDxpj2z2XhzbgHgv3jR07C50wGt7sRPn2nzOh2O6RcaHU1Ic QWgPLgfaRhjag1PlIcLQ/rum2VOxHtp/m3po982TuWIMnQNTDIj00BkwH4IRYwQFBxMkKDdQIBGQ zy+QJFNL2Ble+84PGuQH0+y09eIghe6AGAXTX5yacS+BPj6w+KuEKEnN2kfsv/RXEZIsqWPoScIY qh7ysnsEf+0zll1/ptdXT4/z3YXzx4l62bGOKfHVY90EW0/DscIj4MNohEk6HGJ8rNMbU0/GrhJ/ jWAnVYRctCtkcFmL6LIkhZkYJIh3XGqPUXTA4wJwDBOEPK61xzA65nFtO4bRUQ/zwlEkjWF02Evs JKsDHxBsnCD0YUKqZZ0g+KWRtJkLew9gIkDtEAEfAG80jYbEWyEejohNRFWlVobZhQWkbU1h3cDR tuZ6tJi6D+yf7OS9i1kGegmXgNETLuYZPLKT5BmuhNoxE8OVbTEZJ0ciSGuq2rb913MMfxWugfkc 54jRiwq0diKXB/FXAXPV6Q6i1Kfyn/PyOBws/+b2zW77y5aYXPBx/tM7t/8mvKywkx92b7eSopEs BH6gX/4MFoiATR9/3Mz/sR+sN6+WOIl58c1+u5gf0Ku565/+pL2d/N5n0puHh8F7GjNp3DtRT3De rz/m01OUoho2JWZd8dJuHEA6mjTM0pEALf8eITT1dIoJQExy5svv3h8Gc7rFuB7T/GReHd6Mx9OT 0uzRNqQhkbDn/Xbw/mm1xqft/uXN8nDY3r54sZ8vF0+z/TWIIHiByQM/yowLOJuxs/GowHJC2dX4 uHi+mE7aA0qIEl6v6FH4yR1v7l17705L17Uvox9FNEOR/S1jGM1QihFVrw0gzVBwTCd2a4yBNEOp hsQGDSDNUIBhI2mOUvPJ7waSJoRJJE0JgWHrFFBCnEprti7ghNjiNgF1jsUDUljwXpRG+wJWSAUn w+QBK+SDQSwgbXNihRaQNrkyU08Lv1xaSN2Ey0/wKx/OC91WePAsWTaHs+eIf8FvZMVYJ8jBK5wn Jz4xSUhxghrfFm93lmvC1xLX7NjhDi8Rccg8b/347JAe1my1Xc4G72Yr2kkP/7nmceBdvFohOsMm +83q8f77x9WKfrFaD55pWj59Dr5ofyNwh/dSjvz9d9ju9odvZ/ul4PA9SK3Z7W7zdn3Pn5aL2f13 7vNh9riSz/z4oDERij2TJ/r0enP/G+hWv/HQB248hK5vMqePMuRfYcEkNn7k92MyxcGPfBfFnKRq xsyyrhqMLbke60nu/O3+8MNi88Sd+x0mPHF/aefQHTkP3q+2UMLRLq4lnTInN8U9VUKj1ZlGtUUT J8z+XA4MGM2bsOrSxNG8aUq1OANHh3BedG/oo0N4MU4oFLAmXndqIGnWBGVslQLWVIDvmY0LaFMa S9MmzCO1obTBizHVCQ1LBbSpSnUAbXPs/pqA0lZPIWmr8+7+lk7a6ikgbXSlUM/APlkGlhxahEci R3jXzoXkwUU86cumctKbTISNeiC5yeNsTWvY7fhtWOMS3TDDMkeI3J4603y5zy0wgzPKgrHesId7 czja322oBaFmcDJsty45WqBObA3b3GXbIEzMHTKavKtIdWxb3ZO6ntQd7t7/OtuhKsg8Vdip+wNV sD+oHEZR2WR1+AIvA/FmFCF9BXIv5Ud6S4JvPNEevH7+2+Z+8fJm9vawYZ/i6VhUcxwNi2Elm3gd WR0Ou0YCJuXCaTk8qRbC330oqRP3pAnbKafDbl7UYC2iSQY25ngexCiaYoxL0AIDRnM6XvUTwwT0 go+fMXA0u2AmFuNocoFDlWx9TslFDKOpBaawmq0K6BxxlBgm4HJEUVyjeoryeyjKxWEeD4aH69DB PzzK09lHiJEySJCMfXQriqTyLiXFHJ9xx34lxQQMMzdyUVmETgnDNefBktF+f/GiL49QZ1i/fXq1 QU0J3na2ni83u5c3B//x1QF/QWa+edrODj+uf9nOSZDMTZUfiY4D+ogfYVTqp43fGhLPw2X06DtH 2X9yJEW4sCMpz/0J4iUqZpdGUrw8lS+QlMOyPh1awojdhAqysu8/9im8YoVEVuTrUHkaTZvajRUe 6yxBNOWUPYbR4ZS3tjNwgnAq56bx2J1WJ4ynNLRkAOl4yktf3U4DGkgH1JIHcQwgHVAxIIZiRNyy IKTy2d4GUBBTsX+XiRREVdTF7MYFu1SCaSWwAoPLWXXxkwtKJOh2CSxtdNnazmqitnrB86kMawW7 VI4mfJCboZc2PA1F2vbSpm/kfLkYi5xVWwaERjYW4tpRCq2zbR/sU1lg8pWpV7DStxkm2kiHDxz1 kgJc3LvoRW+lRnL6pNFGbXucQ2erpbt8PU6ppU0vBUZDK235akpE0ugRwVaV7gy96IWm6ZttAyve a9SC0j4GJxyaDQw2qyyZJFtQgd0TXT7YrbKQIzZjs9Ny0VZ3rubFpgp2qySq7FRCfGtL1rOlr2If yz74ZJ0uJqQII/7CnLhclKwuwWjgbHe+gJ4XhllI2I+m5YXRcBL2c8nzwuhRJOzH8/LC5ClJuh2H 6xB3bcRI+jkWIYfH6Oc103Hju3YXqA5lXEvDal768bimtpw6j07Oh3Rvp9R3iLumtuOjHeLukUri jt7ZIe6aKifqdoqTKyDdW8qfR/9Ez9CDTVB0pRf8gnQM/hCW6tjuyvWFojW/r4/6q9R53Xp28Jts pkU7leKeVccJ9NhficVkxA7P3N/MX93USOx1xU3o2I8JfIPlwCiy2oFLiFxbNPL381d3X9cMMIE8 Hpw06Xd0xB7HXx0eJney3NCvOvbf+6uTc0kvonP2vo7TI/JmxVypHFE1K+bO0EPEzIrRptJoK6Jh VsxNekWky4rJW9yn5P2MhX92cRuuw07J2ZdcOyXH9E0UrcUbYIdp5Of0mhyr2/gXOCfJyLGrXktG fI38g6vb4hp13qrpMtHJMbsJLQGv1ZLSM07iGxN7j1Hgc1uUknfeZsvqG+nUJIGiCbJsrxWh6KxE NhWPWgTTtroQzY6tovORo1W+cI4trOySHYHwloHQoHN8OJ+hpAwBSDpYkjO4k/g6pKhAQjwlP9bc B6l+BPbPMQILH2oHKSaK1w5SxRA77gqTx6rUGks8wiClz/NDCfl6QUq2e9WR4TRIyUHPWkIHKSnJ ibLHqjL8Ruv05Tw/ztk1iI5RNogOUVj2gOPvIpAgREnp7FQVHaJQXbNQdIiiaBnbRIcoOc8vUiWo Eks96VSVoEZMkU4a9IVHumSJxa4mXRwYabUFAiNs/+GBUZLQjs2IRahj2zfSBmGx7Qk+PfVXSVMl ie5YcNnHzj52/jliJ/q0HTvZa147dmJ6UuF2G6/1gke/ZBKn32ICk8vwaEi2rapelOLR2WpYmy81 HB3ZTgPoGMpxxnmMjzqCJnF0EOU8L8bRQbRqePOCWB80/RiMaWDSUEgHUux7YTdMh1IssDOBdCwt pxQHDQvpcIpZKTZSEFBLHkc0oIKYSkdWmVoF4640YmyqRYW01lJlWSawtNHR9RJY2up0TKKtl7Z7 IftqxA8wGHet5HC5uC9QJbPVnmbD223Utq957NzoDsG4a6qJwbCrjElaUEFfT/SsYNR1lGphMOpa 0joMo0MEg66NHD0ZGwsTgZWxEi8OHbHQWhTnjtrPsNR2TymlrT7mLbYNUwVjrgmkYMgVGLZONAbT ap7oCZTctzJj3qrS0ino7bbJgwHXdOu0yVOtCy1Ow9yWTtrisqdN/NKExwPKCW5xP4iPBzS6FC1+ bC014m3NDa1oxKGVwrmNZu/E8NJRCGfW2g2kQZMWiqcEWFppD1PzSm1LK211bB6QUEvbveIZFBaW tnuB80DtJuq+XvLm7QYWTShum1jyuiOjjeHxgLw8y8LSli+xP4+pV3g8IIKl2bfonJGjXpNEG2m0 qpUqknpp21dciLXaqG3PMzusJmrTV02CeeDMqKNachBw3OWD4wGhj22t+HhAQeqTVXtuh52spnNb dFmkfV/ujvdJy7hq8l1L0vOzDSiQkyG/2KkPSUPSIbpkmXarx7wh++MBadaMNW2rPx7wQHPcqFqG GeFL2l+AwhiPLiEoWFU0/h6dz882SK1S9HL56RLIbLkrtz3ZF8f8VYpktF8j9XjsBiHTyfzX/ipi yEpZrGs5BFJOkZMNlNLDX25kCwlj9r5IFRmPjifM6Yc0kOWQ6OXlsB0ENRdJXFbO3bZr6ooffei4 K+VEuCkSq+xN3ZwUJE1ZMQFDynCOVEtA/PP0V3muYg0kMlkseQbn3bHpmLRECTDbIv+g/PmAsHDu ueNcQH6c7W5Tvnn+Ks1EpZjFurZYcbP2QOazdwWNZzwQ9awcKLrIoTSQawXoN8sV7cIGr76/urfQ nRwB8pzFA21mvI6JV6DELNZxgqj3N6f37Bcm4ZnObvt9W/7AJb543e0iOXuTj1gkH02H9fB055YR dm4BYaR1SdgWjU4clLf8ohI5VRtkkCxXHy9k/wEtohN6qqTEILqOUlAZxUDRqTwl8jFKkMZTtclA 0Uk81iVYMDqDd6cM8kPUTdIJPNesYm109l5UvINybJqgLC5TxNxcgePwQlgU54U6RsOCojhvaxOr FJTEgWGbKFiKhLq5ZSMa6DyWTFDBMI1Nk/aPUlQtNnTS5i64WGy1Ths8AaQN7k4ZjJ5bUAqnYn+s UFgIp4F9Q59g+ZH9YgRVcAXT11zsxKyvuaRSVnu5ycVTJ9D1Keuj3m1lfcLAfeRI5XxCc2WOTTKp ElKKIa0c1yQHhnjVdcqgsHQ41CyYy7qOx5R5vuqvwlvJBLine8GT+vs1HqCl2Ra4FLMj6RKpDoYu zUSykbth+Ih803r6C5v19Jf3ef6jdrjBe2TTX2YzV6e/WFhEkZzS9bLEjJGT+ZXBWYX1uM3BL6e/ nFZrIoj3tGU4FOSR93PvO9I3zX7POauQWFmMotlvyYsAIlU0JcOIpYWi+RizlggED9Joz+fHWS6P nnjytMTwkuBJw//Uh7nPpKOP1Ew6pPpY0M8X/HPMF0SqZscC5n9XjwXH+YI4PaGmmiA7YD9fUJ94 iCMYfP304lAQp+knnlNKtTpW6EhAFYwIIiiDjOHBYwwdB0wMHQV46keMoaMA1WMiPXQQqCmqxRg6 H6dIEmHobFyOC4jWmwXFDxMkKH0cFfn8wlFy3Bd2RoS4aMeGi0MdugMiHfrAh6eJgKA8i3tJMtCJ kPS1pJAknGclRu2kA58Z+askf33E7CPmnyNiwlfaEZPHW68eMTG90I07NkVFQTOMmGPsZIAowpua XXWDUKmL6Ih4mj25UXwtcho0Y5AganJNW7Zx0Sg6bHJJO4bRgZNPpTGU0ZFT5ndH6Z6OnTiVB9Xj WBsdPFHxxgTHCEaHTyDYOEEAlQMYI6AghKaRtJkLPoExRtKG5kOJjKYFgwcyNT8G0qbmjbQsIG1r IgexjYKZ9FxhF1P39OCTrbBfzFXQS7iojZ5wMVvhjpskIq4o3I6tenLhr67CjJcGzAdH6eQKuaQ1 8aO2/3oQfxUwN6unS8xtrYUZT7l7kmPAPTu2yulJUk+SukjS8YRB3h22PX6R//35DW1Qg1i8m22X j/NvZ4eZ/pt/cbsoN8vN6n6x+/r/AQAA//8DAFBLAwQUAAYACAAAACEAXWZITNwAAAAGAQAADwAA AGRycy9kb3ducmV2LnhtbEyPQUvDQBCF74L/YRnBm93E2KSk2RQRBFEvtl68bbPTbGh2NmQ3bfrv Hb3oZeDxHm++V21m14sTjqHzpCBdJCCQGm86ahV87p7vViBC1GR07wkVXDDApr6+qnRp/Jk+8LSN reASCqVWYGMcSilDY9HpsPADEnsHPzodWY6tNKM+c7nr5X2S5NLpjviD1QM+WWyO28kpeL3gVOxe UpsX78ukWR6/3g5hUOr2Zn5cg4g4x78w/OAzOtTMtPcTmSB6BTwk/l72sixnuefQQ1akIOtK/sev vwEAAP//AwBQSwECLQAUAAYACAAAACEAtoM4kv4AAADhAQAAEwAAAAAAAAAAAAAAAAAAAAAAW0Nv bnRlbnRfVHlwZXNdLnhtbFBLAQItABQABgAIAAAAIQA4/SH/1gAAAJQBAAALAAAAAAAAAAAAAAAA AC8BAABfcmVscy8ucmVsc1BLAQItABQABgAIAAAAIQC7DrHCRyQAAD8BAQAOAAAAAAAAAAAAAAAA AC4CAABkcnMvZTJvRG9jLnhtbFBLAQItABQABgAIAAAAIQBdZkhM3AAAAAYBAAAPAAAAAAAAAAAA AAAAAKEmAABkcnMvZG93bnJldi54bWxQSwUGAAAAAAQABADzAAAAqicAAAAA ">
-                    <v:rect id="Dreptunghi 3" o:spid="_x0000_s1027" style="position:absolute;width:1945;height:91257;visibility:visible;mso-wrap-style:square;v-text-anchor:middle" o:gfxdata="UEsDBBQABgAIAAAAIQDb4fbL7gAAAIUBAAATAAAAW0NvbnRlbnRfVHlwZXNdLnhtbHyQz07DMAyH 70i8Q+QralM4IITa7kDhCAiNB7ASt43WOlEcyvb2pNu4IODoPz9/n1xv9vOkForiPDdwXVagiI23 jocG3rdPxR0oScgWJ8/UwIEENu3lRb09BBKV0ywNjCmFe63FjDSjlD4Q50nv44wpl3HQAc0OB9I3 VXWrjedEnIq03oC27qjHjympx31un0wiTQLq4bS4shrAECZnMGVTvbD9QSnOhDInjzsyuiBXWQP0 r4R18jfgnHvJr4nOknrFmJ5xzhraRtHWf3Kkpfz/yGo5S+H73hkquyhdjr3R8m2lj09svwAAAP// AwBQSwMEFAAGAAgAAAAhAFr0LFu/AAAAFQEAAAsAAABfcmVscy8ucmVsc2zPwWrDMAwG4Ptg72B0 X5TuUMaI01uh19I+gLGVxCy2jGSy9e1nemrHjpL4P0nD4SetZiPRyNnCruvBUPYcYp4tXC/Htw8w Wl0ObuVMFm6kcBhfX4Yzra62kC6xqGlKVgtLreUTUf1CyWnHhXKbTCzJ1VbKjMX5LzcTvvf9HuXR gPHJNKdgQU5hB+ZyK23zHztFL6w81c5zQp6m6P9TMfB3PtPWFCczVQtB9N4U2rp2HOA44NMz4y8A AAD//wMAUEsDBBQABgAIAAAAIQA/pu+YxQAAANoAAAAPAAAAZHJzL2Rvd25yZXYueG1sRI9Ba8JA FITvBf/D8oTe6kYLUqOriCC0FCnVIO3tmX3NpmbfhuzWpP56VxA8DjPzDTNbdLYSJ2p86VjBcJCA IM6dLrlQkO3WTy8gfEDWWDkmBf/kYTHvPcww1a7lTzptQyEihH2KCkwIdSqlzw1Z9ANXE0fvxzUW Q5RNIXWDbYTbSo6SZCwtlhwXDNa0MpQft39Wgfs9T7L3dnM87Mwk33+Piq+3j1apx363nIII1IV7 +NZ+1Qqe4Xol3gA5vwAAAP//AwBQSwECLQAUAAYACAAAACEA2+H2y+4AAACFAQAAEwAAAAAAAAAA AAAAAAAAAAAAW0NvbnRlbnRfVHlwZXNdLnhtbFBLAQItABQABgAIAAAAIQBa9CxbvwAAABUBAAAL AAAAAAAAAAAAAAAAAB8BAABfcmVscy8ucmVsc1BLAQItABQABgAIAAAAIQA/pu+YxQAAANoAAAAP AAAAAAAAAAAAAAAAAAcCAABkcnMvZG93bnJldi54bWxQSwUGAAAAAAMAAwC3AAAA+QIAAAAA " fillcolor="#44546a [3215]" stroked="f" strokeweight="1pt"/>
-                    <v:group id="Grup 5" o:spid="_x0000_s1028" style="position:absolute;left:762;top:42100;width:20574;height:49103" coordorigin="806,42118" coordsize="13062,31210" o:gfxdata="UEsDBBQABgAIAAAAIQDb4fbL7gAAAIUBAAATAAAAW0NvbnRlbnRfVHlwZXNdLnhtbHyQz07DMAyH 70i8Q+QralM4IITa7kDhCAiNB7ASt43WOlEcyvb2pNu4IODoPz9/n1xv9vOkForiPDdwXVagiI23 jocG3rdPxR0oScgWJ8/UwIEENu3lRb09BBKV0ywNjCmFe63FjDSjlD4Q50nv44wpl3HQAc0OB9I3 VXWrjedEnIq03oC27qjHjympx31un0wiTQLq4bS4shrAECZnMGVTvbD9QSnOhDInjzsyuiBXWQP0 r4R18jfgnHvJr4nOknrFmJ5xzhraRtHWf3Kkpfz/yGo5S+H73hkquyhdjr3R8m2lj09svwAAAP// AwBQSwMEFAAGAAgAAAAhAFr0LFu/AAAAFQEAAAsAAABfcmVscy8ucmVsc2zPwWrDMAwG4Ptg72B0 X5TuUMaI01uh19I+gLGVxCy2jGSy9e1nemrHjpL4P0nD4SetZiPRyNnCruvBUPYcYp4tXC/Htw8w Wl0ObuVMFm6kcBhfX4Yzra62kC6xqGlKVgtLreUTUf1CyWnHhXKbTCzJ1VbKjMX5LzcTvvf9HuXR gPHJNKdgQU5hB+ZyK23zHztFL6w81c5zQp6m6P9TMfB3PtPWFCczVQtB9N4U2rp2HOA44NMz4y8A AAD//wMAUEsDBBQABgAIAAAAIQA92YMoxAAAANoAAAAPAAAAZHJzL2Rvd25yZXYueG1sRI9Ba8JA FITvBf/D8oTe6iYtKSW6hiBWeghCtSDeHtlnEsy+Ddk1if++KxR6HGbmG2aVTaYVA/WusawgXkQg iEurG64U/Bw/Xz5AOI+ssbVMCu7kIFvPnlaYajvyNw0HX4kAYZeigtr7LpXSlTUZdAvbEQfvYnuD Psi+krrHMcBNK1+j6F0abDgs1NjRpqbyergZBbsRx/wt3g7F9bK5n4/J/lTEpNTzfMqXIDxN/j/8 1/7SChJ4XAk3QK5/AQAA//8DAFBLAQItABQABgAIAAAAIQDb4fbL7gAAAIUBAAATAAAAAAAAAAAA AAAAAAAAAABbQ29udGVudF9UeXBlc10ueG1sUEsBAi0AFAAGAAgAAAAhAFr0LFu/AAAAFQEAAAsA AAAAAAAAAAAAAAAAHwEAAF9yZWxzLy5yZWxzUEsBAi0AFAAGAAgAAAAhAD3ZgyjEAAAA2gAAAA8A AAAAAAAAAAAAAAAABwIAAGRycy9kb3ducmV2LnhtbFBLBQYAAAAAAwADALcAAAD4AgAAAAA= ">
-                      <v:group id="Grup 6" o:spid="_x0000_s1029" style="position:absolute;left:1410;top:42118;width:10478;height:31210" coordorigin="1410,42118" coordsize="10477,31210" o:gfxdata="UEsDBBQABgAIAAAAIQDb4fbL7gAAAIUBAAATAAAAW0NvbnRlbnRfVHlwZXNdLnhtbHyQz07DMAyH 70i8Q+QralM4IITa7kDhCAiNB7ASt43WOlEcyvb2pNu4IODoPz9/n1xv9vOkForiPDdwXVagiI23 jocG3rdPxR0oScgWJ8/UwIEENu3lRb09BBKV0ywNjCmFe63FjDSjlD4Q50nv44wpl3HQAc0OB9I3 VXWrjedEnIq03oC27qjHjympx31un0wiTQLq4bS4shrAECZnMGVTvbD9QSnOhDInjzsyuiBXWQP0 r4R18jfgnHvJr4nOknrFmJ5xzhraRtHWf3Kkpfz/yGo5S+H73hkquyhdjr3R8m2lj09svwAAAP// AwBQSwMEFAAGAAgAAAAhAFr0LFu/AAAAFQEAAAsAAABfcmVscy8ucmVsc2zPwWrDMAwG4Ptg72B0 X5TuUMaI01uh19I+gLGVxCy2jGSy9e1nemrHjpL4P0nD4SetZiPRyNnCruvBUPYcYp4tXC/Htw8w Wl0ObuVMFm6kcBhfX4Yzra62kC6xqGlKVgtLreUTUf1CyWnHhXKbTCzJ1VbKjMX5LzcTvvf9HuXR gPHJNKdgQU5hB+ZyK23zHztFL6w81c5zQp6m6P9TMfB3PtPWFCczVQtB9N4U2rp2HOA44NMz4y8A AAD//wMAUEsDBBQABgAIAAAAIQDNCx1fwgAAANoAAAAPAAAAZHJzL2Rvd25yZXYueG1sRI9Bi8Iw FITvC/6H8ARva1plRapRRFQ8iLAqiLdH82yLzUtpYlv/vVkQ9jjMzDfMfNmZUjRUu8KygngYgSBO rS44U3A5b7+nIJxH1lhaJgUvcrBc9L7mmGjb8i81J5+JAGGXoILc+yqR0qU5GXRDWxEH725rgz7I OpO6xjbATSlHUTSRBgsOCzlWtM4pfZyeRsGuxXY1jjfN4XFfv27nn+P1EJNSg363moHw1Pn/8Ke9 1wom8Hcl3AC5eAMAAP//AwBQSwECLQAUAAYACAAAACEA2+H2y+4AAACFAQAAEwAAAAAAAAAAAAAA AAAAAAAAW0NvbnRlbnRfVHlwZXNdLnhtbFBLAQItABQABgAIAAAAIQBa9CxbvwAAABUBAAALAAAA AAAAAAAAAAAAAB8BAABfcmVscy8ucmVsc1BLAQItABQABgAIAAAAIQDNCx1fwgAAANoAAAAPAAAA AAAAAAAAAAAAAAcCAABkcnMvZG93bnJldi54bWxQSwUGAAAAAAMAAwC3AAAA9gIAAAAA ">
-                        <o:lock v:ext="edit" aspectratio="t"/>
-                        <v:shape id="Formă liberă 20" o:spid="_x0000_s1030" style="position:absolute;left:3696;top:62168;width:1937;height:6985;visibility:visible;mso-wrap-style:square;v-text-anchor:top" coordsize="122,440" o:gfxdata="UEsDBBQABgAIAAAAIQDb4fbL7gAAAIUBAAATAAAAW0NvbnRlbnRfVHlwZXNdLnhtbHyQz07DMAyH 70i8Q+QralM4IITa7kDhCAiNB7ASt43WOlEcyvb2pNu4IODoPz9/n1xv9vOkForiPDdwXVagiI23 jocG3rdPxR0oScgWJ8/UwIEENu3lRb09BBKV0ywNjCmFe63FjDSjlD4Q50nv44wpl3HQAc0OB9I3 VXWrjedEnIq03oC27qjHjympx31un0wiTQLq4bS4shrAECZnMGVTvbD9QSnOhDInjzsyuiBXWQP0 r4R18jfgnHvJr4nOknrFmJ5xzhraRtHWf3Kkpfz/yGo5S+H73hkquyhdjr3R8m2lj09svwAAAP// AwBQSwMEFAAGAAgAAAAhAFr0LFu/AAAAFQEAAAsAAABfcmVscy8ucmVsc2zPwWrDMAwG4Ptg72B0 X5TuUMaI01uh19I+gLGVxCy2jGSy9e1nemrHjpL4P0nD4SetZiPRyNnCruvBUPYcYp4tXC/Htw8w Wl0ObuVMFm6kcBhfX4Yzra62kC6xqGlKVgtLreUTUf1CyWnHhXKbTCzJ1VbKjMX5LzcTvvf9HuXR gPHJNKdgQU5hB+ZyK23zHztFL6w81c5zQp6m6P9TMfB3PtPWFCczVQtB9N4U2rp2HOA44NMz4y8A AAD//wMAUEsDBBQABgAIAAAAIQCUIM3mvAAAANsAAAAPAAAAZHJzL2Rvd25yZXYueG1sRE+7CsIw FN0F/yFcwUU01UGkGkVEqY6+9ktzbavNTWlirX69GQTHw3kvVq0pRUO1KywrGI8iEMSp1QVnCi7n 3XAGwnlkjaVlUvAmB6tlt7PAWNsXH6k5+UyEEHYxKsi9r2IpXZqTQTeyFXHgbrY26AOsM6lrfIVw U8pJFE2lwYJDQ44VbXJKH6enUaA/58Q2Jsk2g+the1sns31yd0r1e+16DsJT6//in3uvFUzC+vAl /AC5/AIAAP//AwBQSwECLQAUAAYACAAAACEA2+H2y+4AAACFAQAAEwAAAAAAAAAAAAAAAAAAAAAA W0NvbnRlbnRfVHlwZXNdLnhtbFBLAQItABQABgAIAAAAIQBa9CxbvwAAABUBAAALAAAAAAAAAAAA AAAAAB8BAABfcmVscy8ucmVsc1BLAQItABQABgAIAAAAIQCUIM3mvAAAANsAAAAPAAAAAAAAAAAA AAAAAAcCAABkcnMvZG93bnJldi54bWxQSwUGAAAAAAMAAwC3AAAA8AIAAAAA " path="m,l39,152,84,304r38,113l122,440,76,306,39,180,6,53,,xe" fillcolor="#44546a [3215]" strokecolor="#44546a [3215]" strokeweight="0">
-                          <v:path arrowok="t" o:connecttype="custom" o:connectlocs="0,0;61913,241300;133350,482600;193675,661988;193675,698500;120650,485775;61913,285750;9525,84138;0,0" o:connectangles="0,0,0,0,0,0,0,0,0"/>
-                        </v:shape>
-                        <v:shape id="Formă liberă 21" o:spid="_x0000_s1031" style="position:absolute;left:5728;top:69058;width:1842;height:4270;visibility:visible;mso-wrap-style:square;v-text-anchor:top" coordsize="116,269" o:gfxdata="UEsDBBQABgAIAAAAIQDb4fbL7gAAAIUBAAATAAAAW0NvbnRlbnRfVHlwZXNdLnhtbHyQz07DMAyH 70i8Q+QralM4IITa7kDhCAiNB7ASt43WOlEcyvb2pNu4IODoPz9/n1xv9vOkForiPDdwXVagiI23 jocG3rdPxR0oScgWJ8/UwIEENu3lRb09BBKV0ywNjCmFe63FjDSjlD4Q50nv44wpl3HQAc0OB9I3 VXWrjedEnIq03oC27qjHjympx31un0wiTQLq4bS4shrAECZnMGVTvbD9QSnOhDInjzsyuiBXWQP0 r4R18jfgnHvJr4nOknrFmJ5xzhraRtHWf3Kkpfz/yGo5S+H73hkquyhdjr3R8m2lj09svwAAAP// AwBQSwMEFAAGAAgAAAAhAFr0LFu/AAAAFQEAAAsAAABfcmVscy8ucmVsc2zPwWrDMAwG4Ptg72B0 X5TuUMaI01uh19I+gLGVxCy2jGSy9e1nemrHjpL4P0nD4SetZiPRyNnCruvBUPYcYp4tXC/Htw8w Wl0ObuVMFm6kcBhfX4Yzra62kC6xqGlKVgtLreUTUf1CyWnHhXKbTCzJ1VbKjMX5LzcTvvf9HuXR gPHJNKdgQU5hB+ZyK23zHztFL6w81c5zQp6m6P9TMfB3PtPWFCczVQtB9N4U2rp2HOA44NMz4y8A AAD//wMAUEsDBBQABgAIAAAAIQCuQ97nwgAAANsAAAAPAAAAZHJzL2Rvd25yZXYueG1sRI9Bi8Iw FITvgv8hPGFvmiooSzVKV1C87EHXH/Bsnk3X5qUk0Xb//UYQPA4z8w2z2vS2EQ/yoXasYDrJQBCX TtdcKTj/7MafIEJE1tg4JgV/FGCzHg5WmGvX8ZEep1iJBOGQowITY5tLGUpDFsPEtcTJuzpvMSbp K6k9dgluGznLsoW0WHNaMNjS1lB5O92tgrtebPfzeX/7vXSu8Nfvr+LgjFIfo75YgojUx3f41T5o BbMpPL+kHyDX/wAAAP//AwBQSwECLQAUAAYACAAAACEA2+H2y+4AAACFAQAAEwAAAAAAAAAAAAAA AAAAAAAAW0NvbnRlbnRfVHlwZXNdLnhtbFBLAQItABQABgAIAAAAIQBa9CxbvwAAABUBAAALAAAA AAAAAAAAAAAAAB8BAABfcmVscy8ucmVsc1BLAQItABQABgAIAAAAIQCuQ97nwgAAANsAAAAPAAAA AAAAAAAAAAAAAAcCAABkcnMvZG93bnJldi54bWxQSwUGAAAAAAMAAwC3AAAA9gIAAAAA " path="m,l8,19,37,93r30,74l116,269r-8,l60,169,30,98,1,25,,xe" fillcolor="#44546a [3215]" strokecolor="#44546a [3215]" strokeweight="0">
-                          <v:path arrowok="t" o:connecttype="custom" o:connectlocs="0,0;12700,30163;58738,147638;106363,265113;184150,427038;171450,427038;95250,268288;47625,155575;1588,39688;0,0" o:connectangles="0,0,0,0,0,0,0,0,0,0"/>
-                        </v:shape>
-                        <v:shape id="Formă liberă 22" o:spid="_x0000_s1032" style="position:absolute;left:1410;top:42118;width:2223;height:20193;visibility:visible;mso-wrap-style:square;v-text-anchor:top" coordsize="140,1272" o:gfxdata="UEsDBBQABgAIAAAAIQDb4fbL7gAAAIUBAAATAAAAW0NvbnRlbnRfVHlwZXNdLnhtbHyQz07DMAyH 70i8Q+QralM4IITa7kDhCAiNB7ASt43WOlEcyvb2pNu4IODoPz9/n1xv9vOkForiPDdwXVagiI23 jocG3rdPxR0oScgWJ8/UwIEENu3lRb09BBKV0ywNjCmFe63FjDSjlD4Q50nv44wpl3HQAc0OB9I3 VXWrjedEnIq03oC27qjHjympx31un0wiTQLq4bS4shrAECZnMGVTvbD9QSnOhDInjzsyuiBXWQP0 r4R18jfgnHvJr4nOknrFmJ5xzhraRtHWf3Kkpfz/yGo5S+H73hkquyhdjr3R8m2lj09svwAAAP// AwBQSwMEFAAGAAgAAAAhAFr0LFu/AAAAFQEAAAsAAABfcmVscy8ucmVsc2zPwWrDMAwG4Ptg72B0 X5TuUMaI01uh19I+gLGVxCy2jGSy9e1nemrHjpL4P0nD4SetZiPRyNnCruvBUPYcYp4tXC/Htw8w Wl0ObuVMFm6kcBhfX4Yzra62kC6xqGlKVgtLreUTUf1CyWnHhXKbTCzJ1VbKjMX5LzcTvvf9HuXR gPHJNKdgQU5hB+ZyK23zHztFL6w81c5zQp6m6P9TMfB3PtPWFCczVQtB9N4U2rp2HOA44NMz4y8A AAD//wMAUEsDBBQABgAIAAAAIQCA2ikkwwAAANsAAAAPAAAAZHJzL2Rvd25yZXYueG1sRI/disIw FITvF3yHcATv1nSriFSjLAsLKsLiD4J3h+bYVpuTkkStb28WBC+HmfmGmc5bU4sbOV9ZVvDVT0AQ 51ZXXCjY734/xyB8QNZYWyYFD/Iwn3U+pphpe+cN3bahEBHCPkMFZQhNJqXPSzLo+7Yhjt7JOoMh SldI7fAe4aaWaZKMpMGK40KJDf2UlF+2V6Pgb/g44/JqNulglywdrpvF6nBUqtdtvycgArXhHX61 F1pBmsL/l/gD5OwJAAD//wMAUEsBAi0AFAAGAAgAAAAhANvh9svuAAAAhQEAABMAAAAAAAAAAAAA AAAAAAAAAFtDb250ZW50X1R5cGVzXS54bWxQSwECLQAUAAYACAAAACEAWvQsW78AAAAVAQAACwAA AAAAAAAAAAAAAAAfAQAAX3JlbHMvLnJlbHNQSwECLQAUAAYACAAAACEAgNopJMMAAADbAAAADwAA AAAAAAAAAAAAAAAHAgAAZHJzL2Rvd25yZXYueG1sUEsFBgAAAAADAAMAtwAAAPcCAAAAAA== " path="m,l,,1,79r2,80l12,317,23,476,39,634,58,792,83,948r24,138l135,1223r5,49l138,1262,105,1106,77,949,53,792,35,634,20,476,9,317,2,159,,79,,xe" fillcolor="#44546a [3215]" strokecolor="#44546a [3215]" strokeweight="0">
-                          <v:path arrowok="t" o:connecttype="custom" o:connectlocs="0,0;0,0;1588,125413;4763,252413;19050,503238;36513,755650;61913,1006475;92075,1257300;131763,1504950;169863,1724025;214313,1941513;222250,2019300;219075,2003425;166688,1755775;122238,1506538;84138,1257300;55563,1006475;31750,755650;14288,503238;3175,252413;0,125413;0,0" o:connectangles="0,0,0,0,0,0,0,0,0,0,0,0,0,0,0,0,0,0,0,0,0,0"/>
-                        </v:shape>
-                        <v:shape id="Formă liberă 23" o:spid="_x0000_s1033" style="position:absolute;left:3410;top:48611;width:715;height:13557;visibility:visible;mso-wrap-style:square;v-text-anchor:top" coordsize="45,854" o:gfxdata="UEsDBBQABgAIAAAAIQDb4fbL7gAAAIUBAAATAAAAW0NvbnRlbnRfVHlwZXNdLnhtbHyQz07DMAyH 70i8Q+QralM4IITa7kDhCAiNB7ASt43WOlEcyvb2pNu4IODoPz9/n1xv9vOkForiPDdwXVagiI23 jocG3rdPxR0oScgWJ8/UwIEENu3lRb09BBKV0ywNjCmFe63FjDSjlD4Q50nv44wpl3HQAc0OB9I3 VXWrjedEnIq03oC27qjHjympx31un0wiTQLq4bS4shrAECZnMGVTvbD9QSnOhDInjzsyuiBXWQP0 r4R18jfgnHvJr4nOknrFmJ5xzhraRtHWf3Kkpfz/yGo5S+H73hkquyhdjr3R8m2lj09svwAAAP// AwBQSwMEFAAGAAgAAAAhAFr0LFu/AAAAFQEAAAsAAABfcmVscy8ucmVsc2zPwWrDMAwG4Ptg72B0 X5TuUMaI01uh19I+gLGVxCy2jGSy9e1nemrHjpL4P0nD4SetZiPRyNnCruvBUPYcYp4tXC/Htw8w Wl0ObuVMFm6kcBhfX4Yzra62kC6xqGlKVgtLreUTUf1CyWnHhXKbTCzJ1VbKjMX5LzcTvvf9HuXR gPHJNKdgQU5hB+ZyK23zHztFL6w81c5zQp6m6P9TMfB3PtPWFCczVQtB9N4U2rp2HOA44NMz4y8A AAD//wMAUEsDBBQABgAIAAAAIQAcGq20wAAAANsAAAAPAAAAZHJzL2Rvd25yZXYueG1sRE/LasJA FN0X/IfhCt3VSSKUEh1FBDELN7UVt5fMNQlm7sTMmNfXdwqFLg/nvd4OphYdta6yrCBeRCCIc6sr LhR8fx3ePkA4j6yxtkwKRnKw3cxe1phq2/MndWdfiBDCLkUFpfdNKqXLSzLoFrYhDtzNtgZ9gG0h dYt9CDe1TKLoXRqsODSU2NC+pPx+fhoF12KKmuTh4/h4GcOwqdLZaVTqdT7sViA8Df5f/OfOtIJk Cb9fwg+Qmx8AAAD//wMAUEsBAi0AFAAGAAgAAAAhANvh9svuAAAAhQEAABMAAAAAAAAAAAAAAAAA AAAAAFtDb250ZW50X1R5cGVzXS54bWxQSwECLQAUAAYACAAAACEAWvQsW78AAAAVAQAACwAAAAAA AAAAAAAAAAAfAQAAX3JlbHMvLnJlbHNQSwECLQAUAAYACAAAACEAHBqttMAAAADbAAAADwAAAAAA AAAAAAAAAAAHAgAAZHJzL2Rvd25yZXYueG1sUEsFBgAAAAADAAMAtwAAAPQCAAAAAA== " path="m45,r,l35,66r-9,67l14,267,6,401,3,534,6,669r8,134l18,854r,-3l9,814,8,803,1,669,,534,3,401,12,267,25,132,34,66,45,xe" fillcolor="#44546a [3215]" strokecolor="#44546a [3215]" strokeweight="0">
-                          <v:path arrowok="t" o:connecttype="custom" o:connectlocs="71438,0;71438,0;55563,104775;41275,211138;22225,423863;9525,636588;4763,847725;9525,1062038;22225,1274763;28575,1355725;28575,1350963;14288,1292225;12700,1274763;1588,1062038;0,847725;4763,636588;19050,423863;39688,209550;53975,104775;71438,0" o:connectangles="0,0,0,0,0,0,0,0,0,0,0,0,0,0,0,0,0,0,0,0"/>
-                        </v:shape>
-                        <v:shape id="Formă liberă 24" o:spid="_x0000_s1034" style="position:absolute;left:3633;top:62311;width:2444;height:9985;visibility:visible;mso-wrap-style:square;v-text-anchor:top" coordsize="154,629" o:gfxdata="UEsDBBQABgAIAAAAIQDb4fbL7gAAAIUBAAATAAAAW0NvbnRlbnRfVHlwZXNdLnhtbHyQz07DMAyH 70i8Q+QralM4IITa7kDhCAiNB7ASt43WOlEcyvb2pNu4IODoPz9/n1xv9vOkForiPDdwXVagiI23 jocG3rdPxR0oScgWJ8/UwIEENu3lRb09BBKV0ywNjCmFe63FjDSjlD4Q50nv44wpl3HQAc0OB9I3 VXWrjedEnIq03oC27qjHjympx31un0wiTQLq4bS4shrAECZnMGVTvbD9QSnOhDInjzsyuiBXWQP0 r4R18jfgnHvJr4nOknrFmJ5xzhraRtHWf3Kkpfz/yGo5S+H73hkquyhdjr3R8m2lj09svwAAAP// AwBQSwMEFAAGAAgAAAAhAFr0LFu/AAAAFQEAAAsAAABfcmVscy8ucmVsc2zPwWrDMAwG4Ptg72B0 X5TuUMaI01uh19I+gLGVxCy2jGSy9e1nemrHjpL4P0nD4SetZiPRyNnCruvBUPYcYp4tXC/Htw8w Wl0ObuVMFm6kcBhfX4Yzra62kC6xqGlKVgtLreUTUf1CyWnHhXKbTCzJ1VbKjMX5LzcTvvf9HuXR gPHJNKdgQU5hB+ZyK23zHztFL6w81c5zQp6m6P9TMfB3PtPWFCczVQtB9N4U2rp2HOA44NMz4y8A AAD//wMAUEsDBBQABgAIAAAAIQD9tfI5xAAAANsAAAAPAAAAZHJzL2Rvd25yZXYueG1sRI9La8Mw EITvgfwHsYHeErmmTVLHciiFltKc8iDQ28ZaP6i1MpKauP++CgRyHGbmGyZfD6YTZ3K+tazgcZaA IC6tbrlWcNi/T5cgfEDW2FkmBX/kYV2MRzlm2l54S+ddqEWEsM9QQRNCn0npy4YM+pntiaNXWWcw ROlqqR1eItx0Mk2SuTTYclxosKe3hsqf3a9RYCW5io6L9iX9MvNN+P6onk9GqYfJ8LoCEWgI9/Ct /akVpE9w/RJ/gCz+AQAA//8DAFBLAQItABQABgAIAAAAIQDb4fbL7gAAAIUBAAATAAAAAAAAAAAA AAAAAAAAAABbQ29udGVudF9UeXBlc10ueG1sUEsBAi0AFAAGAAgAAAAhAFr0LFu/AAAAFQEAAAsA AAAAAAAAAAAAAAAAHwEAAF9yZWxzLy5yZWxzUEsBAi0AFAAGAAgAAAAhAP218jnEAAAA2wAAAA8A AAAAAAAAAAAAAAAABwIAAGRycy9kb3ducmV2LnhtbFBLBQYAAAAAAwADALcAAAD4AgAAAAA= " path="m,l10,44r11,82l34,207r19,86l75,380r25,86l120,521r21,55l152,618r2,11l140,595,115,532,93,468,67,383,47,295,28,207,12,104,,xe" fillcolor="#44546a [3215]" strokecolor="#44546a [3215]" strokeweight="0">
-                          <v:path arrowok="t" o:connecttype="custom" o:connectlocs="0,0;15875,69850;33338,200025;53975,328613;84138,465138;119063,603250;158750,739775;190500,827088;223838,914400;241300,981075;244475,998538;222250,944563;182563,844550;147638,742950;106363,608013;74613,468313;44450,328613;19050,165100;0,0" o:connectangles="0,0,0,0,0,0,0,0,0,0,0,0,0,0,0,0,0,0,0"/>
-                        </v:shape>
-                        <v:shape id="Formă liberă 25" o:spid="_x0000_s1035" style="position:absolute;left:6204;top:72233;width:524;height:1095;visibility:visible;mso-wrap-style:square;v-text-anchor:top" coordsize="33,69" o:gfxdata="UEsDBBQABgAIAAAAIQDb4fbL7gAAAIUBAAATAAAAW0NvbnRlbnRfVHlwZXNdLnhtbHyQz07DMAyH 70i8Q+QralM4IITa7kDhCAiNB7ASt43WOlEcyvb2pNu4IODoPz9/n1xv9vOkForiPDdwXVagiI23 jocG3rdPxR0oScgWJ8/UwIEENu3lRb09BBKV0ywNjCmFe63FjDSjlD4Q50nv44wpl3HQAc0OB9I3 VXWrjedEnIq03oC27qjHjympx31un0wiTQLq4bS4shrAECZnMGVTvbD9QSnOhDInjzsyuiBXWQP0 r4R18jfgnHvJr4nOknrFmJ5xzhraRtHWf3Kkpfz/yGo5S+H73hkquyhdjr3R8m2lj09svwAAAP// AwBQSwMEFAAGAAgAAAAhAFr0LFu/AAAAFQEAAAsAAABfcmVscy8ucmVsc2zPwWrDMAwG4Ptg72B0 X5TuUMaI01uh19I+gLGVxCy2jGSy9e1nemrHjpL4P0nD4SetZiPRyNnCruvBUPYcYp4tXC/Htw8w Wl0ObuVMFm6kcBhfX4Yzra62kC6xqGlKVgtLreUTUf1CyWnHhXKbTCzJ1VbKjMX5LzcTvvf9HuXR gPHJNKdgQU5hB+ZyK23zHztFL6w81c5zQp6m6P9TMfB3PtPWFCczVQtB9N4U2rp2HOA44NMz4y8A AAD//wMAUEsDBBQABgAIAAAAIQCt0DRwwQAAANsAAAAPAAAAZHJzL2Rvd25yZXYueG1sRI9BawIx FITvBf9DeIK3mlVqKVujVEGoR63t+bl53YTdvCxJ1PXfG0HwOMzMN8x82btWnClE61nBZFyAIK68 tlwrOPxsXj9AxISssfVMCq4UYbkYvMyx1P7COzrvUy0yhGOJCkxKXSllrAw5jGPfEWfv3weHKctQ Sx3wkuGuldOieJcOLecFgx2tDVXN/uQUBJNWzWEWVm/N+m+7OVp7/PVWqdGw//oEkahPz/Cj/a0V TGdw/5J/gFzcAAAA//8DAFBLAQItABQABgAIAAAAIQDb4fbL7gAAAIUBAAATAAAAAAAAAAAAAAAA AAAAAABbQ29udGVudF9UeXBlc10ueG1sUEsBAi0AFAAGAAgAAAAhAFr0LFu/AAAAFQEAAAsAAAAA AAAAAAAAAAAAHwEAAF9yZWxzLy5yZWxzUEsBAi0AFAAGAAgAAAAhAK3QNHDBAAAA2wAAAA8AAAAA AAAAAAAAAAAABwIAAGRycy9kb3ducmV2LnhtbFBLBQYAAAAAAwADALcAAAD1AgAAAAA= " path="m,l33,69r-9,l12,35,,xe" fillcolor="#44546a [3215]" strokecolor="#44546a [3215]" strokeweight="0">
-                          <v:path arrowok="t" o:connecttype="custom" o:connectlocs="0,0;52388,109538;38100,109538;19050,55563;0,0" o:connectangles="0,0,0,0,0"/>
-                        </v:shape>
-                        <v:shape id="Formă liberă 26" o:spid="_x0000_s1036" style="position:absolute;left:3553;top:61533;width:238;height:1476;visibility:visible;mso-wrap-style:square;v-text-anchor:top" coordsize="15,93" o:gfxdata="UEsDBBQABgAIAAAAIQDb4fbL7gAAAIUBAAATAAAAW0NvbnRlbnRfVHlwZXNdLnhtbHyQz07DMAyH 70i8Q+QralM4IITa7kDhCAiNB7ASt43WOlEcyvb2pNu4IODoPz9/n1xv9vOkForiPDdwXVagiI23 jocG3rdPxR0oScgWJ8/UwIEENu3lRb09BBKV0ywNjCmFe63FjDSjlD4Q50nv44wpl3HQAc0OB9I3 VXWrjedEnIq03oC27qjHjympx31un0wiTQLq4bS4shrAECZnMGVTvbD9QSnOhDInjzsyuiBXWQP0 r4R18jfgnHvJr4nOknrFmJ5xzhraRtHWf3Kkpfz/yGo5S+H73hkquyhdjr3R8m2lj09svwAAAP// AwBQSwMEFAAGAAgAAAAhAFr0LFu/AAAAFQEAAAsAAABfcmVscy8ucmVsc2zPwWrDMAwG4Ptg72B0 X5TuUMaI01uh19I+gLGVxCy2jGSy9e1nemrHjpL4P0nD4SetZiPRyNnCruvBUPYcYp4tXC/Htw8w Wl0ObuVMFm6kcBhfX4Yzra62kC6xqGlKVgtLreUTUf1CyWnHhXKbTCzJ1VbKjMX5LzcTvvf9HuXR gPHJNKdgQU5hB+ZyK23zHztFL6w81c5zQp6m6P9TMfB3PtPWFCczVQtB9N4U2rp2HOA44NMz4y8A AAD//wMAUEsDBBQABgAIAAAAIQA1UFONwQAAANsAAAAPAAAAZHJzL2Rvd25yZXYueG1sRI9Bi8Iw FITvC/6H8AQvi6brQaQaRYXdehOrP+DRPNti8lKSbK3/3iwseBxm5htmvR2sET350DpW8DXLQBBX TrdcK7hevqdLECEiazSOScGTAmw3o4815to9+Ex9GWuRIBxyVNDE2OVShqohi2HmOuLk3Zy3GJP0 tdQeHwlujZxn2UJabDktNNjRoaHqXv5aBab8dD+XjupTfyycee6LG/lCqcl42K1ARBriO/zfPmoF 8wX8fUk/QG5eAAAA//8DAFBLAQItABQABgAIAAAAIQDb4fbL7gAAAIUBAAATAAAAAAAAAAAAAAAA AAAAAABbQ29udGVudF9UeXBlc10ueG1sUEsBAi0AFAAGAAgAAAAhAFr0LFu/AAAAFQEAAAsAAAAA AAAAAAAAAAAAHwEAAF9yZWxzLy5yZWxzUEsBAi0AFAAGAAgAAAAhADVQU43BAAAA2wAAAA8AAAAA AAAAAAAAAAAABwIAAGRycy9kb3ducmV2LnhtbFBLBQYAAAAAAwADALcAAAD1AgAAAAA= " path="m,l9,37r,3l15,93,5,49,,xe" fillcolor="#44546a [3215]" strokecolor="#44546a [3215]" strokeweight="0">
-                          <v:path arrowok="t" o:connecttype="custom" o:connectlocs="0,0;14288,58738;14288,63500;23813,147638;7938,77788;0,0" o:connectangles="0,0,0,0,0,0"/>
-                        </v:shape>
-                        <v:shape id="Formă 27" o:spid="_x0000_s1037" style="position:absolute;left:5633;top:56897;width:6255;height:12161;visibility:visible;mso-wrap-style:square;v-text-anchor:top" coordsize="394,766" o:gfxdata="UEsDBBQABgAIAAAAIQDb4fbL7gAAAIUBAAATAAAAW0NvbnRlbnRfVHlwZXNdLnhtbHyQz07DMAyH 70i8Q+QralM4IITa7kDhCAiNB7ASt43WOlEcyvb2pNu4IODoPz9/n1xv9vOkForiPDdwXVagiI23 jocG3rdPxR0oScgWJ8/UwIEENu3lRb09BBKV0ywNjCmFe63FjDSjlD4Q50nv44wpl3HQAc0OB9I3 VXWrjedEnIq03oC27qjHjympx31un0wiTQLq4bS4shrAECZnMGVTvbD9QSnOhDInjzsyuiBXWQP0 r4R18jfgnHvJr4nOknrFmJ5xzhraRtHWf3Kkpfz/yGo5S+H73hkquyhdjr3R8m2lj09svwAAAP// AwBQSwMEFAAGAAgAAAAhAFr0LFu/AAAAFQEAAAsAAABfcmVscy8ucmVsc2zPwWrDMAwG4Ptg72B0 X5TuUMaI01uh19I+gLGVxCy2jGSy9e1nemrHjpL4P0nD4SetZiPRyNnCruvBUPYcYp4tXC/Htw8w Wl0ObuVMFm6kcBhfX4Yzra62kC6xqGlKVgtLreUTUf1CyWnHhXKbTCzJ1VbKjMX5LzcTvvf9HuXR gPHJNKdgQU5hB+ZyK23zHztFL6w81c5zQp6m6P9TMfB3PtPWFCczVQtB9N4U2rp2HOA44NMz4y8A AAD//wMAUEsDBBQABgAIAAAAIQCILRJxwwAAANsAAAAPAAAAZHJzL2Rvd25yZXYueG1sRI9BSwMx FITvQv9DeAVvNtuCVdamxSqCJ8UqiLfH5jVZ3byEJG62/94IgsdhZr5hNrvJDWKkmHrPCpaLBgRx 53XPRsHb68PFNYiUkTUOnknBiRLstrOzDbbaF36h8ZCNqBBOLSqwOYdWytRZcpgWPhBX7+ijw1xl NFJHLBXuBrlqmrV02HNdsBjozlL3dfh2Ct7XpoTLYj8+Q9mfzPP98SnaUanz+XR7AyLTlP/Df+1H rWB1Bb9f6g+Q2x8AAAD//wMAUEsBAi0AFAAGAAgAAAAhANvh9svuAAAAhQEAABMAAAAAAAAAAAAA AAAAAAAAAFtDb250ZW50X1R5cGVzXS54bWxQSwECLQAUAAYACAAAACEAWvQsW78AAAAVAQAACwAA AAAAAAAAAAAAAAAfAQAAX3JlbHMvLnJlbHNQSwECLQAUAAYACAAAACEAiC0SccMAAADbAAAADwAA AAAAAAAAAAAAAAAHAgAAZHJzL2Rvd25yZXYueG1sUEsFBgAAAAADAAMAtwAAAPcCAAAAAA== " path="m394,r,l356,38,319,77r-35,40l249,160r-42,58l168,276r-37,63l98,402,69,467,45,535,26,604,14,673,7,746,6,766,,749r1,-5l7,673,21,603,40,533,65,466,94,400r33,-64l164,275r40,-60l248,158r34,-42l318,76,354,37,394,xe" fillcolor="#44546a [3215]" strokecolor="#44546a [3215]" strokeweight="0">
-                          <v:path arrowok="t" o:connecttype="custom" o:connectlocs="625475,0;625475,0;565150,60325;506413,122238;450850,185738;395288,254000;328613,346075;266700,438150;207963,538163;155575,638175;109538,741363;71438,849313;41275,958850;22225,1068388;11113,1184275;9525,1216025;0,1189038;1588,1181100;11113,1068388;33338,957263;63500,846138;103188,739775;149225,635000;201613,533400;260350,436563;323850,341313;393700,250825;447675,184150;504825,120650;561975,58738;625475,0" o:connectangles="0,0,0,0,0,0,0,0,0,0,0,0,0,0,0,0,0,0,0,0,0,0,0,0,0,0,0,0,0,0,0"/>
-                        </v:shape>
-                        <v:shape id="Formă liberă 28" o:spid="_x0000_s1038" style="position:absolute;left:5633;top:69153;width:571;height:3080;visibility:visible;mso-wrap-style:square;v-text-anchor:top" coordsize="36,194" o:gfxdata="UEsDBBQABgAIAAAAIQDb4fbL7gAAAIUBAAATAAAAW0NvbnRlbnRfVHlwZXNdLnhtbHyQz07DMAyH 70i8Q+QralM4IITa7kDhCAiNB7ASt43WOlEcyvb2pNu4IODoPz9/n1xv9vOkForiPDdwXVagiI23 jocG3rdPxR0oScgWJ8/UwIEENu3lRb09BBKV0ywNjCmFe63FjDSjlD4Q50nv44wpl3HQAc0OB9I3 VXWrjedEnIq03oC27qjHjympx31un0wiTQLq4bS4shrAECZnMGVTvbD9QSnOhDInjzsyuiBXWQP0 r4R18jfgnHvJr4nOknrFmJ5xzhraRtHWf3Kkpfz/yGo5S+H73hkquyhdjr3R8m2lj09svwAAAP// AwBQSwMEFAAGAAgAAAAhAFr0LFu/AAAAFQEAAAsAAABfcmVscy8ucmVsc2zPwWrDMAwG4Ptg72B0 X5TuUMaI01uh19I+gLGVxCy2jGSy9e1nemrHjpL4P0nD4SetZiPRyNnCruvBUPYcYp4tXC/Htw8w Wl0ObuVMFm6kcBhfX4Yzra62kC6xqGlKVgtLreUTUf1CyWnHhXKbTCzJ1VbKjMX5LzcTvvf9HuXR gPHJNKdgQU5hB+ZyK23zHztFL6w81c5zQp6m6P9TMfB3PtPWFCczVQtB9N4U2rp2HOA44NMz4y8A AAD//wMAUEsDBBQABgAIAAAAIQCqNNF7wwAAANsAAAAPAAAAZHJzL2Rvd25yZXYueG1sRE/Pa8Iw FL4L/g/hCV5kpsthjM4ooujGxqDqGHh7Ns+22LyUJmq7v345DHb8+H7PFp2txY1aXznW8DhNQBDn zlRcaPg6bB6eQfiAbLB2TBp68rCYDwczTI27845u+1CIGMI+RQ1lCE0qpc9LsuinriGO3Nm1FkOE bSFNi/cYbmupkuRJWqw4NpTY0Kqk/LK/Wg2f7+HIkyw7qZ/X7Xrbf6uPrFdaj0fd8gVEoC78i//c b0aDimPjl/gD5PwXAAD//wMAUEsBAi0AFAAGAAgAAAAhANvh9svuAAAAhQEAABMAAAAAAAAAAAAA AAAAAAAAAFtDb250ZW50X1R5cGVzXS54bWxQSwECLQAUAAYACAAAACEAWvQsW78AAAAVAQAACwAA AAAAAAAAAAAAAAAfAQAAX3JlbHMvLnJlbHNQSwECLQAUAAYACAAAACEAqjTRe8MAAADbAAAADwAA AAAAAAAAAAAAAAAHAgAAZHJzL2Rvd25yZXYueG1sUEsFBgAAAAADAAMAtwAAAPcCAAAAAA== " path="m,l6,16r1,3l11,80r9,52l33,185r3,9l21,161,15,145,5,81,1,41,,xe" fillcolor="#44546a [3215]" strokecolor="#44546a [3215]" strokeweight="0">
-                          <v:path arrowok="t" o:connecttype="custom" o:connectlocs="0,0;9525,25400;11113,30163;17463,127000;31750,209550;52388,293688;57150,307975;33338,255588;23813,230188;7938,128588;1588,65088;0,0" o:connectangles="0,0,0,0,0,0,0,0,0,0,0,0"/>
-                        </v:shape>
-                        <v:shape id="Formă liberă 29" o:spid="_x0000_s1039" style="position:absolute;left:6077;top:72296;width:493;height:1032;visibility:visible;mso-wrap-style:square;v-text-anchor:top" coordsize="31,65" o:gfxdata="UEsDBBQABgAIAAAAIQDb4fbL7gAAAIUBAAATAAAAW0NvbnRlbnRfVHlwZXNdLnhtbHyQz07DMAyH 70i8Q+QralM4IITa7kDhCAiNB7ASt43WOlEcyvb2pNu4IODoPz9/n1xv9vOkForiPDdwXVagiI23 jocG3rdPxR0oScgWJ8/UwIEENu3lRb09BBKV0ywNjCmFe63FjDSjlD4Q50nv44wpl3HQAc0OB9I3 VXWrjedEnIq03oC27qjHjympx31un0wiTQLq4bS4shrAECZnMGVTvbD9QSnOhDInjzsyuiBXWQP0 r4R18jfgnHvJr4nOknrFmJ5xzhraRtHWf3Kkpfz/yGo5S+H73hkquyhdjr3R8m2lj09svwAAAP// AwBQSwMEFAAGAAgAAAAhAFr0LFu/AAAAFQEAAAsAAABfcmVscy8ucmVsc2zPwWrDMAwG4Ptg72B0 X5TuUMaI01uh19I+gLGVxCy2jGSy9e1nemrHjpL4P0nD4SetZiPRyNnCruvBUPYcYp4tXC/Htw8w Wl0ObuVMFm6kcBhfX4Yzra62kC6xqGlKVgtLreUTUf1CyWnHhXKbTCzJ1VbKjMX5LzcTvvf9HuXR gPHJNKdgQU5hB+ZyK23zHztFL6w81c5zQp6m6P9TMfB3PtPWFCczVQtB9N4U2rp2HOA44NMz4y8A AAD//wMAUEsDBBQABgAIAAAAIQCo56i/xQAAANsAAAAPAAAAZHJzL2Rvd25yZXYueG1sRI9Pa8JA FMTvQr/D8gq96cZQio2uokL9cyqmPcTbI/vMBrNvY3ar6bd3hUKPw8z8hpktetuIK3W+dqxgPEpA EJdO11wp+P76GE5A+ICssXFMCn7Jw2L+NJhhpt2ND3TNQyUihH2GCkwIbSalLw1Z9CPXEkfv5DqL IcqukrrDW4TbRqZJ8iYt1hwXDLa0NlSe8x+r4LLc7PX2+Hr8zCeHYmUuxSbdF0q9PPfLKYhAffgP /7V3WkH6Do8v8QfI+R0AAP//AwBQSwECLQAUAAYACAAAACEA2+H2y+4AAACFAQAAEwAAAAAAAAAA AAAAAAAAAAAAW0NvbnRlbnRfVHlwZXNdLnhtbFBLAQItABQABgAIAAAAIQBa9CxbvwAAABUBAAAL AAAAAAAAAAAAAAAAAB8BAABfcmVscy8ucmVsc1BLAQItABQABgAIAAAAIQCo56i/xQAAANsAAAAP AAAAAAAAAAAAAAAAAAcCAABkcnMvZG93bnJldi54bWxQSwUGAAAAAAMAAwC3AAAA+QIAAAAA " path="m,l31,65r-8,l,xe" fillcolor="#44546a [3215]" strokecolor="#44546a [3215]" strokeweight="0">
-                          <v:path arrowok="t" o:connecttype="custom" o:connectlocs="0,0;49213,103188;36513,103188;0,0" o:connectangles="0,0,0,0"/>
-                        </v:shape>
-                        <v:shape id="Formă liberă 30" o:spid="_x0000_s1040" style="position:absolute;left:5633;top:68788;width:111;height:666;visibility:visible;mso-wrap-style:square;v-text-anchor:top" coordsize="7,42" o:gfxdata="UEsDBBQABgAIAAAAIQDb4fbL7gAAAIUBAAATAAAAW0NvbnRlbnRfVHlwZXNdLnhtbHyQz07DMAyH 70i8Q+QralM4IITa7kDhCAiNB7ASt43WOlEcyvb2pNu4IODoPz9/n1xv9vOkForiPDdwXVagiI23 jocG3rdPxR0oScgWJ8/UwIEENu3lRb09BBKV0ywNjCmFe63FjDSjlD4Q50nv44wpl3HQAc0OB9I3 VXWrjedEnIq03oC27qjHjympx31un0wiTQLq4bS4shrAECZnMGVTvbD9QSnOhDInjzsyuiBXWQP0 r4R18jfgnHvJr4nOknrFmJ5xzhraRtHWf3Kkpfz/yGo5S+H73hkquyhdjr3R8m2lj09svwAAAP// AwBQSwMEFAAGAAgAAAAhAFr0LFu/AAAAFQEAAAsAAABfcmVscy8ucmVsc2zPwWrDMAwG4Ptg72B0 X5TuUMaI01uh19I+gLGVxCy2jGSy9e1nemrHjpL4P0nD4SetZiPRyNnCruvBUPYcYp4tXC/Htw8w Wl0ObuVMFm6kcBhfX4Yzra62kC6xqGlKVgtLreUTUf1CyWnHhXKbTCzJ1VbKjMX5LzcTvvf9HuXR gPHJNKdgQU5hB+ZyK23zHztFL6w81c5zQp6m6P9TMfB3PtPWFCczVQtB9N4U2rp2HOA44NMz4y8A AAD//wMAUEsDBBQABgAIAAAAIQBp7psuwQAAANsAAAAPAAAAZHJzL2Rvd25yZXYueG1sRE/Pa8Iw FL4P/B/CE7zNVAXnOqOoIHgStDrY7dE822rzUpOo3f56cxh4/Ph+T+etqcWdnK8sKxj0ExDEudUV FwoO2fp9AsIHZI21ZVLwSx7ms87bFFNtH7yj+z4UIoawT1FBGUKTSunzkgz6vm2II3eyzmCI0BVS O3zEcFPLYZKMpcGKY0OJDa1Kyi/7m1Fw3vzxz/Zjub42n1wti3N2/HaZUr1uu/gCEagNL/G/e6MV jOL6+CX+ADl7AgAA//8DAFBLAQItABQABgAIAAAAIQDb4fbL7gAAAIUBAAATAAAAAAAAAAAAAAAA AAAAAABbQ29udGVudF9UeXBlc10ueG1sUEsBAi0AFAAGAAgAAAAhAFr0LFu/AAAAFQEAAAsAAAAA AAAAAAAAAAAAHwEAAF9yZWxzLy5yZWxzUEsBAi0AFAAGAAgAAAAhAGnumy7BAAAA2wAAAA8AAAAA AAAAAAAAAAAABwIAAGRycy9kb3ducmV2LnhtbFBLBQYAAAAAAwADALcAAAD1AgAAAAA= " path="m,l6,17,7,42,6,39,,23,,xe" fillcolor="#44546a [3215]" strokecolor="#44546a [3215]" strokeweight="0">
-                          <v:path arrowok="t" o:connecttype="custom" o:connectlocs="0,0;9525,26988;11113,66675;9525,61913;0,36513;0,0" o:connectangles="0,0,0,0,0,0"/>
-                        </v:shape>
-                        <v:shape id="Formă liberă 31" o:spid="_x0000_s1041" style="position:absolute;left:5871;top:71455;width:714;height:1873;visibility:visible;mso-wrap-style:square;v-text-anchor:top" coordsize="45,118" o:gfxdata="UEsDBBQABgAIAAAAIQDb4fbL7gAAAIUBAAATAAAAW0NvbnRlbnRfVHlwZXNdLnhtbHyQz07DMAyH 70i8Q+QralM4IITa7kDhCAiNB7ASt43WOlEcyvb2pNu4IODoPz9/n1xv9vOkForiPDdwXVagiI23 jocG3rdPxR0oScgWJ8/UwIEENu3lRb09BBKV0ywNjCmFe63FjDSjlD4Q50nv44wpl3HQAc0OB9I3 VXWrjedEnIq03oC27qjHjympx31un0wiTQLq4bS4shrAECZnMGVTvbD9QSnOhDInjzsyuiBXWQP0 r4R18jfgnHvJr4nOknrFmJ5xzhraRtHWf3Kkpfz/yGo5S+H73hkquyhdjr3R8m2lj09svwAAAP// AwBQSwMEFAAGAAgAAAAhAFr0LFu/AAAAFQEAAAsAAABfcmVscy8ucmVsc2zPwWrDMAwG4Ptg72B0 X5TuUMaI01uh19I+gLGVxCy2jGSy9e1nemrHjpL4P0nD4SetZiPRyNnCruvBUPYcYp4tXC/Htw8w Wl0ObuVMFm6kcBhfX4Yzra62kC6xqGlKVgtLreUTUf1CyWnHhXKbTCzJ1VbKjMX5LzcTvvf9HuXR gPHJNKdgQU5hB+ZyK23zHztFL6w81c5zQp6m6P9TMfB3PtPWFCczVQtB9N4U2rp2HOA44NMz4y8A AAD//wMAUEsDBBQABgAIAAAAIQC4q31DxQAAANsAAAAPAAAAZHJzL2Rvd25yZXYueG1sRI9Pa8JA FMTvQr/D8gq9mY0WiqSuYguiCIX659LbI/tMotm3cXc10U/fFQSPw8z8hhlPO1OLCzlfWVYwSFIQ xLnVFRcKdtt5fwTCB2SNtWVScCUP08lLb4yZti2v6bIJhYgQ9hkqKENoMil9XpJBn9iGOHp76wyG KF0htcM2wk0th2n6IQ1WHBdKbOi7pPy4ORsFts3PX+6vxtPsYBa3/U87XN1+lXp77WafIAJ14Rl+ tJdawfsA7l/iD5CTfwAAAP//AwBQSwECLQAUAAYACAAAACEA2+H2y+4AAACFAQAAEwAAAAAAAAAA AAAAAAAAAAAAW0NvbnRlbnRfVHlwZXNdLnhtbFBLAQItABQABgAIAAAAIQBa9CxbvwAAABUBAAAL AAAAAAAAAAAAAAAAAB8BAABfcmVscy8ucmVsc1BLAQItABQABgAIAAAAIQC4q31DxQAAANsAAAAP AAAAAAAAAAAAAAAAAAcCAABkcnMvZG93bnJldi54bWxQSwUGAAAAAAMAAwC3AAAA+QIAAAAA " path="m,l6,16,21,49,33,84r12,34l44,118,13,53,11,42,,xe" fillcolor="#44546a [3215]" strokecolor="#44546a [3215]" strokeweight="0">
-                          <v:path arrowok="t" o:connecttype="custom" o:connectlocs="0,0;9525,25400;33338,77788;52388,133350;71438,187325;69850,187325;20638,84138;17463,66675;0,0" o:connectangles="0,0,0,0,0,0,0,0,0"/>
-                        </v:shape>
-                      </v:group>
-                      <v:group id="Grup 7" o:spid="_x0000_s1042" style="position:absolute;left:806;top:48269;width:13063;height:25059" coordorigin="806,46499" coordsize="8747,16779" o:gfxdata="UEsDBBQABgAIAAAAIQDb4fbL7gAAAIUBAAATAAAAW0NvbnRlbnRfVHlwZXNdLnhtbHyQz07DMAyH 70i8Q+QralM4IITa7kDhCAiNB7ASt43WOlEcyvb2pNu4IODoPz9/n1xv9vOkForiPDdwXVagiI23 jocG3rdPxR0oScgWJ8/UwIEENu3lRb09BBKV0ywNjCmFe63FjDSjlD4Q50nv44wpl3HQAc0OB9I3 VXWrjedEnIq03oC27qjHjympx31un0wiTQLq4bS4shrAECZnMGVTvbD9QSnOhDInjzsyuiBXWQP0 r4R18jfgnHvJr4nOknrFmJ5xzhraRtHWf3Kkpfz/yGo5S+H73hkquyhdjr3R8m2lj09svwAAAP// AwBQSwMEFAAGAAgAAAAhAFr0LFu/AAAAFQEAAAsAAABfcmVscy8ucmVsc2zPwWrDMAwG4Ptg72B0 X5TuUMaI01uh19I+gLGVxCy2jGSy9e1nemrHjpL4P0nD4SetZiPRyNnCruvBUPYcYp4tXC/Htw8w Wl0ObuVMFm6kcBhfX4Yzra62kC6xqGlKVgtLreUTUf1CyWnHhXKbTCzJ1VbKjMX5LzcTvvf9HuXR gPHJNKdgQU5hB+ZyK23zHztFL6w81c5zQp6m6P9TMfB3PtPWFCczVQtB9N4U2rp2HOA44NMz4y8A AAD//wMAUEsDBBQABgAIAAAAIQCiR7jExQAAANoAAAAPAAAAZHJzL2Rvd25yZXYueG1sRI9Pa8JA FMTvBb/D8oTe6iZKW4muEkItPYRCVRBvj+wzCWbfhuw2f759t1DocZiZ3zDb/Wga0VPnassK4kUE griwuuZSwfl0eFqDcB5ZY2OZFEzkYL+bPWwx0XbgL+qPvhQBwi5BBZX3bSKlKyoy6Ba2JQ7ezXYG fZBdKXWHQ4CbRi6j6EUarDksVNhSVlFxP34bBe8DDukqfuvz+y2brqfnz0sek1KP8zHdgPA0+v/w X/tDK3iF3yvhBsjdDwAAAP//AwBQSwECLQAUAAYACAAAACEA2+H2y+4AAACFAQAAEwAAAAAAAAAA AAAAAAAAAAAAW0NvbnRlbnRfVHlwZXNdLnhtbFBLAQItABQABgAIAAAAIQBa9CxbvwAAABUBAAAL AAAAAAAAAAAAAAAAAB8BAABfcmVscy8ucmVsc1BLAQItABQABgAIAAAAIQCiR7jExQAAANoAAAAP AAAAAAAAAAAAAAAAAAcCAABkcnMvZG93bnJldi54bWxQSwUGAAAAAAMAAwC3AAAA+QIAAAAA ">
-                        <o:lock v:ext="edit" aspectratio="t"/>
-                        <v:shape id="Formă liberă 8" o:spid="_x0000_s1043" style="position:absolute;left:1187;top:51897;width:1984;height:7143;visibility:visible;mso-wrap-style:square;v-text-anchor:top" coordsize="125,450" o:gfxdata="UEsDBBQABgAIAAAAIQDb4fbL7gAAAIUBAAATAAAAW0NvbnRlbnRfVHlwZXNdLnhtbHyQz07DMAyH 70i8Q+QralM4IITa7kDhCAiNB7ASt43WOlEcyvb2pNu4IODoPz9/n1xv9vOkForiPDdwXVagiI23 jocG3rdPxR0oScgWJ8/UwIEENu3lRb09BBKV0ywNjCmFe63FjDSjlD4Q50nv44wpl3HQAc0OB9I3 VXWrjedEnIq03oC27qjHjympx31un0wiTQLq4bS4shrAECZnMGVTvbD9QSnOhDInjzsyuiBXWQP0 r4R18jfgnHvJr4nOknrFmJ5xzhraRtHWf3Kkpfz/yGo5S+H73hkquyhdjr3R8m2lj09svwAAAP// AwBQSwMEFAAGAAgAAAAhAFr0LFu/AAAAFQEAAAsAAABfcmVscy8ucmVsc2zPwWrDMAwG4Ptg72B0 X5TuUMaI01uh19I+gLGVxCy2jGSy9e1nemrHjpL4P0nD4SetZiPRyNnCruvBUPYcYp4tXC/Htw8w Wl0ObuVMFm6kcBhfX4Yzra62kC6xqGlKVgtLreUTUf1CyWnHhXKbTCzJ1VbKjMX5LzcTvvf9HuXR gPHJNKdgQU5hB+ZyK23zHztFL6w81c5zQp6m6P9TMfB3PtPWFCczVQtB9N4U2rp2HOA44NMz4y8A AAD//wMAUEsDBBQABgAIAAAAIQCu7hhuwgAAANoAAAAPAAAAZHJzL2Rvd25yZXYueG1sRE/JbsIw EL1X4h+sQeqtOPRQVQGDEBLLgaVsEsdRPCSBeJzGDrj9+vpQiePT24fjYCpxp8aVlhX0ewkI4szq knMFx8Ps7ROE88gaK8uk4IccjEedlyGm2j54R/e9z0UMYZeigsL7OpXSZQUZdD1bE0fuYhuDPsIm l7rBRww3lXxPkg9psOTYUGBN04Ky2741Cjbr3/N28dXOrqtgvtvTJszX26DUazdMBiA8Bf8U/7uX WkHcGq/EGyBHfwAAAP//AwBQSwECLQAUAAYACAAAACEA2+H2y+4AAACFAQAAEwAAAAAAAAAAAAAA AAAAAAAAW0NvbnRlbnRfVHlwZXNdLnhtbFBLAQItABQABgAIAAAAIQBa9CxbvwAAABUBAAALAAAA AAAAAAAAAAAAAB8BAABfcmVscy8ucmVsc1BLAQItABQABgAIAAAAIQCu7hhuwgAAANoAAAAPAAAA AAAAAAAAAAAAAAcCAABkcnMvZG93bnJldi54bWxQSwUGAAAAAAMAAwC3AAAA9gIAAAAA " path="m,l41,155,86,309r39,116l125,450,79,311,41,183,7,54,,xe" fillcolor="#44546a [3215]" strokecolor="#44546a [3215]" strokeweight="0">
-                          <v:fill opacity="13107f"/>
-                          <v:stroke opacity="13107f"/>
-                          <v:path arrowok="t" o:connecttype="custom" o:connectlocs="0,0;65088,246063;136525,490538;198438,674688;198438,714375;125413,493713;65088,290513;11113,85725;0,0" o:connectangles="0,0,0,0,0,0,0,0,0"/>
-                        </v:shape>
-                        <v:shape id="Formă liberă 9" o:spid="_x0000_s1044" style="position:absolute;left:3282;top:58913;width:1874;height:4366;visibility:visible;mso-wrap-style:square;v-text-anchor:top" coordsize="118,275" o:gfxdata="UEsDBBQABgAIAAAAIQDb4fbL7gAAAIUBAAATAAAAW0NvbnRlbnRfVHlwZXNdLnhtbHyQz07DMAyH 70i8Q+QralM4IITa7kDhCAiNB7ASt43WOlEcyvb2pNu4IODoPz9/n1xv9vOkForiPDdwXVagiI23 jocG3rdPxR0oScgWJ8/UwIEENu3lRb09BBKV0ywNjCmFe63FjDSjlD4Q50nv44wpl3HQAc0OB9I3 VXWrjedEnIq03oC27qjHjympx31un0wiTQLq4bS4shrAECZnMGVTvbD9QSnOhDInjzsyuiBXWQP0 r4R18jfgnHvJr4nOknrFmJ5xzhraRtHWf3Kkpfz/yGo5S+H73hkquyhdjr3R8m2lj09svwAAAP// AwBQSwMEFAAGAAgAAAAhAFr0LFu/AAAAFQEAAAsAAABfcmVscy8ucmVsc2zPwWrDMAwG4Ptg72B0 X5TuUMaI01uh19I+gLGVxCy2jGSy9e1nemrHjpL4P0nD4SetZiPRyNnCruvBUPYcYp4tXC/Htw8w Wl0ObuVMFm6kcBhfX4Yzra62kC6xqGlKVgtLreUTUf1CyWnHhXKbTCzJ1VbKjMX5LzcTvvf9HuXR gPHJNKdgQU5hB+ZyK23zHztFL6w81c5zQp6m6P9TMfB3PtPWFCczVQtB9N4U2rp2HOA44NMz4y8A AAD//wMAUEsDBBQABgAIAAAAIQDb/ljpwgAAANoAAAAPAAAAZHJzL2Rvd25yZXYueG1sRI/RasJA FETfBf9huQVfRDcRlDa6ithK+6Q09QMu2Ws2NHs3ZDcx/n1XKPg4zMwZZrMbbC16an3lWEE6T0AQ F05XXCq4/BxnryB8QNZYOyYFd/Kw245HG8y0u/E39XkoRYSwz1CBCaHJpPSFIYt+7hri6F1dazFE 2ZZSt3iLcFvLRZKspMWK44LBhg6Git+8swryE3fNx5Iv5/fzdLCfq9ReD6lSk5dhvwYRaAjP8H/7 Syt4g8eVeAPk9g8AAP//AwBQSwECLQAUAAYACAAAACEA2+H2y+4AAACFAQAAEwAAAAAAAAAAAAAA AAAAAAAAW0NvbnRlbnRfVHlwZXNdLnhtbFBLAQItABQABgAIAAAAIQBa9CxbvwAAABUBAAALAAAA AAAAAAAAAAAAAB8BAABfcmVscy8ucmVsc1BLAQItABQABgAIAAAAIQDb/ljpwgAAANoAAAAPAAAA AAAAAAAAAAAAAAcCAABkcnMvZG93bnJldi54bWxQSwUGAAAAAAMAAwC3AAAA9gIAAAAA " path="m,l8,20,37,96r32,74l118,275r-9,l61,174,30,100,,26,,xe" fillcolor="#44546a [3215]" strokecolor="#44546a [3215]" strokeweight="0">
-                          <v:fill opacity="13107f"/>
-                          <v:stroke opacity="13107f"/>
-                          <v:path arrowok="t" o:connecttype="custom" o:connectlocs="0,0;12700,31750;58738,152400;109538,269875;187325,436563;173038,436563;96838,276225;47625,158750;0,41275;0,0" o:connectangles="0,0,0,0,0,0,0,0,0,0"/>
-                        </v:shape>
-                        <v:shape id="Formă liberă 10" o:spid="_x0000_s1045" style="position:absolute;left:806;top:50103;width:317;height:1921;visibility:visible;mso-wrap-style:square;v-text-anchor:top" coordsize="20,121" o:gfxdata="UEsDBBQABgAIAAAAIQDb4fbL7gAAAIUBAAATAAAAW0NvbnRlbnRfVHlwZXNdLnhtbHyQz07DMAyH 70i8Q+QralM4IITa7kDhCAiNB7ASt43WOlEcyvb2pNu4IODoPz9/n1xv9vOkForiPDdwXVagiI23 jocG3rdPxR0oScgWJ8/UwIEENu3lRb09BBKV0ywNjCmFe63FjDSjlD4Q50nv44wpl3HQAc0OB9I3 VXWrjedEnIq03oC27qjHjympx31un0wiTQLq4bS4shrAECZnMGVTvbD9QSnOhDInjzsyuiBXWQP0 r4R18jfgnHvJr4nOknrFmJ5xzhraRtHWf3Kkpfz/yGo5S+H73hkquyhdjr3R8m2lj09svwAAAP// AwBQSwMEFAAGAAgAAAAhAFr0LFu/AAAAFQEAAAsAAABfcmVscy8ucmVsc2zPwWrDMAwG4Ptg72B0 X5TuUMaI01uh19I+gLGVxCy2jGSy9e1nemrHjpL4P0nD4SetZiPRyNnCruvBUPYcYp4tXC/Htw8w Wl0ObuVMFm6kcBhfX4Yzra62kC6xqGlKVgtLreUTUf1CyWnHhXKbTCzJ1VbKjMX5LzcTvvf9HuXR gPHJNKdgQU5hB+ZyK23zHztFL6w81c5zQp6m6P9TMfB3PtPWFCczVQtB9N4U2rp2HOA44NMz4y8A AAD//wMAUEsDBBQABgAIAAAAIQDlljLfxQAAANsAAAAPAAAAZHJzL2Rvd25yZXYueG1sRI9PawJB DMXvhX6HIUJvddYKIltHEaG1p6XaHnqMO9k/uJMZdkZ320/fHARvCe/lvV9Wm9F16kp9bD0bmE0z UMSlty3XBr6/3p6XoGJCtth5JgO/FGGzfnxYYW79wAe6HlOtJIRjjgaalEKudSwbchinPhCLVvne YZK1r7XtcZBw1+mXLFtohy1LQ4OBdg2V5+PFGajeP89u/1P9LU+XYT/fFkWYh8KYp8m4fQWVaEx3 8+36wwq+0MsvMoBe/wMAAP//AwBQSwECLQAUAAYACAAAACEA2+H2y+4AAACFAQAAEwAAAAAAAAAA AAAAAAAAAAAAW0NvbnRlbnRfVHlwZXNdLnhtbFBLAQItABQABgAIAAAAIQBa9CxbvwAAABUBAAAL AAAAAAAAAAAAAAAAAB8BAABfcmVscy8ucmVsc1BLAQItABQABgAIAAAAIQDlljLfxQAAANsAAAAP AAAAAAAAAAAAAAAAAAcCAABkcnMvZG93bnJldi54bWxQSwUGAAAAAAMAAwC3AAAA+QIAAAAA " path="m,l16,72r4,49l18,112,,31,,xe" fillcolor="#44546a [3215]" strokecolor="#44546a [3215]" strokeweight="0">
-                          <v:fill opacity="13107f"/>
-                          <v:stroke opacity="13107f"/>
-                          <v:path arrowok="t" o:connecttype="custom" o:connectlocs="0,0;25400,114300;31750,192088;28575,177800;0,49213;0,0" o:connectangles="0,0,0,0,0,0"/>
-                        </v:shape>
-                        <v:shape id="Formă liberă 12" o:spid="_x0000_s1046" style="position:absolute;left:1123;top:52024;width:2509;height:10207;visibility:visible;mso-wrap-style:square;v-text-anchor:top" coordsize="158,643" o:gfxdata="UEsDBBQABgAIAAAAIQDb4fbL7gAAAIUBAAATAAAAW0NvbnRlbnRfVHlwZXNdLnhtbHyQz07DMAyH 70i8Q+QralM4IITa7kDhCAiNB7ASt43WOlEcyvb2pNu4IODoPz9/n1xv9vOkForiPDdwXVagiI23 jocG3rdPxR0oScgWJ8/UwIEENu3lRb09BBKV0ywNjCmFe63FjDSjlD4Q50nv44wpl3HQAc0OB9I3 VXWrjedEnIq03oC27qjHjympx31un0wiTQLq4bS4shrAECZnMGVTvbD9QSnOhDInjzsyuiBXWQP0 r4R18jfgnHvJr4nOknrFmJ5xzhraRtHWf3Kkpfz/yGo5S+H73hkquyhdjr3R8m2lj09svwAAAP// AwBQSwMEFAAGAAgAAAAhAFr0LFu/AAAAFQEAAAsAAABfcmVscy8ucmVsc2zPwWrDMAwG4Ptg72B0 X5TuUMaI01uh19I+gLGVxCy2jGSy9e1nemrHjpL4P0nD4SetZiPRyNnCruvBUPYcYp4tXC/Htw8w Wl0ObuVMFm6kcBhfX4Yzra62kC6xqGlKVgtLreUTUf1CyWnHhXKbTCzJ1VbKjMX5LzcTvvf9HuXR gPHJNKdgQU5hB+ZyK23zHztFL6w81c5zQp6m6P9TMfB3PtPWFCczVQtB9N4U2rp2HOA44NMz4y8A AAD//wMAUEsDBBQABgAIAAAAIQApeFrkvgAAANsAAAAPAAAAZHJzL2Rvd25yZXYueG1sRE9Ni8Iw EL0v+B/CCN7WxCIq1SgiuCzCHnTX+9CMTbGZlCba+u/NguBtHu9zVpve1eJObag8a5iMFQjiwpuK Sw1/v/vPBYgQkQ3WnknDgwJs1oOPFebGd3yk+ymWIoVwyFGDjbHJpQyFJYdh7BvixF186zAm2JbS tNilcFfLTKmZdFhxarDY0M5ScT3dnAY+ZMFyF5SZ/Symj/nXWU32Z61Hw367BBGpj2/xy/1t0vwM /n9JB8j1EwAA//8DAFBLAQItABQABgAIAAAAIQDb4fbL7gAAAIUBAAATAAAAAAAAAAAAAAAAAAAA AABbQ29udGVudF9UeXBlc10ueG1sUEsBAi0AFAAGAAgAAAAhAFr0LFu/AAAAFQEAAAsAAAAAAAAA AAAAAAAAHwEAAF9yZWxzLy5yZWxzUEsBAi0AFAAGAAgAAAAhACl4WuS+AAAA2wAAAA8AAAAAAAAA AAAAAAAABwIAAGRycy9kb3ducmV2LnhtbFBLBQYAAAAAAwADALcAAADyAgAAAAA= " path="m,l11,46r11,83l36,211r19,90l76,389r27,87l123,533r21,55l155,632r3,11l142,608,118,544,95,478,69,391,47,302,29,212,13,107,,xe" fillcolor="#44546a [3215]" strokecolor="#44546a [3215]" strokeweight="0">
-                          <v:fill opacity="13107f"/>
-                          <v:stroke opacity="13107f"/>
-                          <v:path arrowok="t" o:connecttype="custom" o:connectlocs="0,0;17463,73025;34925,204788;57150,334963;87313,477838;120650,617538;163513,755650;195263,846138;228600,933450;246063,1003300;250825,1020763;225425,965200;187325,863600;150813,758825;109538,620713;74613,479425;46038,336550;20638,169863;0,0" o:connectangles="0,0,0,0,0,0,0,0,0,0,0,0,0,0,0,0,0,0,0"/>
-                        </v:shape>
-                        <v:shape id="Formă liberă 13" o:spid="_x0000_s1047" style="position:absolute;left:3759;top:62152;width:524;height:1127;visibility:visible;mso-wrap-style:square;v-text-anchor:top" coordsize="33,71" o:gfxdata="UEsDBBQABgAIAAAAIQDb4fbL7gAAAIUBAAATAAAAW0NvbnRlbnRfVHlwZXNdLnhtbHyQz07DMAyH 70i8Q+QralM4IITa7kDhCAiNB7ASt43WOlEcyvb2pNu4IODoPz9/n1xv9vOkForiPDdwXVagiI23 jocG3rdPxR0oScgWJ8/UwIEENu3lRb09BBKV0ywNjCmFe63FjDSjlD4Q50nv44wpl3HQAc0OB9I3 VXWrjedEnIq03oC27qjHjympx31un0wiTQLq4bS4shrAECZnMGVTvbD9QSnOhDInjzsyuiBXWQP0 r4R18jfgnHvJr4nOknrFmJ5xzhraRtHWf3Kkpfz/yGo5S+H73hkquyhdjr3R8m2lj09svwAAAP// AwBQSwMEFAAGAAgAAAAhAFr0LFu/AAAAFQEAAAsAAABfcmVscy8ucmVsc2zPwWrDMAwG4Ptg72B0 X5TuUMaI01uh19I+gLGVxCy2jGSy9e1nemrHjpL4P0nD4SetZiPRyNnCruvBUPYcYp4tXC/Htw8w Wl0ObuVMFm6kcBhfX4Yzra62kC6xqGlKVgtLreUTUf1CyWnHhXKbTCzJ1VbKjMX5LzcTvvf9HuXR gPHJNKdgQU5hB+ZyK23zHztFL6w81c5zQp6m6P9TMfB3PtPWFCczVQtB9N4U2rp2HOA44NMz4y8A AAD//wMAUEsDBBQABgAIAAAAIQDwh87WwAAAANsAAAAPAAAAZHJzL2Rvd25yZXYueG1sRE/LqsIw EN0L/kMYwZ2mKohUo/jggrjR6wN0NzRjW2wmpcm19e+NcMHdHM5zZovGFOJJlcstKxj0IxDEidU5 pwrOp5/eBITzyBoLy6TgRQ4W83ZrhrG2Nf/S8+hTEULYxagg876MpXRJRgZd35bEgbvbyqAPsEql rrAO4aaQwygaS4M5h4YMS1pnlDyOf0ZBeVht6vXN7fLLcNL412W7v6VXpbqdZjkF4anxX/G/e6vD /BF8fgkHyPkbAAD//wMAUEsBAi0AFAAGAAgAAAAhANvh9svuAAAAhQEAABMAAAAAAAAAAAAAAAAA AAAAAFtDb250ZW50X1R5cGVzXS54bWxQSwECLQAUAAYACAAAACEAWvQsW78AAAAVAQAACwAAAAAA AAAAAAAAAAAfAQAAX3JlbHMvLnJlbHNQSwECLQAUAAYACAAAACEA8IfO1sAAAADbAAAADwAAAAAA AAAAAAAAAAAHAgAAZHJzL2Rvd25yZXYueG1sUEsFBgAAAAADAAMAtwAAAPQCAAAAAA== " path="m,l33,71r-9,l11,36,,xe" fillcolor="#44546a [3215]" strokecolor="#44546a [3215]" strokeweight="0">
-                          <v:fill opacity="13107f"/>
-                          <v:stroke opacity="13107f"/>
-                          <v:path arrowok="t" o:connecttype="custom" o:connectlocs="0,0;52388,112713;38100,112713;17463,57150;0,0" o:connectangles="0,0,0,0,0"/>
-                        </v:shape>
-                        <v:shape id="Formă liberă 14" o:spid="_x0000_s1048" style="position:absolute;left:1060;top:51246;width:238;height:1508;visibility:visible;mso-wrap-style:square;v-text-anchor:top" coordsize="15,95" o:gfxdata="UEsDBBQABgAIAAAAIQDb4fbL7gAAAIUBAAATAAAAW0NvbnRlbnRfVHlwZXNdLnhtbHyQz07DMAyH 70i8Q+QralM4IITa7kDhCAiNB7ASt43WOlEcyvb2pNu4IODoPz9/n1xv9vOkForiPDdwXVagiI23 jocG3rdPxR0oScgWJ8/UwIEENu3lRb09BBKV0ywNjCmFe63FjDSjlD4Q50nv44wpl3HQAc0OB9I3 VXWrjedEnIq03oC27qjHjympx31un0wiTQLq4bS4shrAECZnMGVTvbD9QSnOhDInjzsyuiBXWQP0 r4R18jfgnHvJr4nOknrFmJ5xzhraRtHWf3Kkpfz/yGo5S+H73hkquyhdjr3R8m2lj09svwAAAP// AwBQSwMEFAAGAAgAAAAhAFr0LFu/AAAAFQEAAAsAAABfcmVscy8ucmVsc2zPwWrDMAwG4Ptg72B0 X5TuUMaI01uh19I+gLGVxCy2jGSy9e1nemrHjpL4P0nD4SetZiPRyNnCruvBUPYcYp4tXC/Htw8w Wl0ObuVMFm6kcBhfX4Yzra62kC6xqGlKVgtLreUTUf1CyWnHhXKbTCzJ1VbKjMX5LzcTvvf9HuXR gPHJNKdgQU5hB+ZyK23zHztFL6w81c5zQp6m6P9TMfB3PtPWFCczVQtB9N4U2rp2HOA44NMz4y8A AAD//wMAUEsDBBQABgAIAAAAIQA1SNMiwgAAANsAAAAPAAAAZHJzL2Rvd25yZXYueG1sRE/JasMw EL0X8g9iArnVctMSimM5hEAg4EPIUmhvY2tim1ojI6mO+/dVodDbPN46+WYyvRjJ+c6ygqckBUFc W91xo+B62T++gvABWWNvmRR8k4dNMXvIMdP2zicaz6ERMYR9hgraEIZMSl+3ZNAndiCO3M06gyFC 10jt8B7DTS+XabqSBjuODS0OtGup/jx/GQVv5dENevmxr1bP28u7tKWmU6XUYj5t1yACTeFf/Oc+ 6Dj/BX5/iQfI4gcAAP//AwBQSwECLQAUAAYACAAAACEA2+H2y+4AAACFAQAAEwAAAAAAAAAAAAAA AAAAAAAAW0NvbnRlbnRfVHlwZXNdLnhtbFBLAQItABQABgAIAAAAIQBa9CxbvwAAABUBAAALAAAA AAAAAAAAAAAAAB8BAABfcmVscy8ucmVsc1BLAQItABQABgAIAAAAIQA1SNMiwgAAANsAAAAPAAAA AAAAAAAAAAAAAAcCAABkcnMvZG93bnJldi54bWxQSwUGAAAAAAMAAwC3AAAA9gIAAAAA " path="m,l8,37r,4l15,95,4,49,,xe" fillcolor="#44546a [3215]" strokecolor="#44546a [3215]" strokeweight="0">
-                          <v:fill opacity="13107f"/>
-                          <v:stroke opacity="13107f"/>
-                          <v:path arrowok="t" o:connecttype="custom" o:connectlocs="0,0;12700,58738;12700,65088;23813,150813;6350,77788;0,0" o:connectangles="0,0,0,0,0,0"/>
-                        </v:shape>
-                        <v:shape id="Formă liberă 15" o:spid="_x0000_s1049" style="position:absolute;left:3171;top:46499;width:6382;height:12414;visibility:visible;mso-wrap-style:square;v-text-anchor:top" coordsize="402,782" o:gfxdata="UEsDBBQABgAIAAAAIQDb4fbL7gAAAIUBAAATAAAAW0NvbnRlbnRfVHlwZXNdLnhtbHyQz07DMAyH 70i8Q+QralM4IITa7kDhCAiNB7ASt43WOlEcyvb2pNu4IODoPz9/n1xv9vOkForiPDdwXVagiI23 jocG3rdPxR0oScgWJ8/UwIEENu3lRb09BBKV0ywNjCmFe63FjDSjlD4Q50nv44wpl3HQAc0OB9I3 VXWrjedEnIq03oC27qjHjympx31un0wiTQLq4bS4shrAECZnMGVTvbD9QSnOhDInjzsyuiBXWQP0 r4R18jfgnHvJr4nOknrFmJ5xzhraRtHWf3Kkpfz/yGo5S+H73hkquyhdjr3R8m2lj09svwAAAP// AwBQSwMEFAAGAAgAAAAhAFr0LFu/AAAAFQEAAAsAAABfcmVscy8ucmVsc2zPwWrDMAwG4Ptg72B0 X5TuUMaI01uh19I+gLGVxCy2jGSy9e1nemrHjpL4P0nD4SetZiPRyNnCruvBUPYcYp4tXC/Htw8w Wl0ObuVMFm6kcBhfX4Yzra62kC6xqGlKVgtLreUTUf1CyWnHhXKbTCzJ1VbKjMX5LzcTvvf9HuXR gPHJNKdgQU5hB+ZyK23zHztFL6w81c5zQp6m6P9TMfB3PtPWFCczVQtB9N4U2rp2HOA44NMz4y8A AAD//wMAUEsDBBQABgAIAAAAIQAgjcbZwwAAANsAAAAPAAAAZHJzL2Rvd25yZXYueG1sRE9La8JA EL4L/Q/LFHrTjaJSoptQ7AOpIJj20tuQHbNps7Mhu2r013cFwdt8fM9Z5r1txJE6XztWMB4lIIhL p2uuFHx/vQ+fQfiArLFxTArO5CHPHgZLTLU78Y6ORahEDGGfogITQptK6UtDFv3ItcSR27vOYoiw q6Tu8BTDbSMnSTKXFmuODQZbWhkq/4qDVTBdfR4ub9uJfi2mrH8/Nma8/TFKPT32LwsQgfpwF9/c ax3nz+D6SzxAZv8AAAD//wMAUEsBAi0AFAAGAAgAAAAhANvh9svuAAAAhQEAABMAAAAAAAAAAAAA AAAAAAAAAFtDb250ZW50X1R5cGVzXS54bWxQSwECLQAUAAYACAAAACEAWvQsW78AAAAVAQAACwAA AAAAAAAAAAAAAAAfAQAAX3JlbHMvLnJlbHNQSwECLQAUAAYACAAAACEAII3G2cMAAADbAAAADwAA AAAAAAAAAAAAAAAHAgAAZHJzL2Rvd25yZXYueG1sUEsFBgAAAAADAAMAtwAAAPcCAAAAAA== " path="m402,r,1l363,39,325,79r-35,42l255,164r-44,58l171,284r-38,62l100,411,71,478,45,546,27,617,13,689,7,761r,21l,765r1,-4l7,688,21,616,40,545,66,475,95,409r35,-66l167,281r42,-61l253,163r34,-43l324,78,362,38,402,xe" fillcolor="#44546a [3215]" strokecolor="#44546a [3215]" strokeweight="0">
-                          <v:fill opacity="13107f"/>
-                          <v:stroke opacity="13107f"/>
-                          <v:path arrowok="t" o:connecttype="custom" o:connectlocs="638175,0;638175,1588;576263,61913;515938,125413;460375,192088;404813,260350;334963,352425;271463,450850;211138,549275;158750,652463;112713,758825;71438,866775;42863,979488;20638,1093788;11113,1208088;11113,1241425;0,1214438;1588,1208088;11113,1092200;33338,977900;63500,865188;104775,754063;150813,649288;206375,544513;265113,446088;331788,349250;401638,258763;455613,190500;514350,123825;574675,60325;638175,0" o:connectangles="0,0,0,0,0,0,0,0,0,0,0,0,0,0,0,0,0,0,0,0,0,0,0,0,0,0,0,0,0,0,0"/>
-                        </v:shape>
-                        <v:shape id="Formă liberă 16" o:spid="_x0000_s1050" style="position:absolute;left:3171;top:59040;width:588;height:3112;visibility:visible;mso-wrap-style:square;v-text-anchor:top" coordsize="37,196" o:gfxdata="UEsDBBQABgAIAAAAIQDb4fbL7gAAAIUBAAATAAAAW0NvbnRlbnRfVHlwZXNdLnhtbHyQz07DMAyH 70i8Q+QralM4IITa7kDhCAiNB7ASt43WOlEcyvb2pNu4IODoPz9/n1xv9vOkForiPDdwXVagiI23 jocG3rdPxR0oScgWJ8/UwIEENu3lRb09BBKV0ywNjCmFe63FjDSjlD4Q50nv44wpl3HQAc0OB9I3 VXWrjedEnIq03oC27qjHjympx31un0wiTQLq4bS4shrAECZnMGVTvbD9QSnOhDInjzsyuiBXWQP0 r4R18jfgnHvJr4nOknrFmJ5xzhraRtHWf3Kkpfz/yGo5S+H73hkquyhdjr3R8m2lj09svwAAAP// AwBQSwMEFAAGAAgAAAAhAFr0LFu/AAAAFQEAAAsAAABfcmVscy8ucmVsc2zPwWrDMAwG4Ptg72B0 X5TuUMaI01uh19I+gLGVxCy2jGSy9e1nemrHjpL4P0nD4SetZiPRyNnCruvBUPYcYp4tXC/Htw8w Wl0ObuVMFm6kcBhfX4Yzra62kC6xqGlKVgtLreUTUf1CyWnHhXKbTCzJ1VbKjMX5LzcTvvf9HuXR gPHJNKdgQU5hB+ZyK23zHztFL6w81c5zQp6m6P9TMfB3PtPWFCczVQtB9N4U2rp2HOA44NMz4y8A AAD//wMAUEsDBBQABgAIAAAAIQD2nGsjxAAAANsAAAAPAAAAZHJzL2Rvd25yZXYueG1sRI/LbsIw EEX3SPyDNZXYFadVeQUMiloqZdMFjw+YxtMkIh6H2Hn07zESErsZ3Xvu3NnsBlOJjhpXWlbwNo1A EGdWl5wrOJ++X5cgnEfWWFkmBf/kYLcdjzYYa9vzgbqjz0UIYRejgsL7OpbSZQUZdFNbEwftzzYG fVibXOoG+xBuKvkeRXNpsORwocCaPgvKLsfWhBq498uPRX6lpJt9taffVfpTrpSavAzJGoSnwT/N DzrVgZvD/ZcwgNzeAAAA//8DAFBLAQItABQABgAIAAAAIQDb4fbL7gAAAIUBAAATAAAAAAAAAAAA AAAAAAAAAABbQ29udGVudF9UeXBlc10ueG1sUEsBAi0AFAAGAAgAAAAhAFr0LFu/AAAAFQEAAAsA AAAAAAAAAAAAAAAAHwEAAF9yZWxzLy5yZWxzUEsBAi0AFAAGAAgAAAAhAPacayPEAAAA2wAAAA8A AAAAAAAAAAAAAAAABwIAAGRycy9kb3ducmV2LnhtbFBLBQYAAAAAAwADALcAAAD4AgAAAAA= " path="m,l6,15r1,3l12,80r9,54l33,188r4,8l22,162,15,146,5,81,1,40,,xe" fillcolor="#44546a [3215]" strokecolor="#44546a [3215]" strokeweight="0">
-                          <v:fill opacity="13107f"/>
-                          <v:stroke opacity="13107f"/>
-                          <v:path arrowok="t" o:connecttype="custom" o:connectlocs="0,0;9525,23813;11113,28575;19050,127000;33338,212725;52388,298450;58738,311150;34925,257175;23813,231775;7938,128588;1588,63500;0,0" o:connectangles="0,0,0,0,0,0,0,0,0,0,0,0"/>
-                        </v:shape>
-                        <v:shape id="Formă liberă 17" o:spid="_x0000_s1051" style="position:absolute;left:3632;top:62231;width:492;height:1048;visibility:visible;mso-wrap-style:square;v-text-anchor:top" coordsize="31,66" o:gfxdata="UEsDBBQABgAIAAAAIQDb4fbL7gAAAIUBAAATAAAAW0NvbnRlbnRfVHlwZXNdLnhtbHyQz07DMAyH 70i8Q+QralM4IITa7kDhCAiNB7ASt43WOlEcyvb2pNu4IODoPz9/n1xv9vOkForiPDdwXVagiI23 jocG3rdPxR0oScgWJ8/UwIEENu3lRb09BBKV0ywNjCmFe63FjDSjlD4Q50nv44wpl3HQAc0OB9I3 VXWrjedEnIq03oC27qjHjympx31un0wiTQLq4bS4shrAECZnMGVTvbD9QSnOhDInjzsyuiBXWQP0 r4R18jfgnHvJr4nOknrFmJ5xzhraRtHWf3Kkpfz/yGo5S+H73hkquyhdjr3R8m2lj09svwAAAP// AwBQSwMEFAAGAAgAAAAhAFr0LFu/AAAAFQEAAAsAAABfcmVscy8ucmVsc2zPwWrDMAwG4Ptg72B0 X5TuUMaI01uh19I+gLGVxCy2jGSy9e1nemrHjpL4P0nD4SetZiPRyNnCruvBUPYcYp4tXC/Htw8w Wl0ObuVMFm6kcBhfX4Yzra62kC6xqGlKVgtLreUTUf1CyWnHhXKbTCzJ1VbKjMX5LzcTvvf9HuXR gPHJNKdgQU5hB+ZyK23zHztFL6w81c5zQp6m6P9TMfB3PtPWFCczVQtB9N4U2rp2HOA44NMz4y8A AAD//wMAUEsDBBQABgAIAAAAIQBvLuxYwgAAANsAAAAPAAAAZHJzL2Rvd25yZXYueG1sRE9NawIx EL0X/A9hBC9Ss3qodTWKSEt7kVINpb0Nybi7uJksm7hu/70pCL3N433OatO7WnTUhsqzgukkA0Fs vK24UKCPr4/PIEJEtlh7JgW/FGCzHjysMLf+yp/UHWIhUgiHHBWUMTa5lMGU5DBMfEOcuJNvHcYE 20LaFq8p3NVylmVP0mHFqaHEhnYlmfPh4hTQd7fYf/xUZs76Resvuug3M1ZqNOy3SxCR+vgvvrvf bZo/h79f0gFyfQMAAP//AwBQSwECLQAUAAYACAAAACEA2+H2y+4AAACFAQAAEwAAAAAAAAAAAAAA AAAAAAAAW0NvbnRlbnRfVHlwZXNdLnhtbFBLAQItABQABgAIAAAAIQBa9CxbvwAAABUBAAALAAAA AAAAAAAAAAAAAB8BAABfcmVscy8ucmVsc1BLAQItABQABgAIAAAAIQBvLuxYwgAAANsAAAAPAAAA AAAAAAAAAAAAAAcCAABkcnMvZG93bnJldi54bWxQSwUGAAAAAAMAAwC3AAAA9gIAAAAA " path="m,l31,66r-7,l,xe" fillcolor="#44546a [3215]" strokecolor="#44546a [3215]" strokeweight="0">
-                          <v:fill opacity="13107f"/>
-                          <v:stroke opacity="13107f"/>
-                          <v:path arrowok="t" o:connecttype="custom" o:connectlocs="0,0;49213,104775;38100,104775;0,0" o:connectangles="0,0,0,0"/>
-                        </v:shape>
-                        <v:shape id="Formă liberă 18" o:spid="_x0000_s1052" style="position:absolute;left:3171;top:58644;width:111;height:682;visibility:visible;mso-wrap-style:square;v-text-anchor:top" coordsize="7,43" o:gfxdata="UEsDBBQABgAIAAAAIQDb4fbL7gAAAIUBAAATAAAAW0NvbnRlbnRfVHlwZXNdLnhtbHyQz07DMAyH 70i8Q+QralM4IITa7kDhCAiNB7ASt43WOlEcyvb2pNu4IODoPz9/n1xv9vOkForiPDdwXVagiI23 jocG3rdPxR0oScgWJ8/UwIEENu3lRb09BBKV0ywNjCmFe63FjDSjlD4Q50nv44wpl3HQAc0OB9I3 VXWrjedEnIq03oC27qjHjympx31un0wiTQLq4bS4shrAECZnMGVTvbD9QSnOhDInjzsyuiBXWQP0 r4R18jfgnHvJr4nOknrFmJ5xzhraRtHWf3Kkpfz/yGo5S+H73hkquyhdjr3R8m2lj09svwAAAP// AwBQSwMEFAAGAAgAAAAhAFr0LFu/AAAAFQEAAAsAAABfcmVscy8ucmVsc2zPwWrDMAwG4Ptg72B0 X5TuUMaI01uh19I+gLGVxCy2jGSy9e1nemrHjpL4P0nD4SetZiPRyNnCruvBUPYcYp4tXC/Htw8w Wl0ObuVMFm6kcBhfX4Yzra62kC6xqGlKVgtLreUTUf1CyWnHhXKbTCzJ1VbKjMX5LzcTvvf9HuXR gPHJNKdgQU5hB+ZyK23zHztFL6w81c5zQp6m6P9TMfB3PtPWFCczVQtB9N4U2rp2HOA44NMz4y8A AAD//wMAUEsDBBQABgAIAAAAIQCTN6SywgAAANsAAAAPAAAAZHJzL2Rvd25yZXYueG1sRI9PawIx EMXvhX6HMAVvNasHKVujiFjoRbD+gR6HZNysbibLJurqp+8cCt5meG/e+8103odGXalLdWQDo2EB ithGV3NlYL/7ev8AlTKywyYyGbhTgvns9WWKpYs3/qHrNldKQjiVaMDn3JZaJ+spYBrGlli0Y+wC Zlm7SrsObxIeGj0uiokOWLM0eGxp6cmet5dgoPYnXB8eNuFBr/bRnja/mipjBm/94hNUpj4/zf/X 307wBVZ+kQH07A8AAP//AwBQSwECLQAUAAYACAAAACEA2+H2y+4AAACFAQAAEwAAAAAAAAAAAAAA AAAAAAAAW0NvbnRlbnRfVHlwZXNdLnhtbFBLAQItABQABgAIAAAAIQBa9CxbvwAAABUBAAALAAAA AAAAAAAAAAAAAB8BAABfcmVscy8ucmVsc1BLAQItABQABgAIAAAAIQCTN6SywgAAANsAAAAPAAAA AAAAAAAAAAAAAAcCAABkcnMvZG93bnJldi54bWxQSwUGAAAAAAMAAwC3AAAA9gIAAAAA " path="m,l7,17r,26l6,40,,25,,xe" fillcolor="#44546a [3215]" strokecolor="#44546a [3215]" strokeweight="0">
-                          <v:fill opacity="13107f"/>
-                          <v:stroke opacity="13107f"/>
-                          <v:path arrowok="t" o:connecttype="custom" o:connectlocs="0,0;11113,26988;11113,68263;9525,63500;0,39688;0,0" o:connectangles="0,0,0,0,0,0"/>
-                        </v:shape>
-                        <v:shape id="Formă liberă 19" o:spid="_x0000_s1053" style="position:absolute;left:3409;top:61358;width:731;height:1921;visibility:visible;mso-wrap-style:square;v-text-anchor:top" coordsize="46,121" o:gfxdata="UEsDBBQABgAIAAAAIQDb4fbL7gAAAIUBAAATAAAAW0NvbnRlbnRfVHlwZXNdLnhtbHyQz07DMAyH 70i8Q+QralM4IITa7kDhCAiNB7ASt43WOlEcyvb2pNu4IODoPz9/n1xv9vOkForiPDdwXVagiI23 jocG3rdPxR0oScgWJ8/UwIEENu3lRb09BBKV0ywNjCmFe63FjDSjlD4Q50nv44wpl3HQAc0OB9I3 VXWrjedEnIq03oC27qjHjympx31un0wiTQLq4bS4shrAECZnMGVTvbD9QSnOhDInjzsyuiBXWQP0 r4R18jfgnHvJr4nOknrFmJ5xzhraRtHWf3Kkpfz/yGo5S+H73hkquyhdjr3R8m2lj09svwAAAP// AwBQSwMEFAAGAAgAAAAhAFr0LFu/AAAAFQEAAAsAAABfcmVscy8ucmVsc2zPwWrDMAwG4Ptg72B0 X5TuUMaI01uh19I+gLGVxCy2jGSy9e1nemrHjpL4P0nD4SetZiPRyNnCruvBUPYcYp4tXC/Htw8w Wl0ObuVMFm6kcBhfX4Yzra62kC6xqGlKVgtLreUTUf1CyWnHhXKbTCzJ1VbKjMX5LzcTvvf9HuXR gPHJNKdgQU5hB+ZyK23zHztFL6w81c5zQp6m6P9TMfB3PtPWFCczVQtB9N4U2rp2HOA44NMz4y8A AAD//wMAUEsDBBQABgAIAAAAIQC+jQkBvwAAANsAAAAPAAAAZHJzL2Rvd25yZXYueG1sRE9Ni8Iw EL0L/ocwgjdN3YNoNYoKC7I96Qpex2Zsis0kNFmt/94Iwt7m8T5nue5sI+7Uhtqxgsk4A0FcOl1z peD0+z2agQgRWWPjmBQ8KcB61e8tMdfuwQe6H2MlUgiHHBWYGH0uZSgNWQxj54kTd3WtxZhgW0nd 4iOF20Z+ZdlUWqw5NRj0tDNU3o5/VkGxNfO6OvxMiq2c+osvzvvN6azUcNBtFiAidfFf/HHvdZo/ h/cv6QC5egEAAP//AwBQSwECLQAUAAYACAAAACEA2+H2y+4AAACFAQAAEwAAAAAAAAAAAAAAAAAA AAAAW0NvbnRlbnRfVHlwZXNdLnhtbFBLAQItABQABgAIAAAAIQBa9CxbvwAAABUBAAALAAAAAAAA AAAAAAAAAB8BAABfcmVscy8ucmVsc1BLAQItABQABgAIAAAAIQC+jQkBvwAAANsAAAAPAAAAAAAA AAAAAAAAAAcCAABkcnMvZG93bnJldi54bWxQSwUGAAAAAAMAAwC3AAAA8wIAAAAA " path="m,l7,16,22,50,33,86r13,35l45,121,14,55,11,44,,xe" fillcolor="#44546a [3215]" strokecolor="#44546a [3215]" strokeweight="0">
-                          <v:fill opacity="13107f"/>
-                          <v:stroke opacity="13107f"/>
-                          <v:path arrowok="t" o:connecttype="custom" o:connectlocs="0,0;11113,25400;34925,79375;52388,136525;73025,192088;71438,192088;22225,87313;17463,69850;0,0" o:connectangles="0,0,0,0,0,0,0,0,0"/>
-                        </v:shape>
-                      </v:group>
-                    </v:group>
+                  <v:group w14:anchorId="7E1189A8" id="Grup 149" o:spid="_x0000_s1026" style="position:absolute;margin-left:0;margin-top:0;width:8in;height:95.7pt;z-index:251662336;mso-width-percent:941;mso-height-percent:121;mso-top-percent:23;mso-position-horizontal:center;mso-position-horizontal-relative:page;mso-position-vertical-relative:page;mso-width-percent:941;mso-height-percent:121;mso-top-percent:23" coordorigin="" coordsize="73152,12161" o:gfxdata="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">
+                    <v:shape id="Dreptunghi 51" o:spid="_x0000_s1027" style="position:absolute;width:73152;height:11303;visibility:visible;mso-wrap-style:square;v-text-anchor:middle" coordsize="7312660,1129665" o:gfxdata="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" path="m,l7312660,r,1129665l3619500,733425,,1091565,,xe" fillcolor="#4472c4 [3204]" stroked="f" strokeweight="1pt">
+                      <v:stroke joinstyle="miter"/>
+                      <v:path arrowok="t" o:connecttype="custom" o:connectlocs="0,0;7315200,0;7315200,1130373;3620757,733885;0,1092249;0,0" o:connectangles="0,0,0,0,0,0"/>
+                    </v:shape>
+                    <v:rect id="Dreptunghi 151" o:spid="_x0000_s1028" style="position:absolute;width:73152;height:12161;visibility:visible;mso-wrap-style:square;v-text-anchor:middle" o:gfxdata="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" stroked="f" strokeweight="1pt">
+                      <v:fill r:id="rId10" o:title="" recolor="t" rotate="t" type="frame"/>
+                      <v:textbox>
+                        <w:txbxContent>
+                          <w:p>
+                            <w:pPr>
+                              <w:jc w:val="center"/>
+                              <w:rPr>
+                                <w:rFonts w:ascii="Times New Roman" w:hAnsi="Times New Roman" w:cs="Times New Roman"/>
+                                <w:color w:val="000000" w:themeColor="text1"/>
+                                <w:sz w:val="36"/>
+                                <w:szCs w:val="36"/>
+                              </w:rPr>
+                            </w:pPr>
+                          </w:p>
+                          <w:p>
+                            <w:pPr>
+                              <w:jc w:val="center"/>
+                              <w:rPr>
+                                <w:rFonts w:ascii="Times New Roman" w:hAnsi="Times New Roman" w:cs="Times New Roman"/>
+                                <w:sz w:val="36"/>
+                                <w:szCs w:val="36"/>
+                              </w:rPr>
+                            </w:pPr>
+                            <w:r>
+                              <w:rPr>
+                                <w:rFonts w:ascii="Times New Roman" w:hAnsi="Times New Roman" w:cs="Times New Roman"/>
+                                <w:color w:val="000000" w:themeColor="text1"/>
+                                <w:sz w:val="36"/>
+                                <w:szCs w:val="36"/>
+                              </w:rPr>
+                              <w:t>Academia Tehnică Militară „Ferdinand I”</w:t>
+                            </w:r>
+                            <w:r>
+                              <w:rPr>
+                                <w:rFonts w:ascii="Times New Roman" w:hAnsi="Times New Roman" w:cs="Times New Roman"/>
+                                <w:sz w:val="36"/>
+                                <w:szCs w:val="36"/>
+                              </w:rPr>
+                              <w:t> </w:t>
+                            </w:r>
+                          </w:p>
+                          <w:p>
+                            <w:pPr>
+                              <w:jc w:val="center"/>
+                              <w:rPr>
+                                <w:rFonts w:ascii="Times New Roman" w:hAnsi="Times New Roman" w:cs="Times New Roman"/>
+                                <w:color w:val="000000" w:themeColor="text1"/>
+                                <w:sz w:val="36"/>
+                                <w:szCs w:val="36"/>
+                              </w:rPr>
+                            </w:pPr>
+                            <w:r>
+                              <w:rPr>
+                                <w:rFonts w:ascii="Times New Roman" w:hAnsi="Times New Roman" w:cs="Times New Roman"/>
+                                <w:color w:val="000000" w:themeColor="text1"/>
+                                <w:sz w:val="36"/>
+                                <w:szCs w:val="36"/>
+                              </w:rPr>
+                              <w:t>Facultatea de Sisteme Informatice și Securitate Cibernetică</w:t>
+                            </w:r>
+                          </w:p>
+                        </w:txbxContent>
+                      </v:textbox>
+                    </v:rect>
                     <w10:wrap anchorx="page" anchory="page"/>
                   </v:group>
                 </w:pict>
               </mc:Fallback>
             </mc:AlternateContent>
           </w:r>
+        </w:p>
+        <w:p>
+          <w:pPr>
+            <w:rPr>
+              <w:rFonts w:ascii="Times New Roman" w:eastAsiaTheme="majorEastAsia" w:hAnsi="Times New Roman" w:cs="Times New Roman"/>
+              <w:color w:val="262626" w:themeColor="text1" w:themeTint="D9"/>
+              <w:kern w:val="0"/>
+              <w:lang w:eastAsia="ro-RO"/>
+              <w14:ligatures w14:val="none"/>
+            </w:rPr>
+          </w:pPr>
           <w:r>
             <w:rPr>
               <w:noProof/>
@@ -3466,36 +433,18 @@
             <mc:AlternateContent>
               <mc:Choice Requires="wps">
                 <w:drawing>
-                  <wp:anchor distT="0" distB="0" distL="114300" distR="114300" simplePos="0" relativeHeight="251661312" behindDoc="0" locked="0" layoutInCell="1" allowOverlap="1" wp14:anchorId="5805B03D" wp14:editId="6D46F976">
+                  <wp:anchor distT="0" distB="0" distL="114300" distR="114300" simplePos="0" relativeHeight="251659264" behindDoc="0" locked="0" layoutInCell="1" allowOverlap="1" wp14:anchorId="127CB7E3" wp14:editId="565B320B">
                     <wp:simplePos x="0" y="0"/>
-                    <mc:AlternateContent>
-                      <mc:Choice Requires="wp14">
-                        <wp:positionH relativeFrom="page">
-                          <wp14:pctPosHOffset>42000</wp14:pctPosHOffset>
-                        </wp:positionH>
-                      </mc:Choice>
-                      <mc:Fallback>
-                        <wp:positionH relativeFrom="page">
-                          <wp:posOffset>3175000</wp:posOffset>
-                        </wp:positionH>
-                      </mc:Fallback>
-                    </mc:AlternateContent>
-                    <mc:AlternateContent>
-                      <mc:Choice Requires="wp14">
-                        <wp:positionV relativeFrom="page">
-                          <wp14:pctPosVOffset>88000</wp14:pctPosVOffset>
-                        </wp:positionV>
-                      </mc:Choice>
-                      <mc:Fallback>
-                        <wp:positionV relativeFrom="page">
-                          <wp:posOffset>9408795</wp:posOffset>
-                        </wp:positionV>
-                      </mc:Fallback>
-                    </mc:AlternateContent>
-                    <wp:extent cx="3657600" cy="365760"/>
-                    <wp:effectExtent l="0" t="0" r="0" b="0"/>
-                    <wp:wrapNone/>
-                    <wp:docPr id="32" name="Casetă text 27"/>
+                    <wp:positionH relativeFrom="margin">
+                      <wp:align>center</wp:align>
+                    </wp:positionH>
+                    <wp:positionV relativeFrom="page">
+                      <wp:posOffset>2259647</wp:posOffset>
+                    </wp:positionV>
+                    <wp:extent cx="7315200" cy="3638550"/>
+                    <wp:effectExtent l="0" t="0" r="0" b="5080"/>
+                    <wp:wrapSquare wrapText="bothSides"/>
+                    <wp:docPr id="154" name="Bloc text 154"/>
                     <wp:cNvGraphicFramePr/>
                     <a:graphic xmlns:a="http://schemas.openxmlformats.org/drawingml/2006/main">
                       <a:graphicData uri="http://schemas.microsoft.com/office/word/2010/wordprocessingShape">
@@ -3504,7 +453,7 @@
                           <wps:spPr>
                             <a:xfrm>
                               <a:off x="0" y="0"/>
-                              <a:ext cx="3657600" cy="365760"/>
+                              <a:ext cx="7315200" cy="3638550"/>
                             </a:xfrm>
                             <a:prstGeom prst="rect">
                               <a:avLst/>
@@ -3533,296 +482,73 @@
                             <w:txbxContent>
                               <w:p>
                                 <w:pPr>
-                                  <w:pStyle w:val="Frspaiere"/>
-                                  <w:jc w:val="center"/>
+                                  <w:jc w:val="right"/>
                                   <w:rPr>
                                     <w:rFonts w:ascii="Times New Roman" w:hAnsi="Times New Roman" w:cs="Times New Roman"/>
                                     <w:color w:val="4472C4" w:themeColor="accent1"/>
-                                    <w:sz w:val="32"/>
-                                    <w:szCs w:val="32"/>
+                                    <w:sz w:val="64"/>
+                                    <w:szCs w:val="64"/>
                                   </w:rPr>
                                 </w:pPr>
                                 <w:sdt>
                                   <w:sdtPr>
                                     <w:rPr>
                                       <w:rFonts w:ascii="Times New Roman" w:hAnsi="Times New Roman" w:cs="Times New Roman"/>
-                                      <w:color w:val="000000" w:themeColor="text1"/>
-                                      <w:sz w:val="32"/>
-                                      <w:szCs w:val="32"/>
+                                      <w:caps/>
+                                      <w:color w:val="4472C4" w:themeColor="accent1"/>
+                                      <w:sz w:val="64"/>
+                                      <w:szCs w:val="64"/>
                                     </w:rPr>
-                                    <w:alias w:val="Autor"/>
+                                    <w:alias w:val="Titlu"/>
                                     <w:tag w:val=""/>
-                                    <w:id w:val="-2041584766"/>
-                                    <w:dataBinding w:prefixMappings="xmlns:ns0='http://purl.org/dc/elements/1.1/' xmlns:ns1='http://schemas.openxmlformats.org/package/2006/metadata/core-properties' " w:xpath="/ns1:coreProperties[1]/ns0:creator[1]" w:storeItemID="{6C3C8BC8-F283-45AE-878A-BAB7291924A1}"/>
-                                    <w:text/>
+                                    <w:id w:val="630141079"/>
+                                    <w:dataBinding w:prefixMappings="xmlns:ns0='http://purl.org/dc/elements/1.1/' xmlns:ns1='http://schemas.openxmlformats.org/package/2006/metadata/core-properties' " w:xpath="/ns1:coreProperties[1]/ns0:title[1]" w:storeItemID="{6C3C8BC8-F283-45AE-878A-BAB7291924A1}"/>
+                                    <w:text w:multiLine="1"/>
                                   </w:sdtPr>
+                                  <w:sdtEndPr>
+                                    <w:rPr>
+                                      <w:caps w:val="0"/>
+                                    </w:rPr>
+                                  </w:sdtEndPr>
                                   <w:sdtContent>
                                     <w:r>
                                       <w:rPr>
                                         <w:rFonts w:ascii="Times New Roman" w:hAnsi="Times New Roman" w:cs="Times New Roman"/>
-                                        <w:color w:val="000000" w:themeColor="text1"/>
-                                        <w:sz w:val="32"/>
-                                        <w:szCs w:val="32"/>
-                                      </w:rPr>
-                                      <w:t>Sd. Cap. Drăgan Alessia-Ioana</w:t>
-                                    </w:r>
-                                  </w:sdtContent>
-                                </w:sdt>
-                              </w:p>
-                              <w:p>
-                                <w:pPr>
-                                  <w:pStyle w:val="Frspaiere"/>
-                                  <w:jc w:val="center"/>
-                                  <w:rPr>
-                                    <w:rFonts w:ascii="Times New Roman" w:hAnsi="Times New Roman" w:cs="Times New Roman"/>
-                                    <w:color w:val="595959" w:themeColor="text1" w:themeTint="A6"/>
-                                    <w:sz w:val="24"/>
-                                    <w:szCs w:val="24"/>
-                                  </w:rPr>
-                                </w:pPr>
-                                <w:r>
-                                  <w:rPr>
-                                    <w:rFonts w:ascii="Times New Roman" w:eastAsiaTheme="minorHAnsi" w:hAnsi="Times New Roman" w:cs="Times New Roman"/>
-                                    <w:caps/>
-                                    <w:color w:val="595959" w:themeColor="text1" w:themeTint="A6"/>
-                                    <w:kern w:val="2"/>
-                                    <w:sz w:val="24"/>
-                                    <w:szCs w:val="24"/>
-                                    <w:lang w:eastAsia="en-US"/>
-                                    <w14:ligatures w14:val="standardContextual"/>
-                                  </w:rPr>
-                                  <w:t>c112a</w:t>
-                                </w:r>
-                              </w:p>
-                            </w:txbxContent>
-                          </wps:txbx>
-                          <wps:bodyPr rot="0" spcFirstLastPara="0" vertOverflow="overflow" horzOverflow="overflow" vert="horz" wrap="square" lIns="0" tIns="0" rIns="0" bIns="0" numCol="1" spcCol="0" rtlCol="0" fromWordArt="0" anchor="b" anchorCtr="0" forceAA="0" compatLnSpc="1">
-                            <a:prstTxWarp prst="textNoShape">
-                              <a:avLst/>
-                            </a:prstTxWarp>
-                            <a:spAutoFit/>
-                          </wps:bodyPr>
-                        </wps:wsp>
-                      </a:graphicData>
-                    </a:graphic>
-                    <wp14:sizeRelH relativeFrom="page">
-                      <wp14:pctWidth>45000</wp14:pctWidth>
-                    </wp14:sizeRelH>
-                    <wp14:sizeRelV relativeFrom="margin">
-                      <wp14:pctHeight>0</wp14:pctHeight>
-                    </wp14:sizeRelV>
-                  </wp:anchor>
-                </w:drawing>
-              </mc:Choice>
-              <mc:Fallback>
-                <w:pict>
-                  <v:shapetype w14:anchorId="5805B03D" id="_x0000_t202" coordsize="21600,21600" o:spt="202" path="m,l,21600r21600,l21600,xe">
-                    <v:stroke joinstyle="miter"/>
-                    <v:path gradientshapeok="t" o:connecttype="rect"/>
-                  </v:shapetype>
-                  <v:shape id="Casetă text 27" o:spid="_x0000_s1026" type="#_x0000_t202" style="position:absolute;margin-left:0;margin-top:0;width:4in;height:28.8pt;z-index:251661312;visibility:visible;mso-wrap-style:square;mso-width-percent:450;mso-height-percent:0;mso-left-percent:420;mso-top-percent:880;mso-wrap-distance-left:9pt;mso-wrap-distance-top:0;mso-wrap-distance-right:9pt;mso-wrap-distance-bottom:0;mso-position-horizontal-relative:page;mso-position-vertical-relative:page;mso-width-percent:450;mso-height-percent:0;mso-left-percent:420;mso-top-percent:880;mso-width-relative:page;mso-height-relative:margin;v-text-anchor:bottom" o:gfxdata="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" filled="f" stroked="f" strokeweight=".5pt">
-                    <v:textbox style="mso-fit-shape-to-text:t" inset="0,0,0,0">
-                      <w:txbxContent>
-                        <w:p>
-                          <w:pPr>
-                            <w:pStyle w:val="Frspaiere"/>
-                            <w:jc w:val="center"/>
-                            <w:rPr>
-                              <w:rFonts w:ascii="Times New Roman" w:hAnsi="Times New Roman" w:cs="Times New Roman"/>
-                              <w:color w:val="4472C4" w:themeColor="accent1"/>
-                              <w:sz w:val="32"/>
-                              <w:szCs w:val="32"/>
-                            </w:rPr>
-                          </w:pPr>
-                          <w:sdt>
-                            <w:sdtPr>
-                              <w:rPr>
-                                <w:rFonts w:ascii="Times New Roman" w:hAnsi="Times New Roman" w:cs="Times New Roman"/>
-                                <w:color w:val="000000" w:themeColor="text1"/>
-                                <w:sz w:val="32"/>
-                                <w:szCs w:val="32"/>
-                              </w:rPr>
-                              <w:alias w:val="Autor"/>
-                              <w:tag w:val=""/>
-                              <w:id w:val="-2041584766"/>
-                              <w:dataBinding w:prefixMappings="xmlns:ns0='http://purl.org/dc/elements/1.1/' xmlns:ns1='http://schemas.openxmlformats.org/package/2006/metadata/core-properties' " w:xpath="/ns1:coreProperties[1]/ns0:creator[1]" w:storeItemID="{6C3C8BC8-F283-45AE-878A-BAB7291924A1}"/>
-                              <w:text/>
-                            </w:sdtPr>
-                            <w:sdtContent>
-                              <w:proofErr w:type="spellStart"/>
-                              <w:r>
-                                <w:rPr>
-                                  <w:rFonts w:ascii="Times New Roman" w:hAnsi="Times New Roman" w:cs="Times New Roman"/>
-                                  <w:color w:val="000000" w:themeColor="text1"/>
-                                  <w:sz w:val="32"/>
-                                  <w:szCs w:val="32"/>
-                                </w:rPr>
-                                <w:t>Sd</w:t>
-                              </w:r>
-                              <w:proofErr w:type="spellEnd"/>
-                              <w:r>
-                                <w:rPr>
-                                  <w:rFonts w:ascii="Times New Roman" w:hAnsi="Times New Roman" w:cs="Times New Roman"/>
-                                  <w:color w:val="000000" w:themeColor="text1"/>
-                                  <w:sz w:val="32"/>
-                                  <w:szCs w:val="32"/>
-                                </w:rPr>
-                                <w:t>. Cap. Drăgan Alessia-Ioana</w:t>
-                              </w:r>
-                            </w:sdtContent>
-                          </w:sdt>
-                        </w:p>
-                        <w:p>
-                          <w:pPr>
-                            <w:pStyle w:val="Frspaiere"/>
-                            <w:jc w:val="center"/>
-                            <w:rPr>
-                              <w:rFonts w:ascii="Times New Roman" w:hAnsi="Times New Roman" w:cs="Times New Roman"/>
-                              <w:color w:val="595959" w:themeColor="text1" w:themeTint="A6"/>
-                              <w:sz w:val="24"/>
-                              <w:szCs w:val="24"/>
-                            </w:rPr>
-                          </w:pPr>
-                          <w:r>
-                            <w:rPr>
-                              <w:rFonts w:ascii="Times New Roman" w:eastAsiaTheme="minorHAnsi" w:hAnsi="Times New Roman" w:cs="Times New Roman"/>
-                              <w:caps/>
-                              <w:color w:val="595959" w:themeColor="text1" w:themeTint="A6"/>
-                              <w:kern w:val="2"/>
-                              <w:sz w:val="24"/>
-                              <w:szCs w:val="24"/>
-                              <w:lang w:eastAsia="en-US"/>
-                              <w14:ligatures w14:val="standardContextual"/>
-                            </w:rPr>
-                            <w:t>c112a</w:t>
-                          </w:r>
-                        </w:p>
-                      </w:txbxContent>
-                    </v:textbox>
-                    <w10:wrap anchorx="page" anchory="page"/>
-                  </v:shape>
-                </w:pict>
-              </mc:Fallback>
-            </mc:AlternateContent>
-          </w:r>
-        </w:p>
-        <w:p>
-          <w:r>
-            <w:rPr>
-              <w:noProof/>
-            </w:rPr>
-            <mc:AlternateContent>
-              <mc:Choice Requires="wps">
-                <w:drawing>
-                  <wp:anchor distT="0" distB="0" distL="114300" distR="114300" simplePos="0" relativeHeight="251660288" behindDoc="0" locked="0" layoutInCell="1" allowOverlap="1" wp14:anchorId="56DD13E2" wp14:editId="5D6D49C7">
-                    <wp:simplePos x="0" y="0"/>
-                    <wp:positionH relativeFrom="page">
-                      <wp:posOffset>2771775</wp:posOffset>
-                    </wp:positionH>
-                    <wp:positionV relativeFrom="page">
-                      <wp:posOffset>1871663</wp:posOffset>
-                    </wp:positionV>
-                    <wp:extent cx="3799523" cy="1069340"/>
-                    <wp:effectExtent l="0" t="0" r="10795" b="14605"/>
-                    <wp:wrapNone/>
-                    <wp:docPr id="1" name="Casetă text 29"/>
-                    <wp:cNvGraphicFramePr/>
-                    <a:graphic xmlns:a="http://schemas.openxmlformats.org/drawingml/2006/main">
-                      <a:graphicData uri="http://schemas.microsoft.com/office/word/2010/wordprocessingShape">
-                        <wps:wsp>
-                          <wps:cNvSpPr txBox="1"/>
-                          <wps:spPr>
-                            <a:xfrm>
-                              <a:off x="0" y="0"/>
-                              <a:ext cx="3799523" cy="1069340"/>
-                            </a:xfrm>
-                            <a:prstGeom prst="rect">
-                              <a:avLst/>
-                            </a:prstGeom>
-                            <a:noFill/>
-                            <a:ln w="6350">
-                              <a:noFill/>
-                            </a:ln>
-                            <a:effectLst/>
-                          </wps:spPr>
-                          <wps:style>
-                            <a:lnRef idx="0">
-                              <a:schemeClr val="accent1"/>
-                            </a:lnRef>
-                            <a:fillRef idx="0">
-                              <a:schemeClr val="accent1"/>
-                            </a:fillRef>
-                            <a:effectRef idx="0">
-                              <a:schemeClr val="accent1"/>
-                            </a:effectRef>
-                            <a:fontRef idx="minor">
-                              <a:schemeClr val="dk1"/>
-                            </a:fontRef>
-                          </wps:style>
-                          <wps:txbx>
-                            <w:txbxContent>
-                              <w:p>
-                                <w:pPr>
-                                  <w:pStyle w:val="Frspaiere"/>
-                                  <w:jc w:val="center"/>
-                                  <w:rPr>
-                                    <w:rFonts w:asciiTheme="majorHAnsi" w:eastAsiaTheme="majorEastAsia" w:hAnsiTheme="majorHAnsi" w:cstheme="majorBidi"/>
-                                    <w:color w:val="262626" w:themeColor="text1" w:themeTint="D9"/>
-                                    <w:sz w:val="72"/>
-                                  </w:rPr>
-                                </w:pPr>
-                                <w:sdt>
-                                  <w:sdtPr>
-                                    <w:rPr>
-                                      <w:rFonts w:ascii="Times New Roman" w:eastAsiaTheme="majorEastAsia" w:hAnsi="Times New Roman" w:cs="Times New Roman"/>
-                                      <w:color w:val="262626" w:themeColor="text1" w:themeTint="D9"/>
-                                      <w:sz w:val="72"/>
-                                      <w:szCs w:val="72"/>
-                                    </w:rPr>
-                                    <w:alias w:val="Titlu"/>
-                                    <w:tag w:val=""/>
-                                    <w:id w:val="-705018352"/>
-                                    <w:dataBinding w:prefixMappings="xmlns:ns0='http://purl.org/dc/elements/1.1/' xmlns:ns1='http://schemas.openxmlformats.org/package/2006/metadata/core-properties' " w:xpath="/ns1:coreProperties[1]/ns0:title[1]" w:storeItemID="{6C3C8BC8-F283-45AE-878A-BAB7291924A1}"/>
-                                    <w:text/>
-                                  </w:sdtPr>
-                                  <w:sdtContent>
-                                    <w:r>
-                                      <w:rPr>
-                                        <w:rFonts w:ascii="Times New Roman" w:eastAsiaTheme="majorEastAsia" w:hAnsi="Times New Roman" w:cs="Times New Roman"/>
-                                        <w:color w:val="262626" w:themeColor="text1" w:themeTint="D9"/>
-                                        <w:sz w:val="72"/>
-                                        <w:szCs w:val="72"/>
+                                        <w:caps/>
+                                        <w:color w:val="4472C4" w:themeColor="accent1"/>
+                                        <w:sz w:val="64"/>
+                                        <w:szCs w:val="64"/>
                                       </w:rPr>
                                       <w:t>Aplicație gestionare formulare</w:t>
                                     </w:r>
                                   </w:sdtContent>
                                 </w:sdt>
                               </w:p>
-                              <w:p>
-                                <w:pPr>
-                                  <w:spacing w:before="120"/>
-                                  <w:jc w:val="center"/>
+                              <w:sdt>
+                                <w:sdtPr>
                                   <w:rPr>
+                                    <w:rFonts w:ascii="Times New Roman" w:hAnsi="Times New Roman" w:cs="Times New Roman"/>
                                     <w:color w:val="404040" w:themeColor="text1" w:themeTint="BF"/>
                                     <w:sz w:val="36"/>
                                     <w:szCs w:val="36"/>
                                   </w:rPr>
-                                </w:pPr>
-                                <w:sdt>
-                                  <w:sdtPr>
-                                    <w:rPr>
-                                      <w:rFonts w:ascii="Times New Roman" w:hAnsi="Times New Roman" w:cs="Times New Roman"/>
-                                      <w:color w:val="404040" w:themeColor="text1" w:themeTint="BF"/>
-                                      <w:sz w:val="36"/>
-                                      <w:szCs w:val="36"/>
-                                    </w:rPr>
-                                    <w:alias w:val="Subtitlu"/>
-                                    <w:tag w:val=""/>
-                                    <w:id w:val="-1148361611"/>
-                                    <w:dataBinding w:prefixMappings="xmlns:ns0='http://purl.org/dc/elements/1.1/' xmlns:ns1='http://schemas.openxmlformats.org/package/2006/metadata/core-properties' " w:xpath="/ns1:coreProperties[1]/ns0:subject[1]" w:storeItemID="{6C3C8BC8-F283-45AE-878A-BAB7291924A1}"/>
-                                    <w:text/>
-                                  </w:sdtPr>
-                                  <w:sdtContent>
+                                  <w:alias w:val="Subtitlu"/>
+                                  <w:tag w:val=""/>
+                                  <w:id w:val="1759551507"/>
+                                  <w:dataBinding w:prefixMappings="xmlns:ns0='http://purl.org/dc/elements/1.1/' xmlns:ns1='http://schemas.openxmlformats.org/package/2006/metadata/core-properties' " w:xpath="/ns1:coreProperties[1]/ns0:subject[1]" w:storeItemID="{6C3C8BC8-F283-45AE-878A-BAB7291924A1}"/>
+                                  <w:text/>
+                                </w:sdtPr>
+                                <w:sdtContent>
+                                  <w:p>
+                                    <w:pPr>
+                                      <w:jc w:val="right"/>
+                                      <w:rPr>
+                                        <w:rFonts w:ascii="Times New Roman" w:hAnsi="Times New Roman" w:cs="Times New Roman"/>
+                                        <w:color w:val="404040" w:themeColor="text1" w:themeTint="BF"/>
+                                        <w:sz w:val="36"/>
+                                        <w:szCs w:val="36"/>
+                                      </w:rPr>
+                                    </w:pPr>
                                     <w:r>
                                       <w:rPr>
                                         <w:rFonts w:ascii="Times New Roman" w:hAnsi="Times New Roman" w:cs="Times New Roman"/>
@@ -3832,96 +558,117 @@
                                       </w:rPr>
                                       <w:t>-Documentație tehnică-</w:t>
                                     </w:r>
-                                  </w:sdtContent>
-                                </w:sdt>
+                                  </w:p>
+                                </w:sdtContent>
+                              </w:sdt>
+                              <w:p>
+                                <w:pPr>
+                                  <w:rPr>
+                                    <w:smallCaps/>
+                                    <w:color w:val="404040" w:themeColor="text1" w:themeTint="BF"/>
+                                    <w:sz w:val="36"/>
+                                    <w:szCs w:val="36"/>
+                                  </w:rPr>
+                                </w:pPr>
                               </w:p>
                             </w:txbxContent>
                           </wps:txbx>
-                          <wps:bodyPr rot="0" spcFirstLastPara="0" vertOverflow="overflow" horzOverflow="overflow" vert="horz" wrap="square" lIns="0" tIns="0" rIns="0" bIns="0" numCol="1" spcCol="0" rtlCol="0" fromWordArt="0" anchor="t" anchorCtr="0" forceAA="0" compatLnSpc="1">
+                          <wps:bodyPr rot="0" spcFirstLastPara="0" vertOverflow="overflow" horzOverflow="overflow" vert="horz" wrap="square" lIns="1600200" tIns="0" rIns="685800" bIns="0" numCol="1" spcCol="0" rtlCol="0" fromWordArt="0" anchor="b" anchorCtr="0" forceAA="0" compatLnSpc="1">
                             <a:prstTxWarp prst="textNoShape">
                               <a:avLst/>
                             </a:prstTxWarp>
-                            <a:spAutoFit/>
+                            <a:noAutofit/>
                           </wps:bodyPr>
                         </wps:wsp>
                       </a:graphicData>
                     </a:graphic>
                     <wp14:sizeRelH relativeFrom="page">
-                      <wp14:pctWidth>0</wp14:pctWidth>
+                      <wp14:pctWidth>94100</wp14:pctWidth>
                     </wp14:sizeRelH>
-                    <wp14:sizeRelV relativeFrom="margin">
-                      <wp14:pctHeight>0</wp14:pctHeight>
+                    <wp14:sizeRelV relativeFrom="page">
+                      <wp14:pctHeight>36300</wp14:pctHeight>
                     </wp14:sizeRelV>
                   </wp:anchor>
                 </w:drawing>
               </mc:Choice>
               <mc:Fallback>
                 <w:pict>
-                  <v:shape w14:anchorId="56DD13E2" id="Casetă text 29" o:spid="_x0000_s1027" type="#_x0000_t202" style="position:absolute;margin-left:218.25pt;margin-top:147.4pt;width:299.2pt;height:84.2pt;z-index:251660288;visibility:visible;mso-wrap-style:square;mso-width-percent:0;mso-height-percent:0;mso-wrap-distance-left:9pt;mso-wrap-distance-top:0;mso-wrap-distance-right:9pt;mso-wrap-distance-bottom:0;mso-position-horizontal:absolute;mso-position-horizontal-relative:page;mso-position-vertical:absolute;mso-position-vertical-relative:page;mso-width-percent:0;mso-height-percent:0;mso-width-relative:page;mso-height-relative:margin;v-text-anchor:top" o:gfxdata="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" filled="f" stroked="f" strokeweight=".5pt">
-                    <v:textbox style="mso-fit-shape-to-text:t" inset="0,0,0,0">
+                  <v:shapetype w14:anchorId="127CB7E3" id="_x0000_t202" coordsize="21600,21600" o:spt="202" path="m,l,21600r21600,l21600,xe">
+                    <v:stroke joinstyle="miter"/>
+                    <v:path gradientshapeok="t" o:connecttype="rect"/>
+                  </v:shapetype>
+                  <v:shape id="Bloc text 154" o:spid="_x0000_s1029" type="#_x0000_t202" style="position:absolute;margin-left:0;margin-top:177.9pt;width:8in;height:286.5pt;z-index:251659264;visibility:visible;mso-wrap-style:square;mso-width-percent:941;mso-height-percent:363;mso-wrap-distance-left:9pt;mso-wrap-distance-top:0;mso-wrap-distance-right:9pt;mso-wrap-distance-bottom:0;mso-position-horizontal:center;mso-position-horizontal-relative:margin;mso-position-vertical:absolute;mso-position-vertical-relative:page;mso-width-percent:941;mso-height-percent:363;mso-width-relative:page;mso-height-relative:page;v-text-anchor:bottom" o:gfxdata="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" filled="f" stroked="f" strokeweight=".5pt">
+                    <v:textbox inset="126pt,0,54pt,0">
                       <w:txbxContent>
                         <w:p>
                           <w:pPr>
-                            <w:pStyle w:val="Frspaiere"/>
-                            <w:jc w:val="center"/>
+                            <w:jc w:val="right"/>
                             <w:rPr>
-                              <w:rFonts w:asciiTheme="majorHAnsi" w:eastAsiaTheme="majorEastAsia" w:hAnsiTheme="majorHAnsi" w:cstheme="majorBidi"/>
-                              <w:color w:val="262626" w:themeColor="text1" w:themeTint="D9"/>
-                              <w:sz w:val="72"/>
+                              <w:rFonts w:ascii="Times New Roman" w:hAnsi="Times New Roman" w:cs="Times New Roman"/>
+                              <w:color w:val="4472C4" w:themeColor="accent1"/>
+                              <w:sz w:val="64"/>
+                              <w:szCs w:val="64"/>
                             </w:rPr>
                           </w:pPr>
                           <w:sdt>
                             <w:sdtPr>
                               <w:rPr>
-                                <w:rFonts w:ascii="Times New Roman" w:eastAsiaTheme="majorEastAsia" w:hAnsi="Times New Roman" w:cs="Times New Roman"/>
-                                <w:color w:val="262626" w:themeColor="text1" w:themeTint="D9"/>
-                                <w:sz w:val="72"/>
-                                <w:szCs w:val="72"/>
+                                <w:rFonts w:ascii="Times New Roman" w:hAnsi="Times New Roman" w:cs="Times New Roman"/>
+                                <w:caps/>
+                                <w:color w:val="4472C4" w:themeColor="accent1"/>
+                                <w:sz w:val="64"/>
+                                <w:szCs w:val="64"/>
                               </w:rPr>
                               <w:alias w:val="Titlu"/>
                               <w:tag w:val=""/>
-                              <w:id w:val="-705018352"/>
+                              <w:id w:val="630141079"/>
                               <w:dataBinding w:prefixMappings="xmlns:ns0='http://purl.org/dc/elements/1.1/' xmlns:ns1='http://schemas.openxmlformats.org/package/2006/metadata/core-properties' " w:xpath="/ns1:coreProperties[1]/ns0:title[1]" w:storeItemID="{6C3C8BC8-F283-45AE-878A-BAB7291924A1}"/>
-                              <w:text/>
+                              <w:text w:multiLine="1"/>
                             </w:sdtPr>
+                            <w:sdtEndPr>
+                              <w:rPr>
+                                <w:caps w:val="0"/>
+                              </w:rPr>
+                            </w:sdtEndPr>
                             <w:sdtContent>
                               <w:r>
                                 <w:rPr>
-                                  <w:rFonts w:ascii="Times New Roman" w:eastAsiaTheme="majorEastAsia" w:hAnsi="Times New Roman" w:cs="Times New Roman"/>
-                                  <w:color w:val="262626" w:themeColor="text1" w:themeTint="D9"/>
-                                  <w:sz w:val="72"/>
-                                  <w:szCs w:val="72"/>
+                                  <w:rFonts w:ascii="Times New Roman" w:hAnsi="Times New Roman" w:cs="Times New Roman"/>
+                                  <w:caps/>
+                                  <w:color w:val="4472C4" w:themeColor="accent1"/>
+                                  <w:sz w:val="64"/>
+                                  <w:szCs w:val="64"/>
                                 </w:rPr>
                                 <w:t>Aplicație gestionare formulare</w:t>
                               </w:r>
                             </w:sdtContent>
                           </w:sdt>
                         </w:p>
-                        <w:p>
-                          <w:pPr>
-                            <w:spacing w:before="120"/>
-                            <w:jc w:val="center"/>
+                        <w:sdt>
+                          <w:sdtPr>
                             <w:rPr>
+                              <w:rFonts w:ascii="Times New Roman" w:hAnsi="Times New Roman" w:cs="Times New Roman"/>
                               <w:color w:val="404040" w:themeColor="text1" w:themeTint="BF"/>
                               <w:sz w:val="36"/>
                               <w:szCs w:val="36"/>
                             </w:rPr>
-                          </w:pPr>
-                          <w:sdt>
-                            <w:sdtPr>
-                              <w:rPr>
-                                <w:rFonts w:ascii="Times New Roman" w:hAnsi="Times New Roman" w:cs="Times New Roman"/>
-                                <w:color w:val="404040" w:themeColor="text1" w:themeTint="BF"/>
-                                <w:sz w:val="36"/>
-                                <w:szCs w:val="36"/>
-                              </w:rPr>
-                              <w:alias w:val="Subtitlu"/>
-                              <w:tag w:val=""/>
-                              <w:id w:val="-1148361611"/>
-                              <w:dataBinding w:prefixMappings="xmlns:ns0='http://purl.org/dc/elements/1.1/' xmlns:ns1='http://schemas.openxmlformats.org/package/2006/metadata/core-properties' " w:xpath="/ns1:coreProperties[1]/ns0:subject[1]" w:storeItemID="{6C3C8BC8-F283-45AE-878A-BAB7291924A1}"/>
-                              <w:text/>
-                            </w:sdtPr>
-                            <w:sdtContent>
+                            <w:alias w:val="Subtitlu"/>
+                            <w:tag w:val=""/>
+                            <w:id w:val="1759551507"/>
+                            <w:dataBinding w:prefixMappings="xmlns:ns0='http://purl.org/dc/elements/1.1/' xmlns:ns1='http://schemas.openxmlformats.org/package/2006/metadata/core-properties' " w:xpath="/ns1:coreProperties[1]/ns0:subject[1]" w:storeItemID="{6C3C8BC8-F283-45AE-878A-BAB7291924A1}"/>
+                            <w:text/>
+                          </w:sdtPr>
+                          <w:sdtContent>
+                            <w:p>
+                              <w:pPr>
+                                <w:jc w:val="right"/>
+                                <w:rPr>
+                                  <w:rFonts w:ascii="Times New Roman" w:hAnsi="Times New Roman" w:cs="Times New Roman"/>
+                                  <w:color w:val="404040" w:themeColor="text1" w:themeTint="BF"/>
+                                  <w:sz w:val="36"/>
+                                  <w:szCs w:val="36"/>
+                                </w:rPr>
+                              </w:pPr>
                               <w:r>
                                 <w:rPr>
                                   <w:rFonts w:ascii="Times New Roman" w:hAnsi="Times New Roman" w:cs="Times New Roman"/>
@@ -3931,18 +678,338 @@
                                 </w:rPr>
                                 <w:t>-Documentație tehnică-</w:t>
                               </w:r>
-                            </w:sdtContent>
-                          </w:sdt>
+                            </w:p>
+                          </w:sdtContent>
+                        </w:sdt>
+                        <w:p>
+                          <w:pPr>
+                            <w:rPr>
+                              <w:smallCaps/>
+                              <w:color w:val="404040" w:themeColor="text1" w:themeTint="BF"/>
+                              <w:sz w:val="36"/>
+                              <w:szCs w:val="36"/>
+                            </w:rPr>
+                          </w:pPr>
                         </w:p>
                       </w:txbxContent>
                     </v:textbox>
-                    <w10:wrap anchorx="page" anchory="page"/>
+                    <w10:wrap type="square" anchorx="margin" anchory="page"/>
                   </v:shape>
                 </w:pict>
               </mc:Fallback>
             </mc:AlternateContent>
           </w:r>
           <w:r>
+            <w:rPr>
+              <w:rFonts w:ascii="Times New Roman" w:eastAsiaTheme="majorEastAsia" w:hAnsi="Times New Roman" w:cs="Times New Roman"/>
+              <w:noProof/>
+              <w:color w:val="262626" w:themeColor="text1" w:themeTint="D9"/>
+              <w:kern w:val="0"/>
+              <w:sz w:val="72"/>
+              <w:szCs w:val="72"/>
+              <w:lang w:eastAsia="ro-RO"/>
+              <w14:ligatures w14:val="none"/>
+            </w:rPr>
+            <mc:AlternateContent>
+              <mc:Choice Requires="wps">
+                <w:drawing>
+                  <wp:anchor distT="45720" distB="45720" distL="114300" distR="114300" simplePos="0" relativeHeight="251664384" behindDoc="0" locked="0" layoutInCell="1" allowOverlap="1" wp14:anchorId="2E7BD8A6" wp14:editId="7D9297D4">
+                    <wp:simplePos x="0" y="0"/>
+                    <wp:positionH relativeFrom="column">
+                      <wp:posOffset>-290195</wp:posOffset>
+                    </wp:positionH>
+                    <wp:positionV relativeFrom="paragraph">
+                      <wp:posOffset>5841365</wp:posOffset>
+                    </wp:positionV>
+                    <wp:extent cx="6557645" cy="1404620"/>
+                    <wp:effectExtent l="0" t="0" r="14605" b="22225"/>
+                    <wp:wrapSquare wrapText="bothSides"/>
+                    <wp:docPr id="217" name="Casetă text 2"/>
+                    <wp:cNvGraphicFramePr>
+                      <a:graphicFrameLocks xmlns:a="http://schemas.openxmlformats.org/drawingml/2006/main"/>
+                    </wp:cNvGraphicFramePr>
+                    <a:graphic xmlns:a="http://schemas.openxmlformats.org/drawingml/2006/main">
+                      <a:graphicData uri="http://schemas.microsoft.com/office/word/2010/wordprocessingShape">
+                        <wps:wsp>
+                          <wps:cNvSpPr txBox="1">
+                            <a:spLocks noChangeArrowheads="1"/>
+                          </wps:cNvSpPr>
+                          <wps:spPr bwMode="auto">
+                            <a:xfrm>
+                              <a:off x="0" y="0"/>
+                              <a:ext cx="6557645" cy="1404620"/>
+                            </a:xfrm>
+                            <a:prstGeom prst="rect">
+                              <a:avLst/>
+                            </a:prstGeom>
+                            <a:solidFill>
+                              <a:srgbClr val="FFFFFF"/>
+                            </a:solidFill>
+                            <a:ln w="9525">
+                              <a:solidFill>
+                                <a:schemeClr val="bg1"/>
+                              </a:solidFill>
+                              <a:miter lim="800000"/>
+                              <a:headEnd/>
+                              <a:tailEnd/>
+                            </a:ln>
+                          </wps:spPr>
+                          <wps:txbx>
+                            <w:txbxContent>
+                              <w:p>
+                                <w:pPr>
+                                  <w:rPr>
+                                    <w:rFonts w:ascii="Times New Roman" w:hAnsi="Times New Roman" w:cs="Times New Roman"/>
+                                  </w:rPr>
+                                </w:pPr>
+                                <w:r>
+                                  <w:rPr>
+                                    <w:rFonts w:ascii="Times New Roman" w:hAnsi="Times New Roman" w:cs="Times New Roman"/>
+                                  </w:rPr>
+                                  <w:t>Profesori coordonatori:                                                                     Student</w:t>
+                                </w:r>
+                                <w:r>
+                                  <w:rPr>
+                                    <w:rFonts w:ascii="Times New Roman" w:hAnsi="Times New Roman" w:cs="Times New Roman"/>
+                                    <w:lang w:val="en-US"/>
+                                  </w:rPr>
+                                  <w:t>:</w:t>
+                                </w:r>
+                              </w:p>
+                              <w:p>
+                                <w:pPr>
+                                  <w:rPr>
+                                    <w:rFonts w:ascii="Times New Roman" w:hAnsi="Times New Roman" w:cs="Times New Roman"/>
+                                    <w:lang w:val="en-US"/>
+                                  </w:rPr>
+                                </w:pPr>
+                                <w:r>
+                                  <w:rPr>
+                                    <w:rFonts w:ascii="Times New Roman" w:hAnsi="Times New Roman" w:cs="Times New Roman"/>
+                                  </w:rPr>
+                                  <w:tab/>
+                                  <w:t>Cpt. Ing. SUBAȘU Georgiana</w:t>
+                                </w:r>
+                                <w:r>
+                                  <w:rPr>
+                                    <w:rFonts w:ascii="Times New Roman" w:hAnsi="Times New Roman" w:cs="Times New Roman"/>
+                                  </w:rPr>
+                                  <w:tab/>
+                                </w:r>
+                                <w:r>
+                                  <w:rPr>
+                                    <w:rFonts w:ascii="Times New Roman" w:hAnsi="Times New Roman" w:cs="Times New Roman"/>
+                                  </w:rPr>
+                                  <w:tab/>
+                                </w:r>
+                                <w:r>
+                                  <w:rPr>
+                                    <w:rFonts w:ascii="Times New Roman" w:hAnsi="Times New Roman" w:cs="Times New Roman"/>
+                                  </w:rPr>
+                                  <w:tab/>
+                                  <w:t xml:space="preserve">         </w:t>
+                                </w:r>
+                                <w:r>
+                                  <w:rPr>
+                                    <w:rFonts w:ascii="Times New Roman" w:hAnsi="Times New Roman" w:cs="Times New Roman"/>
+                                  </w:rPr>
+                                  <w:tab/>
+                                  <w:t xml:space="preserve">      </w:t>
+                                </w:r>
+                                <w:proofErr w:type="spellStart"/>
+                                <w:r>
+                                  <w:rPr>
+                                    <w:rFonts w:ascii="Times New Roman" w:hAnsi="Times New Roman" w:cs="Times New Roman"/>
+                                  </w:rPr>
+                                  <w:t>S</w:t>
+                                </w:r>
+                                <w:r>
+                                  <w:rPr>
+                                    <w:rFonts w:ascii="Times New Roman" w:hAnsi="Times New Roman" w:cs="Times New Roman"/>
+                                  </w:rPr>
+                                  <w:t>d</w:t>
+                                </w:r>
+                                <w:proofErr w:type="spellEnd"/>
+                                <w:r>
+                                  <w:rPr>
+                                    <w:rFonts w:ascii="Times New Roman" w:hAnsi="Times New Roman" w:cs="Times New Roman"/>
+                                  </w:rPr>
+                                  <w:t>. Cap. DRĂ</w:t>
+                                </w:r>
+                                <w:r>
+                                  <w:rPr>
+                                    <w:rFonts w:ascii="Times New Roman" w:hAnsi="Times New Roman" w:cs="Times New Roman"/>
+                                    <w:lang w:val="en-US"/>
+                                  </w:rPr>
+                                  <w:t>GAN Alessia-Ioana</w:t>
+                                </w:r>
+                              </w:p>
+                              <w:p>
+                                <w:pPr>
+                                  <w:rPr>
+                                    <w:rFonts w:ascii="Times New Roman" w:hAnsi="Times New Roman" w:cs="Times New Roman"/>
+                                  </w:rPr>
+                                </w:pPr>
+                                <w:r>
+                                  <w:rPr>
+                                    <w:rFonts w:ascii="Times New Roman" w:hAnsi="Times New Roman" w:cs="Times New Roman"/>
+                                  </w:rPr>
+                                  <w:tab/>
+                                  <w:t>Cpt. Ing. ROȘU Livia</w:t>
+                                </w:r>
+                              </w:p>
+                              <w:p>
+                                <w:r>
+                                  <w:tab/>
+                                </w:r>
+                              </w:p>
+                            </w:txbxContent>
+                          </wps:txbx>
+                          <wps:bodyPr rot="0" vert="horz" wrap="square" lIns="91440" tIns="45720" rIns="91440" bIns="45720" anchor="t" anchorCtr="0">
+                            <a:spAutoFit/>
+                          </wps:bodyPr>
+                        </wps:wsp>
+                      </a:graphicData>
+                    </a:graphic>
+                    <wp14:sizeRelH relativeFrom="margin">
+                      <wp14:pctWidth>0</wp14:pctWidth>
+                    </wp14:sizeRelH>
+                    <wp14:sizeRelV relativeFrom="margin">
+                      <wp14:pctHeight>20000</wp14:pctHeight>
+                    </wp14:sizeRelV>
+                  </wp:anchor>
+                </w:drawing>
+              </mc:Choice>
+              <mc:Fallback>
+                <w:pict>
+                  <v:shape w14:anchorId="2E7BD8A6" id="Casetă text 2" o:spid="_x0000_s1030" type="#_x0000_t202" style="position:absolute;margin-left:-22.85pt;margin-top:459.95pt;width:516.35pt;height:110.6pt;z-index:251664384;visibility:visible;mso-wrap-style:square;mso-width-percent:0;mso-height-percent:200;mso-wrap-distance-left:9pt;mso-wrap-distance-top:3.6pt;mso-wrap-distance-right:9pt;mso-wrap-distance-bottom:3.6pt;mso-position-horizontal:absolute;mso-position-horizontal-relative:text;mso-position-vertical:absolute;mso-position-vertical-relative:text;mso-width-percent:0;mso-height-percent:200;mso-width-relative:margin;mso-height-relative:margin;v-text-anchor:top" o:gfxdata="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" strokecolor="white [3212]">
+                    <v:textbox style="mso-fit-shape-to-text:t">
+                      <w:txbxContent>
+                        <w:p>
+                          <w:pPr>
+                            <w:rPr>
+                              <w:rFonts w:ascii="Times New Roman" w:hAnsi="Times New Roman" w:cs="Times New Roman"/>
+                            </w:rPr>
+                          </w:pPr>
+                          <w:r>
+                            <w:rPr>
+                              <w:rFonts w:ascii="Times New Roman" w:hAnsi="Times New Roman" w:cs="Times New Roman"/>
+                            </w:rPr>
+                            <w:t>Profesori coordonatori:                                                                     Student</w:t>
+                          </w:r>
+                          <w:r>
+                            <w:rPr>
+                              <w:rFonts w:ascii="Times New Roman" w:hAnsi="Times New Roman" w:cs="Times New Roman"/>
+                              <w:lang w:val="en-US"/>
+                            </w:rPr>
+                            <w:t>:</w:t>
+                          </w:r>
+                        </w:p>
+                        <w:p>
+                          <w:pPr>
+                            <w:rPr>
+                              <w:rFonts w:ascii="Times New Roman" w:hAnsi="Times New Roman" w:cs="Times New Roman"/>
+                              <w:lang w:val="en-US"/>
+                            </w:rPr>
+                          </w:pPr>
+                          <w:r>
+                            <w:rPr>
+                              <w:rFonts w:ascii="Times New Roman" w:hAnsi="Times New Roman" w:cs="Times New Roman"/>
+                            </w:rPr>
+                            <w:tab/>
+                            <w:t>Cpt. Ing. SUBAȘU Georgiana</w:t>
+                          </w:r>
+                          <w:r>
+                            <w:rPr>
+                              <w:rFonts w:ascii="Times New Roman" w:hAnsi="Times New Roman" w:cs="Times New Roman"/>
+                            </w:rPr>
+                            <w:tab/>
+                          </w:r>
+                          <w:r>
+                            <w:rPr>
+                              <w:rFonts w:ascii="Times New Roman" w:hAnsi="Times New Roman" w:cs="Times New Roman"/>
+                            </w:rPr>
+                            <w:tab/>
+                          </w:r>
+                          <w:r>
+                            <w:rPr>
+                              <w:rFonts w:ascii="Times New Roman" w:hAnsi="Times New Roman" w:cs="Times New Roman"/>
+                            </w:rPr>
+                            <w:tab/>
+                            <w:t xml:space="preserve">         </w:t>
+                          </w:r>
+                          <w:r>
+                            <w:rPr>
+                              <w:rFonts w:ascii="Times New Roman" w:hAnsi="Times New Roman" w:cs="Times New Roman"/>
+                            </w:rPr>
+                            <w:tab/>
+                            <w:t xml:space="preserve">      </w:t>
+                          </w:r>
+                          <w:proofErr w:type="spellStart"/>
+                          <w:r>
+                            <w:rPr>
+                              <w:rFonts w:ascii="Times New Roman" w:hAnsi="Times New Roman" w:cs="Times New Roman"/>
+                            </w:rPr>
+                            <w:t>S</w:t>
+                          </w:r>
+                          <w:r>
+                            <w:rPr>
+                              <w:rFonts w:ascii="Times New Roman" w:hAnsi="Times New Roman" w:cs="Times New Roman"/>
+                            </w:rPr>
+                            <w:t>d</w:t>
+                          </w:r>
+                          <w:proofErr w:type="spellEnd"/>
+                          <w:r>
+                            <w:rPr>
+                              <w:rFonts w:ascii="Times New Roman" w:hAnsi="Times New Roman" w:cs="Times New Roman"/>
+                            </w:rPr>
+                            <w:t>. Cap. DRĂ</w:t>
+                          </w:r>
+                          <w:r>
+                            <w:rPr>
+                              <w:rFonts w:ascii="Times New Roman" w:hAnsi="Times New Roman" w:cs="Times New Roman"/>
+                              <w:lang w:val="en-US"/>
+                            </w:rPr>
+                            <w:t>GAN Alessia-Ioana</w:t>
+                          </w:r>
+                        </w:p>
+                        <w:p>
+                          <w:pPr>
+                            <w:rPr>
+                              <w:rFonts w:ascii="Times New Roman" w:hAnsi="Times New Roman" w:cs="Times New Roman"/>
+                            </w:rPr>
+                          </w:pPr>
+                          <w:r>
+                            <w:rPr>
+                              <w:rFonts w:ascii="Times New Roman" w:hAnsi="Times New Roman" w:cs="Times New Roman"/>
+                            </w:rPr>
+                            <w:tab/>
+                            <w:t>Cpt. Ing. ROȘU Livia</w:t>
+                          </w:r>
+                        </w:p>
+                        <w:p>
+                          <w:r>
+                            <w:tab/>
+                          </w:r>
+                        </w:p>
+                      </w:txbxContent>
+                    </v:textbox>
+                    <w10:wrap type="square"/>
+                  </v:shape>
+                </w:pict>
+              </mc:Fallback>
+            </mc:AlternateContent>
+          </w:r>
+          <w:r>
+            <w:rPr>
+              <w:rFonts w:ascii="Times New Roman" w:eastAsiaTheme="majorEastAsia" w:hAnsi="Times New Roman" w:cs="Times New Roman"/>
+              <w:color w:val="262626" w:themeColor="text1" w:themeTint="D9"/>
+              <w:kern w:val="0"/>
+              <w:sz w:val="72"/>
+              <w:szCs w:val="72"/>
+              <w:lang w:eastAsia="ro-RO"/>
+              <w14:ligatures w14:val="none"/>
+            </w:rPr>
             <w:br w:type="page"/>
           </w:r>
         </w:p>
@@ -4002,7 +1069,7 @@
           <w:r>
             <w:fldChar w:fldCharType="separate"/>
           </w:r>
-          <w:hyperlink w:anchor="_Toc235386543" w:history="1">
+          <w:hyperlink w:anchor="_Toc235616170" w:history="1">
             <w:r>
               <w:rPr>
                 <w:rStyle w:val="Hyperlink"/>
@@ -4029,7 +1096,7 @@
                 <w:noProof/>
                 <w:webHidden/>
               </w:rPr>
-              <w:instrText xml:space="preserve"> PAGEREF _Toc235386543 \h </w:instrText>
+              <w:instrText xml:space="preserve"> PAGEREF _Toc235616170 \h </w:instrText>
             </w:r>
             <w:r>
               <w:rPr>
@@ -4073,7 +1140,7 @@
               <w:lang w:eastAsia="ro-RO"/>
             </w:rPr>
           </w:pPr>
-          <w:hyperlink w:anchor="_Toc235386544" w:history="1">
+          <w:hyperlink w:anchor="_Toc235616171" w:history="1">
             <w:r>
               <w:rPr>
                 <w:rStyle w:val="Hyperlink"/>
@@ -4115,7 +1182,7 @@
                 <w:noProof/>
                 <w:webHidden/>
               </w:rPr>
-              <w:instrText xml:space="preserve"> PAGEREF _Toc235386544 \h </w:instrText>
+              <w:instrText xml:space="preserve"> PAGEREF _Toc235616171 \h </w:instrText>
             </w:r>
             <w:r>
               <w:rPr>
@@ -4159,7 +1226,7 @@
               <w:lang w:eastAsia="ro-RO"/>
             </w:rPr>
           </w:pPr>
-          <w:hyperlink w:anchor="_Toc235386545" w:history="1">
+          <w:hyperlink w:anchor="_Toc235616172" w:history="1">
             <w:r>
               <w:rPr>
                 <w:rStyle w:val="Hyperlink"/>
@@ -4201,7 +1268,7 @@
                 <w:noProof/>
                 <w:webHidden/>
               </w:rPr>
-              <w:instrText xml:space="preserve"> PAGEREF _Toc235386545 \h </w:instrText>
+              <w:instrText xml:space="preserve"> PAGEREF _Toc235616172 \h </w:instrText>
             </w:r>
             <w:r>
               <w:rPr>
@@ -4244,7 +1311,7 @@
               <w:lang w:eastAsia="ro-RO"/>
             </w:rPr>
           </w:pPr>
-          <w:hyperlink w:anchor="_Toc235386546" w:history="1">
+          <w:hyperlink w:anchor="_Toc235616173" w:history="1">
             <w:r>
               <w:rPr>
                 <w:rStyle w:val="Hyperlink"/>
@@ -4271,7 +1338,7 @@
                 <w:noProof/>
                 <w:webHidden/>
               </w:rPr>
-              <w:instrText xml:space="preserve"> PAGEREF _Toc235386546 \h </w:instrText>
+              <w:instrText xml:space="preserve"> PAGEREF _Toc235616173 \h </w:instrText>
             </w:r>
             <w:r>
               <w:rPr>
@@ -4314,7 +1381,7 @@
               <w:lang w:eastAsia="ro-RO"/>
             </w:rPr>
           </w:pPr>
-          <w:hyperlink w:anchor="_Toc235386547" w:history="1">
+          <w:hyperlink w:anchor="_Toc235616174" w:history="1">
             <w:r>
               <w:rPr>
                 <w:rStyle w:val="Hyperlink"/>
@@ -4341,7 +1408,7 @@
                 <w:noProof/>
                 <w:webHidden/>
               </w:rPr>
-              <w:instrText xml:space="preserve"> PAGEREF _Toc235386547 \h </w:instrText>
+              <w:instrText xml:space="preserve"> PAGEREF _Toc235616174 \h </w:instrText>
             </w:r>
             <w:r>
               <w:rPr>
@@ -4384,7 +1451,7 @@
               <w:lang w:eastAsia="ro-RO"/>
             </w:rPr>
           </w:pPr>
-          <w:hyperlink w:anchor="_Toc235386548" w:history="1">
+          <w:hyperlink w:anchor="_Toc235616175" w:history="1">
             <w:r>
               <w:rPr>
                 <w:rStyle w:val="Hyperlink"/>
@@ -4411,7 +1478,7 @@
                 <w:noProof/>
                 <w:webHidden/>
               </w:rPr>
-              <w:instrText xml:space="preserve"> PAGEREF _Toc235386548 \h </w:instrText>
+              <w:instrText xml:space="preserve"> PAGEREF _Toc235616175 \h </w:instrText>
             </w:r>
             <w:r>
               <w:rPr>
@@ -4454,7 +1521,7 @@
               <w:lang w:eastAsia="ro-RO"/>
             </w:rPr>
           </w:pPr>
-          <w:hyperlink w:anchor="_Toc235386549" w:history="1">
+          <w:hyperlink w:anchor="_Toc235616176" w:history="1">
             <w:r>
               <w:rPr>
                 <w:rStyle w:val="Hyperlink"/>
@@ -4481,7 +1548,7 @@
                 <w:noProof/>
                 <w:webHidden/>
               </w:rPr>
-              <w:instrText xml:space="preserve"> PAGEREF _Toc235386549 \h </w:instrText>
+              <w:instrText xml:space="preserve"> PAGEREF _Toc235616176 \h </w:instrText>
             </w:r>
             <w:r>
               <w:rPr>
@@ -4524,7 +1591,7 @@
               <w:lang w:eastAsia="ro-RO"/>
             </w:rPr>
           </w:pPr>
-          <w:hyperlink w:anchor="_Toc235386550" w:history="1">
+          <w:hyperlink w:anchor="_Toc235616177" w:history="1">
             <w:r>
               <w:rPr>
                 <w:rStyle w:val="Hyperlink"/>
@@ -4551,7 +1618,7 @@
                 <w:noProof/>
                 <w:webHidden/>
               </w:rPr>
-              <w:instrText xml:space="preserve"> PAGEREF _Toc235386550 \h </w:instrText>
+              <w:instrText xml:space="preserve"> PAGEREF _Toc235616177 \h </w:instrText>
             </w:r>
             <w:r>
               <w:rPr>
@@ -4594,7 +1661,7 @@
               <w:lang w:eastAsia="ro-RO"/>
             </w:rPr>
           </w:pPr>
-          <w:hyperlink w:anchor="_Toc235386551" w:history="1">
+          <w:hyperlink w:anchor="_Toc235616178" w:history="1">
             <w:r>
               <w:rPr>
                 <w:rStyle w:val="Hyperlink"/>
@@ -4621,7 +1688,7 @@
                 <w:noProof/>
                 <w:webHidden/>
               </w:rPr>
-              <w:instrText xml:space="preserve"> PAGEREF _Toc235386551 \h </w:instrText>
+              <w:instrText xml:space="preserve"> PAGEREF _Toc235616178 \h </w:instrText>
             </w:r>
             <w:r>
               <w:rPr>
@@ -4664,7 +1731,7 @@
               <w:lang w:eastAsia="ro-RO"/>
             </w:rPr>
           </w:pPr>
-          <w:hyperlink w:anchor="_Toc235386552" w:history="1">
+          <w:hyperlink w:anchor="_Toc235616179" w:history="1">
             <w:r>
               <w:rPr>
                 <w:rStyle w:val="Hyperlink"/>
@@ -4691,7 +1758,7 @@
                 <w:noProof/>
                 <w:webHidden/>
               </w:rPr>
-              <w:instrText xml:space="preserve"> PAGEREF _Toc235386552 \h </w:instrText>
+              <w:instrText xml:space="preserve"> PAGEREF _Toc235616179 \h </w:instrText>
             </w:r>
             <w:r>
               <w:rPr>
@@ -4734,7 +1801,7 @@
               <w:lang w:eastAsia="ro-RO"/>
             </w:rPr>
           </w:pPr>
-          <w:hyperlink w:anchor="_Toc235386553" w:history="1">
+          <w:hyperlink w:anchor="_Toc235616180" w:history="1">
             <w:r>
               <w:rPr>
                 <w:rStyle w:val="Hyperlink"/>
@@ -4761,7 +1828,7 @@
                 <w:noProof/>
                 <w:webHidden/>
               </w:rPr>
-              <w:instrText xml:space="preserve"> PAGEREF _Toc235386553 \h </w:instrText>
+              <w:instrText xml:space="preserve"> PAGEREF _Toc235616180 \h </w:instrText>
             </w:r>
             <w:r>
               <w:rPr>
@@ -4804,7 +1871,7 @@
               <w:lang w:eastAsia="ro-RO"/>
             </w:rPr>
           </w:pPr>
-          <w:hyperlink w:anchor="_Toc235386554" w:history="1">
+          <w:hyperlink w:anchor="_Toc235616181" w:history="1">
             <w:r>
               <w:rPr>
                 <w:rStyle w:val="Hyperlink"/>
@@ -4831,7 +1898,7 @@
                 <w:noProof/>
                 <w:webHidden/>
               </w:rPr>
-              <w:instrText xml:space="preserve"> PAGEREF _Toc235386554 \h </w:instrText>
+              <w:instrText xml:space="preserve"> PAGEREF _Toc235616181 \h </w:instrText>
             </w:r>
             <w:r>
               <w:rPr>
@@ -4874,7 +1941,7 @@
               <w:lang w:eastAsia="ro-RO"/>
             </w:rPr>
           </w:pPr>
-          <w:hyperlink w:anchor="_Toc235386555" w:history="1">
+          <w:hyperlink w:anchor="_Toc235616182" w:history="1">
             <w:r>
               <w:rPr>
                 <w:rStyle w:val="Hyperlink"/>
@@ -4901,7 +1968,7 @@
                 <w:noProof/>
                 <w:webHidden/>
               </w:rPr>
-              <w:instrText xml:space="preserve"> PAGEREF _Toc235386555 \h </w:instrText>
+              <w:instrText xml:space="preserve"> PAGEREF _Toc235616182 \h </w:instrText>
             </w:r>
             <w:r>
               <w:rPr>
@@ -4944,7 +2011,7 @@
               <w:lang w:eastAsia="ro-RO"/>
             </w:rPr>
           </w:pPr>
-          <w:hyperlink w:anchor="_Toc235386556" w:history="1">
+          <w:hyperlink w:anchor="_Toc235616183" w:history="1">
             <w:r>
               <w:rPr>
                 <w:rStyle w:val="Hyperlink"/>
@@ -4971,7 +2038,7 @@
                 <w:noProof/>
                 <w:webHidden/>
               </w:rPr>
-              <w:instrText xml:space="preserve"> PAGEREF _Toc235386556 \h </w:instrText>
+              <w:instrText xml:space="preserve"> PAGEREF _Toc235616183 \h </w:instrText>
             </w:r>
             <w:r>
               <w:rPr>
@@ -4992,6 +2059,76 @@
                 <w:webHidden/>
               </w:rPr>
               <w:t>12</w:t>
+            </w:r>
+            <w:r>
+              <w:rPr>
+                <w:noProof/>
+                <w:webHidden/>
+              </w:rPr>
+              <w:fldChar w:fldCharType="end"/>
+            </w:r>
+          </w:hyperlink>
+        </w:p>
+        <w:p>
+          <w:pPr>
+            <w:pStyle w:val="Cuprins1"/>
+            <w:tabs>
+              <w:tab w:val="right" w:leader="dot" w:pos="9062"/>
+            </w:tabs>
+            <w:rPr>
+              <w:rFonts w:eastAsiaTheme="minorEastAsia"/>
+              <w:noProof/>
+              <w:lang w:eastAsia="ro-RO"/>
+            </w:rPr>
+          </w:pPr>
+          <w:hyperlink w:anchor="_Toc235616184" w:history="1">
+            <w:r>
+              <w:rPr>
+                <w:rStyle w:val="Hyperlink"/>
+                <w:noProof/>
+              </w:rPr>
+              <w:t>Bibliografie</w:t>
+            </w:r>
+            <w:r>
+              <w:rPr>
+                <w:noProof/>
+                <w:webHidden/>
+              </w:rPr>
+              <w:tab/>
+            </w:r>
+            <w:r>
+              <w:rPr>
+                <w:noProof/>
+                <w:webHidden/>
+              </w:rPr>
+              <w:fldChar w:fldCharType="begin"/>
+            </w:r>
+            <w:r>
+              <w:rPr>
+                <w:noProof/>
+                <w:webHidden/>
+              </w:rPr>
+              <w:instrText xml:space="preserve"> PAGEREF _Toc235616184 \h </w:instrText>
+            </w:r>
+            <w:r>
+              <w:rPr>
+                <w:noProof/>
+                <w:webHidden/>
+              </w:rPr>
+            </w:r>
+            <w:r>
+              <w:rPr>
+                <w:noProof/>
+                <w:webHidden/>
+              </w:rPr>
+              <w:fldChar w:fldCharType="separate"/>
+            </w:r>
+            <w:r>
+              <w:rPr>
+                <w:noProof/>
+                <w:webHidden/>
+              </w:rPr>
+              <w:t>13</w:t>
             </w:r>
             <w:r>
               <w:rPr>
@@ -5036,7 +2173,7 @@
         <w:pStyle w:val="Titlu1"/>
         <w:jc w:val="center"/>
       </w:pPr>
-      <w:bookmarkStart w:id="0" w:name="_Toc235386543"/>
+      <w:bookmarkStart w:id="0" w:name="_Toc235616170"/>
       <w:r>
         <w:t>Capitolul 1: Introducere</w:t>
       </w:r>
@@ -5211,7 +2348,7 @@
         </w:numPr>
         <w:jc w:val="center"/>
       </w:pPr>
-      <w:bookmarkStart w:id="1" w:name="_Toc235386544"/>
+      <w:bookmarkStart w:id="1" w:name="_Toc235616171"/>
       <w:r>
         <w:t>Obiectivele Proiectului</w:t>
       </w:r>
@@ -5334,7 +2471,7 @@
         </w:numPr>
         <w:jc w:val="center"/>
       </w:pPr>
-      <w:bookmarkStart w:id="2" w:name="_Toc235386545"/>
+      <w:bookmarkStart w:id="2" w:name="_Toc235616172"/>
       <w:r>
         <w:t>Publicul Țintă</w:t>
       </w:r>
@@ -5375,7 +2512,7 @@
         <w:pStyle w:val="Titlu2"/>
         <w:jc w:val="center"/>
       </w:pPr>
-      <w:bookmarkStart w:id="3" w:name="_Toc235386546"/>
+      <w:bookmarkStart w:id="3" w:name="_Toc235616173"/>
       <w:r>
         <w:t>1.3. Mediul de lucru și tehnologiile folosite</w:t>
       </w:r>
@@ -5700,7 +2837,7 @@
         <w:pStyle w:val="Titlu1"/>
         <w:jc w:val="center"/>
       </w:pPr>
-      <w:bookmarkStart w:id="4" w:name="_Toc235386547"/>
+      <w:bookmarkStart w:id="4" w:name="_Toc235616174"/>
       <w:r>
         <w:t>Capitolul 2: Specificarea Formatului și Analiza Sintactică</w:t>
       </w:r>
@@ -5715,7 +2852,7 @@
         <w:pStyle w:val="Titlu2"/>
         <w:jc w:val="center"/>
       </w:pPr>
-      <w:bookmarkStart w:id="5" w:name="_Toc235386548"/>
+      <w:bookmarkStart w:id="5" w:name="_Toc235616175"/>
       <w:r>
         <w:t>2.1. Formatul fișierului de definire a formularului (.</w:t>
       </w:r>
@@ -6107,7 +3244,6 @@
           <w:b/>
           <w:bCs/>
         </w:rPr>
-        <w:lastRenderedPageBreak/>
         <w:t>Tipuri de câmpuri disponibile</w:t>
       </w:r>
     </w:p>
@@ -6780,7 +3916,7 @@
         <w:pStyle w:val="Titlu2"/>
         <w:jc w:val="center"/>
       </w:pPr>
-      <w:bookmarkStart w:id="6" w:name="_Toc235386549"/>
+      <w:bookmarkStart w:id="6" w:name="_Toc235616176"/>
       <w:r>
         <w:t xml:space="preserve">2.2. Logica și funcționarea </w:t>
       </w:r>
@@ -7072,7 +4208,7 @@
                     <pic:cNvPicPr/>
                   </pic:nvPicPr>
                   <pic:blipFill>
-                    <a:blip r:embed="rId9"/>
+                    <a:blip r:embed="rId11"/>
                     <a:stretch>
                       <a:fillRect/>
                     </a:stretch>
@@ -7099,7 +4235,7 @@
         <w:pStyle w:val="Titlu2"/>
         <w:jc w:val="center"/>
       </w:pPr>
-      <w:bookmarkStart w:id="7" w:name="_Toc235386550"/>
+      <w:bookmarkStart w:id="7" w:name="_Toc235616177"/>
       <w:r>
         <w:t xml:space="preserve">2.3. Controlul Fluxului de Date și Gestiunea Rutelor în </w:t>
       </w:r>
@@ -7168,7 +4304,7 @@
     </w:p>
     <w:p>
       <w:pPr>
-        <w:ind w:firstLine="360"/>
+        <w:ind w:firstLine="708"/>
         <w:jc w:val="both"/>
       </w:pPr>
       <w:r>
@@ -7586,7 +4722,7 @@
                     <pic:cNvPicPr/>
                   </pic:nvPicPr>
                   <pic:blipFill>
-                    <a:blip r:embed="rId10"/>
+                    <a:blip r:embed="rId12"/>
                     <a:stretch>
                       <a:fillRect/>
                     </a:stretch>
@@ -7642,7 +4778,7 @@
                     <pic:cNvPicPr/>
                   </pic:nvPicPr>
                   <pic:blipFill>
-                    <a:blip r:embed="rId11"/>
+                    <a:blip r:embed="rId13"/>
                     <a:stretch>
                       <a:fillRect/>
                     </a:stretch>
@@ -7678,7 +4814,7 @@
         <w:pStyle w:val="Titlu2"/>
         <w:jc w:val="center"/>
       </w:pPr>
-      <w:bookmarkStart w:id="8" w:name="_Toc235386551"/>
+      <w:bookmarkStart w:id="8" w:name="_Toc235616178"/>
       <w:r>
         <w:t>2.4. Managementul Bazei de Date (</w:t>
       </w:r>
@@ -7726,7 +4862,7 @@
     </w:p>
     <w:p>
       <w:pPr>
-        <w:ind w:firstLine="360"/>
+        <w:ind w:firstLine="644"/>
         <w:jc w:val="both"/>
         <w:rPr>
           <w:rFonts w:ascii="Times New Roman" w:hAnsi="Times New Roman" w:cs="Times New Roman"/>
@@ -7822,7 +4958,7 @@
                     <pic:cNvPicPr/>
                   </pic:nvPicPr>
                   <pic:blipFill>
-                    <a:blip r:embed="rId12"/>
+                    <a:blip r:embed="rId14"/>
                     <a:stretch>
                       <a:fillRect/>
                     </a:stretch>
@@ -7996,7 +5132,7 @@
         <w:pStyle w:val="Titlu2"/>
         <w:jc w:val="center"/>
       </w:pPr>
-      <w:bookmarkStart w:id="9" w:name="_Toc235386552"/>
+      <w:bookmarkStart w:id="9" w:name="_Toc235616179"/>
       <w:r>
         <w:t>2.5. Motorul de Generare și Export PDF (</w:t>
       </w:r>
@@ -8058,7 +5194,7 @@
     </w:p>
     <w:p>
       <w:pPr>
-        <w:ind w:firstLine="360"/>
+        <w:ind w:firstLine="708"/>
         <w:jc w:val="both"/>
         <w:rPr>
           <w:rFonts w:ascii="Times New Roman" w:hAnsi="Times New Roman" w:cs="Times New Roman"/>
@@ -8447,7 +5583,7 @@
                     <pic:cNvPicPr/>
                   </pic:nvPicPr>
                   <pic:blipFill>
-                    <a:blip r:embed="rId13"/>
+                    <a:blip r:embed="rId15"/>
                     <a:stretch>
                       <a:fillRect/>
                     </a:stretch>
@@ -8488,7 +5624,7 @@
         <w:pStyle w:val="Titlu1"/>
         <w:jc w:val="center"/>
       </w:pPr>
-      <w:bookmarkStart w:id="10" w:name="_Toc235386553"/>
+      <w:bookmarkStart w:id="10" w:name="_Toc235616180"/>
       <w:r>
         <w:lastRenderedPageBreak/>
         <w:t>Capitolul 3: Ghid de Rulare, Utilizare și Extensibilitate a Aplicației</w:t>
@@ -8501,7 +5637,7 @@
         <w:pStyle w:val="Titlu2"/>
         <w:jc w:val="center"/>
       </w:pPr>
-      <w:bookmarkStart w:id="11" w:name="_Toc235386554"/>
+      <w:bookmarkStart w:id="11" w:name="_Toc235616181"/>
       <w:r>
         <w:t>3.1. Instalare și Lansare în Execuție</w:t>
       </w:r>
@@ -8675,15 +5811,33 @@
         <w:rPr>
           <w:rFonts w:ascii="Times New Roman" w:hAnsi="Times New Roman" w:cs="Times New Roman"/>
         </w:rPr>
-        <w:t xml:space="preserve"> web și accesează adresa locală: http://127.0.0.1:5000/</w:t>
-      </w:r>
+        <w:t xml:space="preserve"> web și accesează adresa locală: </w:t>
+      </w:r>
+      <w:hyperlink r:id="rId16" w:history="1">
+        <w:r>
+          <w:rPr>
+            <w:rStyle w:val="Hyperlink"/>
+            <w:rFonts w:ascii="Times New Roman" w:hAnsi="Times New Roman" w:cs="Times New Roman"/>
+          </w:rPr>
+          <w:t>http://127.0.0.1:5000/</w:t>
+        </w:r>
+      </w:hyperlink>
+    </w:p>
+    <w:p>
+      <w:pPr>
+        <w:ind w:firstLine="708"/>
+        <w:jc w:val="both"/>
+        <w:rPr>
+          <w:rFonts w:ascii="Times New Roman" w:hAnsi="Times New Roman" w:cs="Times New Roman"/>
+        </w:rPr>
+      </w:pPr>
     </w:p>
     <w:p>
       <w:pPr>
         <w:pStyle w:val="Titlu2"/>
         <w:jc w:val="center"/>
       </w:pPr>
-      <w:bookmarkStart w:id="12" w:name="_Toc235386555"/>
+      <w:bookmarkStart w:id="12" w:name="_Toc235616182"/>
       <w:r>
         <w:t>3.2. Ghidul Elementelor din Interfață</w:t>
       </w:r>
@@ -9025,7 +6179,6 @@
           <w:b/>
           <w:bCs/>
         </w:rPr>
-        <w:lastRenderedPageBreak/>
         <w:t>Butonul „Descarcă PDF”:</w:t>
       </w:r>
     </w:p>
@@ -9138,12 +6291,13 @@
         <w:pStyle w:val="Titlu2"/>
         <w:jc w:val="center"/>
       </w:pPr>
-      <w:bookmarkStart w:id="13" w:name="_Toc235386556"/>
+      <w:bookmarkStart w:id="13" w:name="_Toc235616183"/>
       <w:r>
         <w:t>3.3. Portabilitatea și Adaptarea Sistemului</w:t>
       </w:r>
       <w:bookmarkEnd w:id="13"/>
     </w:p>
+    <w:p/>
     <w:p>
       <w:pPr>
         <w:ind w:firstLine="708"/>
@@ -9542,10 +6696,11 @@
         <w:pStyle w:val="Titlu1"/>
         <w:jc w:val="center"/>
       </w:pPr>
-      <w:r>
-        <w:lastRenderedPageBreak/>
+      <w:bookmarkStart w:id="14" w:name="_Toc235616184"/>
+      <w:r>
         <w:t>Bibliografie</w:t>
       </w:r>
+      <w:bookmarkEnd w:id="14"/>
     </w:p>
     <w:p/>
     <w:p>
@@ -10245,8 +7400,9 @@
       </w:r>
     </w:p>
     <w:sectPr>
-      <w:headerReference w:type="default" r:id="rId14"/>
-      <w:footerReference w:type="default" r:id="rId15"/>
+      <w:headerReference w:type="default" r:id="rId17"/>
+      <w:footerReference w:type="default" r:id="rId18"/>
+      <w:footerReference w:type="first" r:id="rId19"/>
       <w:pgSz w:w="11906" w:h="16838"/>
       <w:pgMar w:top="1417" w:right="1417" w:bottom="1417" w:left="1417" w:header="708" w:footer="708" w:gutter="0"/>
       <w:pgNumType w:start="0"/>
@@ -10298,6 +7454,26 @@
     <w:pPr>
       <w:pStyle w:val="Subsol"/>
     </w:pPr>
+  </w:p>
+</w:ftr>
+</file>
+
+<file path=word/footer2.xml><?xml version="1.0" encoding="utf-8"?>
+<w:ftr xmlns:wpc="http://schemas.microsoft.com/office/word/2010/wordprocessingCanvas" xmlns:cx="http://schemas.microsoft.com/office/drawing/2014/chartex" xmlns:cx1="http://schemas.microsoft.com/office/drawing/2015/9/8/chartex" xmlns:cx2="http://schemas.microsoft.com/office/drawing/2015/10/21/chartex" xmlns:cx3="http://schemas.microsoft.com/office/drawing/2016/5/9/chartex" xmlns:cx4="http://schemas.microsoft.com/office/drawing/2016/5/10/chartex" xmlns:cx5="http://schemas.microsoft.com/office/drawing/2016/5/11/chartex" xmlns:cx6="http://schemas.microsoft.com/office/drawing/2016/5/12/chartex" xmlns:cx7="http://schemas.microsoft.com/office/drawing/2016/5/13/chartex" xmlns:cx8="http://schemas.microsoft.com/office/drawing/2016/5/14/chartex" xmlns:mc="http://schemas.openxmlformats.org/markup-compatibility/2006" xmlns:aink="http://schemas.microsoft.com/office/drawing/2016/ink" xmlns:am3d="http://schemas.microsoft.com/office/drawing/2017/model3d" xmlns:o="urn:schemas-microsoft-com:office:office" xmlns:oel="http://schemas.microsoft.com/office/2019/extlst" xmlns:r="http://schemas.openxmlformats.org/officeDocument/2006/relationships" xmlns:m="http://schemas.openxmlformats.org/officeDocument/2006/math" xmlns:v="urn:schemas-microsoft-com:vml" xmlns:wp14="http://schemas.microsoft.com/office/word/2010/wordprocessingDrawing" xmlns:wp="http://schemas.openxmlformats.org/drawingml/2006/wordprocessingDrawing" xmlns:w10="urn:schemas-microsoft-com:office:word" xmlns:w="http://schemas.openxmlformats.org/wordprocessingml/2006/main" xmlns:w14="http://schemas.microsoft.com/office/word/2010/wordml" xmlns:w15="http://schemas.microsoft.com/office/word/2012/wordml" xmlns:w16cex="http://schemas.microsoft.com/office/word/2018/wordml/cex" xmlns:w16cid="http://schemas.microsoft.com/office/word/2016/wordml/cid" xmlns:w16="http://schemas.microsoft.com/office/word/2018/wordml" xmlns:w16du="http://schemas.microsoft.com/office/word/2023/wordml/word16du" xmlns:w16sdtdh="http://schemas.microsoft.com/office/word/2020/wordml/sdtdatahash" xmlns:w16sdtfl="http://schemas.microsoft.com/office/word/2024/wordml/sdtformatlock" xmlns:w16se="http://schemas.microsoft.com/office/word/2015/wordml/symex" xmlns:wpg="http://schemas.microsoft.com/office/word/2010/wordprocessingGroup" xmlns:wpi="http://schemas.microsoft.com/office/word/2010/wordprocessingInk" xmlns:wne="http://schemas.microsoft.com/office/word/2006/wordml" xmlns:wps="http://schemas.microsoft.com/office/word/2010/wordprocessingShape" mc:Ignorable="w14 w15 w16se w16cid w16 w16cex w16sdtdh w16sdtfl w16du wp14">
+  <w:p>
+    <w:pPr>
+      <w:pStyle w:val="Subsol"/>
+      <w:jc w:val="center"/>
+      <w:rPr>
+        <w:lang w:val="en-US"/>
+      </w:rPr>
+    </w:pPr>
+    <w:r>
+      <w:rPr>
+        <w:lang w:val="en-US"/>
+      </w:rPr>
+      <w:t>2026</w:t>
+    </w:r>
   </w:p>
 </w:ftr>
 </file>
@@ -11411,11 +8587,12 @@
   <w:abstractNum w:abstractNumId="7" w15:restartNumberingAfterBreak="0">
     <w:nsid w:val="34CB7C53"/>
     <w:multiLevelType w:val="multilevel"/>
-    <w:tmpl w:val="839A09BC"/>
+    <w:tmpl w:val="F68043B6"/>
     <w:lvl w:ilvl="0">
       <w:start w:val="1"/>
       <w:numFmt w:val="bullet"/>
       <w:lvlText w:val=""/>
+      <w:lvlPicBulletId w:val="0"/>
       <w:lvlJc w:val="left"/>
       <w:pPr>
         <w:tabs>
@@ -13643,7 +10820,6 @@
   <w:style w:type="character" w:default="1" w:styleId="Fontdeparagrafimplicit">
     <w:name w:val="Default Paragraph Font"/>
     <w:uiPriority w:val="1"/>
-    <w:semiHidden/>
     <w:unhideWhenUsed/>
   </w:style>
   <w:style w:type="table" w:default="1" w:styleId="TabelNormal">
@@ -14465,6 +11641,18 @@
       <w:u w:val="single"/>
     </w:rPr>
   </w:style>
+  <w:style w:type="character" w:styleId="MeniuneNerezolvat">
+    <w:name w:val="Unresolved Mention"/>
+    <w:basedOn w:val="Fontdeparagrafimplicit"/>
+    <w:uiPriority w:val="99"/>
+    <w:semiHidden/>
+    <w:unhideWhenUsed/>
+    <w:rsid w:val="00857E5F"/>
+    <w:rPr>
+      <w:color w:val="605E5C"/>
+      <w:shd w:val="clear" w:color="auto" w:fill="E1DFDD"/>
+    </w:rPr>
+  </w:style>
 </w:styles>
 </file>
 
